--- a/7. Project Documentation/Project Executable Files.docx
+++ b/7. Project Documentation/Project Executable Files.docx
@@ -237,11 +237,19 @@
             <w:pPr>
               <w:ind w:left="14"/>
             </w:pPr>
-            <w:r>
-              <w:rPr>
-                <w:rFonts w:ascii="Times New Roman" w:eastAsia="Times New Roman" w:hAnsi="Times New Roman" w:cs="Times New Roman"/>
-              </w:rPr>
-              <w:t xml:space="preserve">OptiCrop: Smart Agricultural Production Optimization Engine </w:t>
+            <w:proofErr w:type="spellStart"/>
+            <w:r>
+              <w:rPr>
+                <w:rFonts w:ascii="Times New Roman" w:eastAsia="Times New Roman" w:hAnsi="Times New Roman" w:cs="Times New Roman"/>
+              </w:rPr>
+              <w:t>OptiCrop</w:t>
+            </w:r>
+            <w:proofErr w:type="spellEnd"/>
+            <w:r>
+              <w:rPr>
+                <w:rFonts w:ascii="Times New Roman" w:eastAsia="Times New Roman" w:hAnsi="Times New Roman" w:cs="Times New Roman"/>
+              </w:rPr>
+              <w:t xml:space="preserve">: Smart Agricultural Production Optimization Engine </w:t>
             </w:r>
           </w:p>
         </w:tc>
@@ -358,7 +366,25 @@
           <w:sz w:val="44"/>
           <w:szCs w:val="44"/>
         </w:rPr>
-        <w:t xml:space="preserve">This section requires submission of all executable and deployable files for your project. Ensure all files are properly organized, named, and uploaded to the specified submission platform.The evaluator must be able to run or deploy your solution using the provided files and instructions. </w:t>
+        <w:t xml:space="preserve">This section requires submission of all executable and deployable files for your project. Ensure all files are properly organized, named, and uploaded to the specified submission </w:t>
+      </w:r>
+      <w:proofErr w:type="spellStart"/>
+      <w:r>
+        <w:rPr>
+          <w:rFonts w:ascii="Arial" w:eastAsia="Arial" w:hAnsi="Arial" w:cs="Arial"/>
+          <w:sz w:val="44"/>
+          <w:szCs w:val="44"/>
+        </w:rPr>
+        <w:t>platform.The</w:t>
+      </w:r>
+      <w:proofErr w:type="spellEnd"/>
+      <w:r>
+        <w:rPr>
+          <w:rFonts w:ascii="Arial" w:eastAsia="Arial" w:hAnsi="Arial" w:cs="Arial"/>
+          <w:sz w:val="44"/>
+          <w:szCs w:val="44"/>
+        </w:rPr>
+        <w:t xml:space="preserve"> evaluator must be able to run or deploy your solution using the provided files and instructions. </w:t>
       </w:r>
       <w:r>
         <w:rPr>
@@ -427,13 +453,23 @@
             <w:pPr>
               <w:ind w:left="137"/>
             </w:pPr>
+            <w:proofErr w:type="spellStart"/>
             <w:r>
               <w:rPr>
                 <w:rFonts w:ascii="Arial" w:eastAsia="Arial" w:hAnsi="Arial" w:cs="Arial"/>
                 <w:b/>
                 <w:sz w:val="24"/>
               </w:rPr>
-              <w:t xml:space="preserve">S.No </w:t>
+              <w:t>S.No</w:t>
+            </w:r>
+            <w:proofErr w:type="spellEnd"/>
+            <w:r>
+              <w:rPr>
+                <w:rFonts w:ascii="Arial" w:eastAsia="Arial" w:hAnsi="Arial" w:cs="Arial"/>
+                <w:b/>
+                <w:sz w:val="24"/>
+              </w:rPr>
+              <w:t xml:space="preserve"> </w:t>
             </w:r>
             <w:r>
               <w:t xml:space="preserve"> </w:t>
@@ -816,7 +852,23 @@
                 <w:rFonts w:ascii="Arial" w:eastAsia="Arial" w:hAnsi="Arial" w:cs="Arial"/>
                 <w:sz w:val="24"/>
               </w:rPr>
-              <w:t xml:space="preserve">requirements.txt / package.json / dependency file </w:t>
+              <w:t xml:space="preserve">requirements.txt / </w:t>
+            </w:r>
+            <w:proofErr w:type="spellStart"/>
+            <w:r>
+              <w:rPr>
+                <w:rFonts w:ascii="Arial" w:eastAsia="Arial" w:hAnsi="Arial" w:cs="Arial"/>
+                <w:sz w:val="24"/>
+              </w:rPr>
+              <w:t>package.json</w:t>
+            </w:r>
+            <w:proofErr w:type="spellEnd"/>
+            <w:r>
+              <w:rPr>
+                <w:rFonts w:ascii="Arial" w:eastAsia="Arial" w:hAnsi="Arial" w:cs="Arial"/>
+                <w:sz w:val="24"/>
+              </w:rPr>
+              <w:t xml:space="preserve"> / dependency file </w:t>
             </w:r>
             <w:r>
               <w:t xml:space="preserve"> </w:t>
@@ -999,7 +1051,23 @@
                 <w:rFonts w:ascii="Times New Roman" w:eastAsia="Times New Roman" w:hAnsi="Times New Roman" w:cs="Times New Roman"/>
                 <w:sz w:val="24"/>
               </w:rPr>
-              <w:t>database used; CSV dataset + model.pkl file storage instead</w:t>
+              <w:t xml:space="preserve">database used; CSV dataset + </w:t>
+            </w:r>
+            <w:proofErr w:type="spellStart"/>
+            <w:r>
+              <w:rPr>
+                <w:rFonts w:ascii="Times New Roman" w:eastAsia="Times New Roman" w:hAnsi="Times New Roman" w:cs="Times New Roman"/>
+                <w:sz w:val="24"/>
+              </w:rPr>
+              <w:t>model.pkl</w:t>
+            </w:r>
+            <w:proofErr w:type="spellEnd"/>
+            <w:r>
+              <w:rPr>
+                <w:rFonts w:ascii="Times New Roman" w:eastAsia="Times New Roman" w:hAnsi="Times New Roman" w:cs="Times New Roman"/>
+                <w:sz w:val="24"/>
+              </w:rPr>
+              <w:t xml:space="preserve"> file storage instead</w:t>
             </w:r>
             <w:r>
               <w:t xml:space="preserve"> </w:t>
@@ -1074,7 +1142,23 @@
                 <w:rFonts w:ascii="Arial" w:eastAsia="Arial" w:hAnsi="Arial" w:cs="Arial"/>
                 <w:sz w:val="24"/>
               </w:rPr>
-              <w:t xml:space="preserve">Environment  configuration file (.env.example similar) </w:t>
+              <w:t>Environment  configuration file (.</w:t>
+            </w:r>
+            <w:proofErr w:type="spellStart"/>
+            <w:r>
+              <w:rPr>
+                <w:rFonts w:ascii="Arial" w:eastAsia="Arial" w:hAnsi="Arial" w:cs="Arial"/>
+                <w:sz w:val="24"/>
+              </w:rPr>
+              <w:t>env.example</w:t>
+            </w:r>
+            <w:proofErr w:type="spellEnd"/>
+            <w:r>
+              <w:rPr>
+                <w:rFonts w:ascii="Arial" w:eastAsia="Arial" w:hAnsi="Arial" w:cs="Arial"/>
+                <w:sz w:val="24"/>
+              </w:rPr>
+              <w:t xml:space="preserve"> similar) </w:t>
             </w:r>
             <w:r>
               <w:t xml:space="preserve"> </w:t>
@@ -1428,12 +1512,21 @@
                 <w:sz w:val="24"/>
               </w:rPr>
             </w:pPr>
-            <w:r>
-              <w:rPr>
-                <w:rFonts w:ascii="Arial" w:eastAsia="Arial" w:hAnsi="Arial" w:cs="Arial"/>
-                <w:sz w:val="24"/>
-              </w:rPr>
-              <w:t xml:space="preserve">Dockerfile / Containerization config (if applicable) </w:t>
+            <w:proofErr w:type="spellStart"/>
+            <w:r>
+              <w:rPr>
+                <w:rFonts w:ascii="Arial" w:eastAsia="Arial" w:hAnsi="Arial" w:cs="Arial"/>
+                <w:sz w:val="24"/>
+              </w:rPr>
+              <w:t>Dockerfile</w:t>
+            </w:r>
+            <w:proofErr w:type="spellEnd"/>
+            <w:r>
+              <w:rPr>
+                <w:rFonts w:ascii="Arial" w:eastAsia="Arial" w:hAnsi="Arial" w:cs="Arial"/>
+                <w:sz w:val="24"/>
+              </w:rPr>
+              <w:t xml:space="preserve"> / Containerization config (if applicable) </w:t>
             </w:r>
             <w:r>
               <w:t xml:space="preserve"> </w:t>
@@ -1927,7 +2020,15 @@
                 <w:b/>
                 <w:sz w:val="24"/>
               </w:rPr>
-              <w:t xml:space="preserve">Login  Credentials </w:t>
+              <w:t>Login Credentials</w:t>
+            </w:r>
+            <w:r>
+              <w:rPr>
+                <w:rFonts w:ascii="Arial" w:eastAsia="Arial" w:hAnsi="Arial" w:cs="Arial"/>
+                <w:b/>
+                <w:sz w:val="24"/>
+              </w:rPr>
+              <w:t xml:space="preserve"> </w:t>
             </w:r>
           </w:p>
           <w:p>
@@ -2052,7 +2153,23 @@
                 <w:rFonts w:ascii="Arial" w:eastAsia="Arial" w:hAnsi="Arial" w:cs="Arial"/>
                 <w:sz w:val="24"/>
               </w:rPr>
-              <w:t xml:space="preserve">[e.g., Render, Vercel, AWS, Heroku, Azure] </w:t>
+              <w:t xml:space="preserve">[e.g., Render, </w:t>
+            </w:r>
+            <w:proofErr w:type="spellStart"/>
+            <w:r>
+              <w:rPr>
+                <w:rFonts w:ascii="Arial" w:eastAsia="Arial" w:hAnsi="Arial" w:cs="Arial"/>
+                <w:sz w:val="24"/>
+              </w:rPr>
+              <w:t>Vercel</w:t>
+            </w:r>
+            <w:proofErr w:type="spellEnd"/>
+            <w:r>
+              <w:rPr>
+                <w:rFonts w:ascii="Arial" w:eastAsia="Arial" w:hAnsi="Arial" w:cs="Arial"/>
+                <w:sz w:val="24"/>
+              </w:rPr>
+              <w:t xml:space="preserve">, AWS, Heroku, Azure] </w:t>
             </w:r>
             <w:r>
               <w:t xml:space="preserve"> </w:t>
@@ -2111,6 +2228,9 @@
             </w:r>
             <w:r>
               <w:t xml:space="preserve"> </w:t>
+            </w:r>
+            <w:r>
+              <w:t>https://github.com/Hari-06-Prakash/OptiCrop-Project-Submission</w:t>
             </w:r>
           </w:p>
         </w:tc>
@@ -2239,7 +2359,23 @@
           <w:rFonts w:ascii="Times New Roman" w:eastAsia="Times New Roman" w:hAnsi="Times New Roman" w:cs="Times New Roman"/>
           <w:sz w:val="24"/>
         </w:rPr>
-        <w:t xml:space="preserve"> Python 3.x, pip, Anaconda Navigator (recommended) or virtualenv </w:t>
+        <w:t xml:space="preserve"> Python 3.x, pip, Anaconda Navigator (recommended) or </w:t>
+      </w:r>
+      <w:proofErr w:type="spellStart"/>
+      <w:r>
+        <w:rPr>
+          <w:rFonts w:ascii="Times New Roman" w:eastAsia="Times New Roman" w:hAnsi="Times New Roman" w:cs="Times New Roman"/>
+          <w:sz w:val="24"/>
+        </w:rPr>
+        <w:t>virtualenv</w:t>
+      </w:r>
+      <w:proofErr w:type="spellEnd"/>
+      <w:r>
+        <w:rPr>
+          <w:rFonts w:ascii="Times New Roman" w:eastAsia="Times New Roman" w:hAnsi="Times New Roman" w:cs="Times New Roman"/>
+          <w:sz w:val="24"/>
+        </w:rPr>
+        <w:t xml:space="preserve"> </w:t>
       </w:r>
     </w:p>
     <w:p>
@@ -2256,7 +2392,23 @@
           <w:rFonts w:ascii="Times New Roman" w:eastAsia="Times New Roman" w:hAnsi="Times New Roman" w:cs="Times New Roman"/>
           <w:sz w:val="24"/>
         </w:rPr>
-        <w:t xml:space="preserve">Clone the repository: git clone &lt;repository-url&gt; </w:t>
+        <w:t>Clone the repository: git clone &lt;repository-</w:t>
+      </w:r>
+      <w:proofErr w:type="spellStart"/>
+      <w:r>
+        <w:rPr>
+          <w:rFonts w:ascii="Times New Roman" w:eastAsia="Times New Roman" w:hAnsi="Times New Roman" w:cs="Times New Roman"/>
+          <w:sz w:val="24"/>
+        </w:rPr>
+        <w:t>url</w:t>
+      </w:r>
+      <w:proofErr w:type="spellEnd"/>
+      <w:r>
+        <w:rPr>
+          <w:rFonts w:ascii="Times New Roman" w:eastAsia="Times New Roman" w:hAnsi="Times New Roman" w:cs="Times New Roman"/>
+          <w:sz w:val="24"/>
+        </w:rPr>
+        <w:t xml:space="preserve">&gt; </w:t>
       </w:r>
     </w:p>
     <w:p>
@@ -2273,7 +2425,23 @@
           <w:rFonts w:ascii="Times New Roman" w:eastAsia="Times New Roman" w:hAnsi="Times New Roman" w:cs="Times New Roman"/>
           <w:sz w:val="24"/>
         </w:rPr>
-        <w:t xml:space="preserve">Navigate to the project folder: cd OptiCrop </w:t>
+        <w:t xml:space="preserve">Navigate to the project folder: cd </w:t>
+      </w:r>
+      <w:proofErr w:type="spellStart"/>
+      <w:r>
+        <w:rPr>
+          <w:rFonts w:ascii="Times New Roman" w:eastAsia="Times New Roman" w:hAnsi="Times New Roman" w:cs="Times New Roman"/>
+          <w:sz w:val="24"/>
+        </w:rPr>
+        <w:t>OptiCrop</w:t>
+      </w:r>
+      <w:proofErr w:type="spellEnd"/>
+      <w:r>
+        <w:rPr>
+          <w:rFonts w:ascii="Times New Roman" w:eastAsia="Times New Roman" w:hAnsi="Times New Roman" w:cs="Times New Roman"/>
+          <w:sz w:val="24"/>
+        </w:rPr>
+        <w:t xml:space="preserve"> </w:t>
       </w:r>
     </w:p>
     <w:p>
@@ -2307,7 +2475,23 @@
           <w:rFonts w:ascii="Times New Roman" w:eastAsia="Times New Roman" w:hAnsi="Times New Roman" w:cs="Times New Roman"/>
           <w:sz w:val="24"/>
         </w:rPr>
-        <w:t xml:space="preserve">Ensure model.pkl is present in the /model folder </w:t>
+        <w:t xml:space="preserve">Ensure </w:t>
+      </w:r>
+      <w:proofErr w:type="spellStart"/>
+      <w:r>
+        <w:rPr>
+          <w:rFonts w:ascii="Times New Roman" w:eastAsia="Times New Roman" w:hAnsi="Times New Roman" w:cs="Times New Roman"/>
+          <w:sz w:val="24"/>
+        </w:rPr>
+        <w:t>model.pkl</w:t>
+      </w:r>
+      <w:proofErr w:type="spellEnd"/>
+      <w:r>
+        <w:rPr>
+          <w:rFonts w:ascii="Times New Roman" w:eastAsia="Times New Roman" w:hAnsi="Times New Roman" w:cs="Times New Roman"/>
+          <w:sz w:val="24"/>
+        </w:rPr>
+        <w:t xml:space="preserve"> is present in the /model folder </w:t>
       </w:r>
     </w:p>
     <w:p>
@@ -2413,13 +2597,23 @@
                 <w:sz w:val="24"/>
               </w:rPr>
             </w:pPr>
+            <w:proofErr w:type="spellStart"/>
             <w:r>
               <w:rPr>
                 <w:rFonts w:ascii="Arial" w:eastAsia="Arial" w:hAnsi="Arial" w:cs="Arial"/>
                 <w:b/>
                 <w:sz w:val="24"/>
               </w:rPr>
-              <w:t xml:space="preserve">S.No </w:t>
+              <w:t>S.No</w:t>
+            </w:r>
+            <w:proofErr w:type="spellEnd"/>
+            <w:r>
+              <w:rPr>
+                <w:rFonts w:ascii="Arial" w:eastAsia="Arial" w:hAnsi="Arial" w:cs="Arial"/>
+                <w:b/>
+                <w:sz w:val="24"/>
+              </w:rPr>
+              <w:t xml:space="preserve"> </w:t>
             </w:r>
             <w:r>
               <w:t xml:space="preserve"> </w:t>
@@ -2572,7 +2766,23 @@
                 <w:rFonts w:ascii="Times New Roman" w:eastAsia="Times New Roman" w:hAnsi="Times New Roman" w:cs="Times New Roman"/>
                 <w:sz w:val="24"/>
               </w:rPr>
-              <w:t xml:space="preserve">Plan to deploy using Gunicorn + Nginx or a cloud platform </w:t>
+              <w:t xml:space="preserve">Plan to deploy using </w:t>
+            </w:r>
+            <w:proofErr w:type="spellStart"/>
+            <w:r>
+              <w:rPr>
+                <w:rFonts w:ascii="Times New Roman" w:eastAsia="Times New Roman" w:hAnsi="Times New Roman" w:cs="Times New Roman"/>
+                <w:sz w:val="24"/>
+              </w:rPr>
+              <w:t>Gunicorn</w:t>
+            </w:r>
+            <w:proofErr w:type="spellEnd"/>
+            <w:r>
+              <w:rPr>
+                <w:rFonts w:ascii="Times New Roman" w:eastAsia="Times New Roman" w:hAnsi="Times New Roman" w:cs="Times New Roman"/>
+                <w:sz w:val="24"/>
+              </w:rPr>
+              <w:t xml:space="preserve"> + Nginx or a cloud platform </w:t>
             </w:r>
           </w:p>
           <w:p>
@@ -2722,7 +2932,23 @@
                 <w:rFonts w:ascii="Times New Roman" w:eastAsia="Times New Roman" w:hAnsi="Times New Roman" w:cs="Times New Roman"/>
                 <w:sz w:val="24"/>
               </w:rPr>
-              <w:t xml:space="preserve"> Model trained on a fixed dataset; does not autoupdate with new agricultural data</w:t>
+              <w:t xml:space="preserve"> Model trained on a fixed dataset; does not </w:t>
+            </w:r>
+            <w:proofErr w:type="spellStart"/>
+            <w:r>
+              <w:rPr>
+                <w:rFonts w:ascii="Times New Roman" w:eastAsia="Times New Roman" w:hAnsi="Times New Roman" w:cs="Times New Roman"/>
+                <w:sz w:val="24"/>
+              </w:rPr>
+              <w:t>autoupdate</w:t>
+            </w:r>
+            <w:proofErr w:type="spellEnd"/>
+            <w:r>
+              <w:rPr>
+                <w:rFonts w:ascii="Times New Roman" w:eastAsia="Times New Roman" w:hAnsi="Times New Roman" w:cs="Times New Roman"/>
+                <w:sz w:val="24"/>
+              </w:rPr>
+              <w:t xml:space="preserve"> with new agricultural data</w:t>
             </w:r>
             <w:r>
               <w:t xml:space="preserve"> </w:t>

--- a/7. Project Documentation/Project Executable Files.docx
+++ b/7. Project Documentation/Project Executable Files.docx
@@ -237,19 +237,11 @@
             <w:pPr>
               <w:ind w:left="14"/>
             </w:pPr>
-            <w:proofErr w:type="spellStart"/>
             <w:r>
               <w:rPr>
                 <w:rFonts w:ascii="Times New Roman" w:eastAsia="Times New Roman" w:hAnsi="Times New Roman" w:cs="Times New Roman"/>
               </w:rPr>
-              <w:t>OptiCrop</w:t>
-            </w:r>
-            <w:proofErr w:type="spellEnd"/>
-            <w:r>
-              <w:rPr>
-                <w:rFonts w:ascii="Times New Roman" w:eastAsia="Times New Roman" w:hAnsi="Times New Roman" w:cs="Times New Roman"/>
-              </w:rPr>
-              <w:t xml:space="preserve">: Smart Agricultural Production Optimization Engine </w:t>
+              <w:t xml:space="preserve">OptiCrop: Smart Agricultural Production Optimization Engine </w:t>
             </w:r>
           </w:p>
         </w:tc>
@@ -366,25 +358,7 @@
           <w:sz w:val="44"/>
           <w:szCs w:val="44"/>
         </w:rPr>
-        <w:t xml:space="preserve">This section requires submission of all executable and deployable files for your project. Ensure all files are properly organized, named, and uploaded to the specified submission </w:t>
-      </w:r>
-      <w:proofErr w:type="spellStart"/>
-      <w:r>
-        <w:rPr>
-          <w:rFonts w:ascii="Arial" w:eastAsia="Arial" w:hAnsi="Arial" w:cs="Arial"/>
-          <w:sz w:val="44"/>
-          <w:szCs w:val="44"/>
-        </w:rPr>
-        <w:t>platform.The</w:t>
-      </w:r>
-      <w:proofErr w:type="spellEnd"/>
-      <w:r>
-        <w:rPr>
-          <w:rFonts w:ascii="Arial" w:eastAsia="Arial" w:hAnsi="Arial" w:cs="Arial"/>
-          <w:sz w:val="44"/>
-          <w:szCs w:val="44"/>
-        </w:rPr>
-        <w:t xml:space="preserve"> evaluator must be able to run or deploy your solution using the provided files and instructions. </w:t>
+        <w:t xml:space="preserve">This section requires submission of all executable and deployable files for your project. Ensure all files are properly organized, named, and uploaded to the specified submission platform.The evaluator must be able to run or deploy your solution using the provided files and instructions. </w:t>
       </w:r>
       <w:r>
         <w:rPr>
@@ -453,23 +427,13 @@
             <w:pPr>
               <w:ind w:left="137"/>
             </w:pPr>
-            <w:proofErr w:type="spellStart"/>
             <w:r>
               <w:rPr>
                 <w:rFonts w:ascii="Arial" w:eastAsia="Arial" w:hAnsi="Arial" w:cs="Arial"/>
                 <w:b/>
                 <w:sz w:val="24"/>
               </w:rPr>
-              <w:t>S.No</w:t>
-            </w:r>
-            <w:proofErr w:type="spellEnd"/>
-            <w:r>
-              <w:rPr>
-                <w:rFonts w:ascii="Arial" w:eastAsia="Arial" w:hAnsi="Arial" w:cs="Arial"/>
-                <w:b/>
-                <w:sz w:val="24"/>
-              </w:rPr>
-              <w:t xml:space="preserve"> </w:t>
+              <w:t xml:space="preserve">S.No </w:t>
             </w:r>
             <w:r>
               <w:t xml:space="preserve"> </w:t>
@@ -852,23 +816,7 @@
                 <w:rFonts w:ascii="Arial" w:eastAsia="Arial" w:hAnsi="Arial" w:cs="Arial"/>
                 <w:sz w:val="24"/>
               </w:rPr>
-              <w:t xml:space="preserve">requirements.txt / </w:t>
-            </w:r>
-            <w:proofErr w:type="spellStart"/>
-            <w:r>
-              <w:rPr>
-                <w:rFonts w:ascii="Arial" w:eastAsia="Arial" w:hAnsi="Arial" w:cs="Arial"/>
-                <w:sz w:val="24"/>
-              </w:rPr>
-              <w:t>package.json</w:t>
-            </w:r>
-            <w:proofErr w:type="spellEnd"/>
-            <w:r>
-              <w:rPr>
-                <w:rFonts w:ascii="Arial" w:eastAsia="Arial" w:hAnsi="Arial" w:cs="Arial"/>
-                <w:sz w:val="24"/>
-              </w:rPr>
-              <w:t xml:space="preserve"> / dependency file </w:t>
+              <w:t xml:space="preserve">requirements.txt / package.json / dependency file </w:t>
             </w:r>
             <w:r>
               <w:t xml:space="preserve"> </w:t>
@@ -1051,23 +999,7 @@
                 <w:rFonts w:ascii="Times New Roman" w:eastAsia="Times New Roman" w:hAnsi="Times New Roman" w:cs="Times New Roman"/>
                 <w:sz w:val="24"/>
               </w:rPr>
-              <w:t xml:space="preserve">database used; CSV dataset + </w:t>
-            </w:r>
-            <w:proofErr w:type="spellStart"/>
-            <w:r>
-              <w:rPr>
-                <w:rFonts w:ascii="Times New Roman" w:eastAsia="Times New Roman" w:hAnsi="Times New Roman" w:cs="Times New Roman"/>
-                <w:sz w:val="24"/>
-              </w:rPr>
-              <w:t>model.pkl</w:t>
-            </w:r>
-            <w:proofErr w:type="spellEnd"/>
-            <w:r>
-              <w:rPr>
-                <w:rFonts w:ascii="Times New Roman" w:eastAsia="Times New Roman" w:hAnsi="Times New Roman" w:cs="Times New Roman"/>
-                <w:sz w:val="24"/>
-              </w:rPr>
-              <w:t xml:space="preserve"> file storage instead</w:t>
+              <w:t>database used; CSV dataset + model.pkl file storage instead</w:t>
             </w:r>
             <w:r>
               <w:t xml:space="preserve"> </w:t>
@@ -1142,23 +1074,7 @@
                 <w:rFonts w:ascii="Arial" w:eastAsia="Arial" w:hAnsi="Arial" w:cs="Arial"/>
                 <w:sz w:val="24"/>
               </w:rPr>
-              <w:t>Environment  configuration file (.</w:t>
-            </w:r>
-            <w:proofErr w:type="spellStart"/>
-            <w:r>
-              <w:rPr>
-                <w:rFonts w:ascii="Arial" w:eastAsia="Arial" w:hAnsi="Arial" w:cs="Arial"/>
-                <w:sz w:val="24"/>
-              </w:rPr>
-              <w:t>env.example</w:t>
-            </w:r>
-            <w:proofErr w:type="spellEnd"/>
-            <w:r>
-              <w:rPr>
-                <w:rFonts w:ascii="Arial" w:eastAsia="Arial" w:hAnsi="Arial" w:cs="Arial"/>
-                <w:sz w:val="24"/>
-              </w:rPr>
-              <w:t xml:space="preserve"> similar) </w:t>
+              <w:t xml:space="preserve">Environment  configuration file (.env.example similar) </w:t>
             </w:r>
             <w:r>
               <w:t xml:space="preserve"> </w:t>
@@ -1512,21 +1428,12 @@
                 <w:sz w:val="24"/>
               </w:rPr>
             </w:pPr>
-            <w:proofErr w:type="spellStart"/>
-            <w:r>
-              <w:rPr>
-                <w:rFonts w:ascii="Arial" w:eastAsia="Arial" w:hAnsi="Arial" w:cs="Arial"/>
-                <w:sz w:val="24"/>
-              </w:rPr>
-              <w:t>Dockerfile</w:t>
-            </w:r>
-            <w:proofErr w:type="spellEnd"/>
-            <w:r>
-              <w:rPr>
-                <w:rFonts w:ascii="Arial" w:eastAsia="Arial" w:hAnsi="Arial" w:cs="Arial"/>
-                <w:sz w:val="24"/>
-              </w:rPr>
-              <w:t xml:space="preserve"> / Containerization config (if applicable) </w:t>
+            <w:r>
+              <w:rPr>
+                <w:rFonts w:ascii="Arial" w:eastAsia="Arial" w:hAnsi="Arial" w:cs="Arial"/>
+                <w:sz w:val="24"/>
+              </w:rPr>
+              <w:t xml:space="preserve">Dockerfile / Containerization config (if applicable) </w:t>
             </w:r>
             <w:r>
               <w:t xml:space="preserve"> </w:t>
@@ -1989,6 +1896,9 @@
             <w:r>
               <w:t xml:space="preserve"> </w:t>
             </w:r>
+            <w:r>
+              <w:t>https://opticrop-vttp.onrender.com/</w:t>
+            </w:r>
           </w:p>
         </w:tc>
       </w:tr>
@@ -2153,23 +2063,7 @@
                 <w:rFonts w:ascii="Arial" w:eastAsia="Arial" w:hAnsi="Arial" w:cs="Arial"/>
                 <w:sz w:val="24"/>
               </w:rPr>
-              <w:t xml:space="preserve">[e.g., Render, </w:t>
-            </w:r>
-            <w:proofErr w:type="spellStart"/>
-            <w:r>
-              <w:rPr>
-                <w:rFonts w:ascii="Arial" w:eastAsia="Arial" w:hAnsi="Arial" w:cs="Arial"/>
-                <w:sz w:val="24"/>
-              </w:rPr>
-              <w:t>Vercel</w:t>
-            </w:r>
-            <w:proofErr w:type="spellEnd"/>
-            <w:r>
-              <w:rPr>
-                <w:rFonts w:ascii="Arial" w:eastAsia="Arial" w:hAnsi="Arial" w:cs="Arial"/>
-                <w:sz w:val="24"/>
-              </w:rPr>
-              <w:t xml:space="preserve">, AWS, Heroku, Azure] </w:t>
+              <w:t xml:space="preserve">[e.g., Render, Vercel, AWS, Heroku, Azure] </w:t>
             </w:r>
             <w:r>
               <w:t xml:space="preserve"> </w:t>
@@ -2359,23 +2253,7 @@
           <w:rFonts w:ascii="Times New Roman" w:eastAsia="Times New Roman" w:hAnsi="Times New Roman" w:cs="Times New Roman"/>
           <w:sz w:val="24"/>
         </w:rPr>
-        <w:t xml:space="preserve"> Python 3.x, pip, Anaconda Navigator (recommended) or </w:t>
-      </w:r>
-      <w:proofErr w:type="spellStart"/>
-      <w:r>
-        <w:rPr>
-          <w:rFonts w:ascii="Times New Roman" w:eastAsia="Times New Roman" w:hAnsi="Times New Roman" w:cs="Times New Roman"/>
-          <w:sz w:val="24"/>
-        </w:rPr>
-        <w:t>virtualenv</w:t>
-      </w:r>
-      <w:proofErr w:type="spellEnd"/>
-      <w:r>
-        <w:rPr>
-          <w:rFonts w:ascii="Times New Roman" w:eastAsia="Times New Roman" w:hAnsi="Times New Roman" w:cs="Times New Roman"/>
-          <w:sz w:val="24"/>
-        </w:rPr>
-        <w:t xml:space="preserve"> </w:t>
+        <w:t xml:space="preserve"> Python 3.x, pip, Anaconda Navigator (recommended) or virtualenv </w:t>
       </w:r>
     </w:p>
     <w:p>
@@ -2392,23 +2270,7 @@
           <w:rFonts w:ascii="Times New Roman" w:eastAsia="Times New Roman" w:hAnsi="Times New Roman" w:cs="Times New Roman"/>
           <w:sz w:val="24"/>
         </w:rPr>
-        <w:t>Clone the repository: git clone &lt;repository-</w:t>
-      </w:r>
-      <w:proofErr w:type="spellStart"/>
-      <w:r>
-        <w:rPr>
-          <w:rFonts w:ascii="Times New Roman" w:eastAsia="Times New Roman" w:hAnsi="Times New Roman" w:cs="Times New Roman"/>
-          <w:sz w:val="24"/>
-        </w:rPr>
-        <w:t>url</w:t>
-      </w:r>
-      <w:proofErr w:type="spellEnd"/>
-      <w:r>
-        <w:rPr>
-          <w:rFonts w:ascii="Times New Roman" w:eastAsia="Times New Roman" w:hAnsi="Times New Roman" w:cs="Times New Roman"/>
-          <w:sz w:val="24"/>
-        </w:rPr>
-        <w:t xml:space="preserve">&gt; </w:t>
+        <w:t xml:space="preserve">Clone the repository: git clone &lt;repository-url&gt; </w:t>
       </w:r>
     </w:p>
     <w:p>
@@ -2425,23 +2287,7 @@
           <w:rFonts w:ascii="Times New Roman" w:eastAsia="Times New Roman" w:hAnsi="Times New Roman" w:cs="Times New Roman"/>
           <w:sz w:val="24"/>
         </w:rPr>
-        <w:t xml:space="preserve">Navigate to the project folder: cd </w:t>
-      </w:r>
-      <w:proofErr w:type="spellStart"/>
-      <w:r>
-        <w:rPr>
-          <w:rFonts w:ascii="Times New Roman" w:eastAsia="Times New Roman" w:hAnsi="Times New Roman" w:cs="Times New Roman"/>
-          <w:sz w:val="24"/>
-        </w:rPr>
-        <w:t>OptiCrop</w:t>
-      </w:r>
-      <w:proofErr w:type="spellEnd"/>
-      <w:r>
-        <w:rPr>
-          <w:rFonts w:ascii="Times New Roman" w:eastAsia="Times New Roman" w:hAnsi="Times New Roman" w:cs="Times New Roman"/>
-          <w:sz w:val="24"/>
-        </w:rPr>
-        <w:t xml:space="preserve"> </w:t>
+        <w:t xml:space="preserve">Navigate to the project folder: cd OptiCrop </w:t>
       </w:r>
     </w:p>
     <w:p>
@@ -2475,23 +2321,7 @@
           <w:rFonts w:ascii="Times New Roman" w:eastAsia="Times New Roman" w:hAnsi="Times New Roman" w:cs="Times New Roman"/>
           <w:sz w:val="24"/>
         </w:rPr>
-        <w:t xml:space="preserve">Ensure </w:t>
-      </w:r>
-      <w:proofErr w:type="spellStart"/>
-      <w:r>
-        <w:rPr>
-          <w:rFonts w:ascii="Times New Roman" w:eastAsia="Times New Roman" w:hAnsi="Times New Roman" w:cs="Times New Roman"/>
-          <w:sz w:val="24"/>
-        </w:rPr>
-        <w:t>model.pkl</w:t>
-      </w:r>
-      <w:proofErr w:type="spellEnd"/>
-      <w:r>
-        <w:rPr>
-          <w:rFonts w:ascii="Times New Roman" w:eastAsia="Times New Roman" w:hAnsi="Times New Roman" w:cs="Times New Roman"/>
-          <w:sz w:val="24"/>
-        </w:rPr>
-        <w:t xml:space="preserve"> is present in the /model folder </w:t>
+        <w:t xml:space="preserve">Ensure model.pkl is present in the /model folder </w:t>
       </w:r>
     </w:p>
     <w:p>
@@ -2597,23 +2427,13 @@
                 <w:sz w:val="24"/>
               </w:rPr>
             </w:pPr>
-            <w:proofErr w:type="spellStart"/>
             <w:r>
               <w:rPr>
                 <w:rFonts w:ascii="Arial" w:eastAsia="Arial" w:hAnsi="Arial" w:cs="Arial"/>
                 <w:b/>
                 <w:sz w:val="24"/>
               </w:rPr>
-              <w:t>S.No</w:t>
-            </w:r>
-            <w:proofErr w:type="spellEnd"/>
-            <w:r>
-              <w:rPr>
-                <w:rFonts w:ascii="Arial" w:eastAsia="Arial" w:hAnsi="Arial" w:cs="Arial"/>
-                <w:b/>
-                <w:sz w:val="24"/>
-              </w:rPr>
-              <w:t xml:space="preserve"> </w:t>
+              <w:t xml:space="preserve">S.No </w:t>
             </w:r>
             <w:r>
               <w:t xml:space="preserve"> </w:t>
@@ -2766,23 +2586,7 @@
                 <w:rFonts w:ascii="Times New Roman" w:eastAsia="Times New Roman" w:hAnsi="Times New Roman" w:cs="Times New Roman"/>
                 <w:sz w:val="24"/>
               </w:rPr>
-              <w:t xml:space="preserve">Plan to deploy using </w:t>
-            </w:r>
-            <w:proofErr w:type="spellStart"/>
-            <w:r>
-              <w:rPr>
-                <w:rFonts w:ascii="Times New Roman" w:eastAsia="Times New Roman" w:hAnsi="Times New Roman" w:cs="Times New Roman"/>
-                <w:sz w:val="24"/>
-              </w:rPr>
-              <w:t>Gunicorn</w:t>
-            </w:r>
-            <w:proofErr w:type="spellEnd"/>
-            <w:r>
-              <w:rPr>
-                <w:rFonts w:ascii="Times New Roman" w:eastAsia="Times New Roman" w:hAnsi="Times New Roman" w:cs="Times New Roman"/>
-                <w:sz w:val="24"/>
-              </w:rPr>
-              <w:t xml:space="preserve"> + Nginx or a cloud platform </w:t>
+              <w:t xml:space="preserve">Plan to deploy using Gunicorn + Nginx or a cloud platform </w:t>
             </w:r>
           </w:p>
           <w:p>
@@ -2932,23 +2736,7 @@
                 <w:rFonts w:ascii="Times New Roman" w:eastAsia="Times New Roman" w:hAnsi="Times New Roman" w:cs="Times New Roman"/>
                 <w:sz w:val="24"/>
               </w:rPr>
-              <w:t xml:space="preserve"> Model trained on a fixed dataset; does not </w:t>
-            </w:r>
-            <w:proofErr w:type="spellStart"/>
-            <w:r>
-              <w:rPr>
-                <w:rFonts w:ascii="Times New Roman" w:eastAsia="Times New Roman" w:hAnsi="Times New Roman" w:cs="Times New Roman"/>
-                <w:sz w:val="24"/>
-              </w:rPr>
-              <w:t>autoupdate</w:t>
-            </w:r>
-            <w:proofErr w:type="spellEnd"/>
-            <w:r>
-              <w:rPr>
-                <w:rFonts w:ascii="Times New Roman" w:eastAsia="Times New Roman" w:hAnsi="Times New Roman" w:cs="Times New Roman"/>
-                <w:sz w:val="24"/>
-              </w:rPr>
-              <w:t xml:space="preserve"> with new agricultural data</w:t>
+              <w:t xml:space="preserve"> Model trained on a fixed dataset; does not autoupdate with new agricultural data</w:t>
             </w:r>
             <w:r>
               <w:t xml:space="preserve"> </w:t>

--- a/7. Project Documentation/Project Executable Files.docx
+++ b/7. Project Documentation/Project Executable Files.docx
@@ -1,6 +1,6 @@
 
 <file path=word/document.xml><?xml version="1.0" encoding="utf-8"?>
-<w:document xmlns:wpc="http://schemas.microsoft.com/office/word/2010/wordprocessingCanvas" xmlns:cx="http://schemas.microsoft.com/office/drawing/2014/chartex" xmlns:cx1="http://schemas.microsoft.com/office/drawing/2015/9/8/chartex" xmlns:cx2="http://schemas.microsoft.com/office/drawing/2015/10/21/chartex" xmlns:cx3="http://schemas.microsoft.com/office/drawing/2016/5/9/chartex" xmlns:cx4="http://schemas.microsoft.com/office/drawing/2016/5/10/chartex" xmlns:cx5="http://schemas.microsoft.com/office/drawing/2016/5/11/chartex" xmlns:cx6="http://schemas.microsoft.com/office/drawing/2016/5/12/chartex" xmlns:cx7="http://schemas.microsoft.com/office/drawing/2016/5/13/chartex" xmlns:cx8="http://schemas.microsoft.com/office/drawing/2016/5/14/chartex" xmlns:mc="http://schemas.openxmlformats.org/markup-compatibility/2006" xmlns:aink="http://schemas.microsoft.com/office/drawing/2016/ink" xmlns:am3d="http://schemas.microsoft.com/office/drawing/2017/model3d" xmlns:o="urn:schemas-microsoft-com:office:office" xmlns:oel="http://schemas.microsoft.com/office/2019/extlst" xmlns:r="http://schemas.openxmlformats.org/officeDocument/2006/relationships" xmlns:m="http://schemas.openxmlformats.org/officeDocument/2006/math" xmlns:v="urn:schemas-microsoft-com:vml" xmlns:wp14="http://schemas.microsoft.com/office/word/2010/wordprocessingDrawing" xmlns:wp="http://schemas.openxmlformats.org/drawingml/2006/wordprocessingDrawing" xmlns:w10="urn:schemas-microsoft-com:office:word" xmlns:w="http://schemas.openxmlformats.org/wordprocessingml/2006/main" xmlns:w14="http://schemas.microsoft.com/office/word/2010/wordml" xmlns:w15="http://schemas.microsoft.com/office/word/2012/wordml" xmlns:w16cex="http://schemas.microsoft.com/office/word/2018/wordml/cex" xmlns:w16cid="http://schemas.microsoft.com/office/word/2016/wordml/cid" xmlns:w16="http://schemas.microsoft.com/office/word/2018/wordml" xmlns:w16du="http://schemas.microsoft.com/office/word/2023/wordml/word16du" xmlns:w16sdtdh="http://schemas.microsoft.com/office/word/2020/wordml/sdtdatahash" xmlns:w16sdtfl="http://schemas.microsoft.com/office/word/2024/wordml/sdtformatlock" xmlns:w16se="http://schemas.microsoft.com/office/word/2015/wordml/symex" xmlns:wpg="http://schemas.microsoft.com/office/word/2010/wordprocessingGroup" xmlns:wpi="http://schemas.microsoft.com/office/word/2010/wordprocessingInk" xmlns:wne="http://schemas.microsoft.com/office/word/2006/wordml" xmlns:wps="http://schemas.microsoft.com/office/word/2010/wordprocessingShape" mc:Ignorable="w14 w15 w16se w16cid w16 w16cex w16sdtdh w16sdtfl w16du wp14">
+<w:document xmlns:wpc="http://schemas.microsoft.com/office/word/2010/wordprocessingCanvas" xmlns:mc="http://schemas.openxmlformats.org/markup-compatibility/2006" xmlns:o="urn:schemas-microsoft-com:office:office" xmlns:r="http://schemas.openxmlformats.org/officeDocument/2006/relationships" xmlns:m="http://schemas.openxmlformats.org/officeDocument/2006/math" xmlns:v="urn:schemas-microsoft-com:vml" xmlns:wp14="http://schemas.microsoft.com/office/word/2010/wordprocessingDrawing" xmlns:wp="http://schemas.openxmlformats.org/drawingml/2006/wordprocessingDrawing" xmlns:w="http://schemas.openxmlformats.org/wordprocessingml/2006/main" xmlns:w14="http://schemas.microsoft.com/office/word/2010/wordml" xmlns:w10="urn:schemas-microsoft-com:office:word" xmlns:w15="http://schemas.microsoft.com/office/word/2012/wordml" xmlns:wpg="http://schemas.microsoft.com/office/word/2010/wordprocessingGroup" xmlns:wpi="http://schemas.microsoft.com/office/word/2010/wordprocessingInk" xmlns:wne="http://schemas.microsoft.com/office/word/2006/wordml" xmlns:wps="http://schemas.microsoft.com/office/word/2010/wordprocessingShape" xmlns:wpsCustomData="http://www.wps.cn/officeDocument/2013/wpsCustomData" mc:Ignorable="w14 w15 wp14">
   <w:body>
     <w:p>
       <w:pPr>
@@ -9,7 +9,7 @@
       </w:pPr>
       <w:r>
         <w:rPr>
-          <w:rFonts w:ascii="Arial" w:eastAsia="Arial" w:hAnsi="Arial" w:cs="Arial"/>
+          <w:rFonts w:ascii="Arial" w:hAnsi="Arial" w:eastAsia="Arial" w:cs="Arial"/>
           <w:sz w:val="20"/>
         </w:rPr>
         <w:t xml:space="preserve"> </w:t>
@@ -35,7 +35,7 @@
       </w:pPr>
       <w:r>
         <w:rPr>
-          <w:rFonts w:ascii="Arial" w:eastAsia="Arial" w:hAnsi="Arial" w:cs="Arial"/>
+          <w:rFonts w:ascii="Arial" w:hAnsi="Arial" w:eastAsia="Arial" w:cs="Arial"/>
           <w:b/>
           <w:sz w:val="26"/>
         </w:rPr>
@@ -52,7 +52,7 @@
       </w:pPr>
       <w:r>
         <w:rPr>
-          <w:rFonts w:ascii="Arial" w:eastAsia="Arial" w:hAnsi="Arial" w:cs="Arial"/>
+          <w:rFonts w:ascii="Arial" w:hAnsi="Arial" w:eastAsia="Arial" w:cs="Arial"/>
           <w:b/>
           <w:sz w:val="20"/>
         </w:rPr>
@@ -64,38 +64,51 @@
     </w:p>
     <w:tbl>
       <w:tblPr>
-        <w:tblStyle w:val="TableGrid"/>
+        <w:tblStyle w:val="7"/>
         <w:tblW w:w="9362" w:type="dxa"/>
         <w:tblInd w:w="34" w:type="dxa"/>
+        <w:tblLayout w:type="autofit"/>
         <w:tblCellMar>
+          <w:top w:w="0" w:type="dxa"/>
           <w:left w:w="125" w:type="dxa"/>
+          <w:bottom w:w="0" w:type="dxa"/>
           <w:right w:w="51" w:type="dxa"/>
         </w:tblCellMar>
-        <w:tblLook w:val="04A0" w:firstRow="1" w:lastRow="0" w:firstColumn="1" w:lastColumn="0" w:noHBand="0" w:noVBand="1"/>
       </w:tblPr>
       <w:tblGrid>
         <w:gridCol w:w="2160"/>
         <w:gridCol w:w="7202"/>
       </w:tblGrid>
       <w:tr>
+        <w:tblPrEx>
+          <w:tblCellMar>
+            <w:top w:w="0" w:type="dxa"/>
+            <w:left w:w="125" w:type="dxa"/>
+            <w:bottom w:w="0" w:type="dxa"/>
+            <w:right w:w="51" w:type="dxa"/>
+          </w:tblCellMar>
+        </w:tblPrEx>
         <w:trPr>
-          <w:trHeight w:val="502"/>
+          <w:trHeight w:val="502" w:hRule="atLeast"/>
         </w:trPr>
         <w:tc>
           <w:tcPr>
             <w:tcW w:w="2160" w:type="dxa"/>
             <w:tcBorders>
-              <w:top w:val="single" w:sz="8" w:space="0" w:color="000000"/>
-              <w:left w:val="single" w:sz="8" w:space="0" w:color="000000"/>
-              <w:bottom w:val="single" w:sz="8" w:space="0" w:color="000000"/>
-              <w:right w:val="single" w:sz="8" w:space="0" w:color="000000"/>
+              <w:top w:val="single" w:color="000000" w:sz="8" w:space="0"/>
+              <w:left w:val="single" w:color="000000" w:sz="8" w:space="0"/>
+              <w:bottom w:val="single" w:color="000000" w:sz="8" w:space="0"/>
+              <w:right w:val="single" w:color="000000" w:sz="8" w:space="0"/>
             </w:tcBorders>
             <w:vAlign w:val="center"/>
           </w:tcPr>
           <w:p>
-            <w:r>
-              <w:rPr>
-                <w:rFonts w:ascii="Arial" w:eastAsia="Arial" w:hAnsi="Arial" w:cs="Arial"/>
+            <w:pPr>
+              <w:spacing w:after="0"/>
+            </w:pPr>
+            <w:r>
+              <w:rPr>
+                <w:rFonts w:ascii="Arial" w:hAnsi="Arial" w:eastAsia="Arial" w:cs="Arial"/>
                 <w:b/>
                 <w:sz w:val="24"/>
               </w:rPr>
@@ -110,20 +123,21 @@
           <w:tcPr>
             <w:tcW w:w="7202" w:type="dxa"/>
             <w:tcBorders>
-              <w:top w:val="single" w:sz="8" w:space="0" w:color="000000"/>
-              <w:left w:val="single" w:sz="8" w:space="0" w:color="000000"/>
-              <w:bottom w:val="single" w:sz="8" w:space="0" w:color="000000"/>
-              <w:right w:val="single" w:sz="8" w:space="0" w:color="000000"/>
+              <w:top w:val="single" w:color="000000" w:sz="8" w:space="0"/>
+              <w:left w:val="single" w:color="000000" w:sz="8" w:space="0"/>
+              <w:bottom w:val="single" w:color="000000" w:sz="8" w:space="0"/>
+              <w:right w:val="single" w:color="000000" w:sz="8" w:space="0"/>
             </w:tcBorders>
             <w:vAlign w:val="center"/>
           </w:tcPr>
           <w:p>
             <w:pPr>
+              <w:spacing w:after="0"/>
               <w:ind w:left="14"/>
             </w:pPr>
             <w:r>
               <w:rPr>
-                <w:rFonts w:ascii="Arial" w:eastAsia="Arial" w:hAnsi="Arial" w:cs="Arial"/>
+                <w:rFonts w:ascii="Arial" w:hAnsi="Arial" w:eastAsia="Arial" w:cs="Arial"/>
                 <w:sz w:val="24"/>
               </w:rPr>
               <w:t xml:space="preserve">01 July 2026 </w:t>
@@ -135,24 +149,35 @@
         </w:tc>
       </w:tr>
       <w:tr>
+        <w:tblPrEx>
+          <w:tblCellMar>
+            <w:top w:w="0" w:type="dxa"/>
+            <w:left w:w="125" w:type="dxa"/>
+            <w:bottom w:w="0" w:type="dxa"/>
+            <w:right w:w="51" w:type="dxa"/>
+          </w:tblCellMar>
+        </w:tblPrEx>
         <w:trPr>
-          <w:trHeight w:val="499"/>
+          <w:trHeight w:val="499" w:hRule="atLeast"/>
         </w:trPr>
         <w:tc>
           <w:tcPr>
             <w:tcW w:w="2160" w:type="dxa"/>
             <w:tcBorders>
-              <w:top w:val="single" w:sz="8" w:space="0" w:color="000000"/>
-              <w:left w:val="single" w:sz="8" w:space="0" w:color="000000"/>
-              <w:bottom w:val="single" w:sz="8" w:space="0" w:color="000000"/>
-              <w:right w:val="single" w:sz="8" w:space="0" w:color="000000"/>
+              <w:top w:val="single" w:color="000000" w:sz="8" w:space="0"/>
+              <w:left w:val="single" w:color="000000" w:sz="8" w:space="0"/>
+              <w:bottom w:val="single" w:color="000000" w:sz="8" w:space="0"/>
+              <w:right w:val="single" w:color="000000" w:sz="8" w:space="0"/>
             </w:tcBorders>
             <w:vAlign w:val="center"/>
           </w:tcPr>
           <w:p>
-            <w:r>
-              <w:rPr>
-                <w:rFonts w:ascii="Arial" w:eastAsia="Arial" w:hAnsi="Arial" w:cs="Arial"/>
+            <w:pPr>
+              <w:spacing w:after="0"/>
+            </w:pPr>
+            <w:r>
+              <w:rPr>
+                <w:rFonts w:ascii="Arial" w:hAnsi="Arial" w:eastAsia="Arial" w:cs="Arial"/>
                 <w:b/>
                 <w:sz w:val="24"/>
               </w:rPr>
@@ -167,51 +192,57 @@
           <w:tcPr>
             <w:tcW w:w="7202" w:type="dxa"/>
             <w:tcBorders>
-              <w:top w:val="single" w:sz="8" w:space="0" w:color="000000"/>
-              <w:left w:val="single" w:sz="8" w:space="0" w:color="000000"/>
-              <w:bottom w:val="single" w:sz="8" w:space="0" w:color="000000"/>
-              <w:right w:val="single" w:sz="8" w:space="0" w:color="000000"/>
+              <w:top w:val="single" w:color="000000" w:sz="8" w:space="0"/>
+              <w:left w:val="single" w:color="000000" w:sz="8" w:space="0"/>
+              <w:bottom w:val="single" w:color="000000" w:sz="8" w:space="0"/>
+              <w:right w:val="single" w:color="000000" w:sz="8" w:space="0"/>
             </w:tcBorders>
             <w:vAlign w:val="center"/>
           </w:tcPr>
           <w:p>
             <w:pPr>
+              <w:spacing w:after="0"/>
               <w:ind w:left="14"/>
             </w:pPr>
             <w:r>
               <w:rPr>
-                <w:rFonts w:ascii="Times New Roman" w:eastAsia="Times New Roman" w:hAnsi="Times New Roman" w:cs="Times New Roman"/>
-              </w:rPr>
-              <w:t>SWTID-2026-</w:t>
-            </w:r>
-            <w:r>
-              <w:rPr>
-                <w:rFonts w:ascii="Times New Roman" w:eastAsia="Times New Roman" w:hAnsi="Times New Roman" w:cs="Times New Roman"/>
-              </w:rPr>
-              <w:t>8740</w:t>
+                <w:rFonts w:ascii="Times New Roman" w:hAnsi="Times New Roman" w:eastAsia="Times New Roman" w:cs="Times New Roman"/>
+              </w:rPr>
+              <w:t>SWTID-2026-8740</w:t>
             </w:r>
           </w:p>
         </w:tc>
       </w:tr>
       <w:tr>
+        <w:tblPrEx>
+          <w:tblCellMar>
+            <w:top w:w="0" w:type="dxa"/>
+            <w:left w:w="125" w:type="dxa"/>
+            <w:bottom w:w="0" w:type="dxa"/>
+            <w:right w:w="51" w:type="dxa"/>
+          </w:tblCellMar>
+        </w:tblPrEx>
         <w:trPr>
-          <w:trHeight w:val="499"/>
+          <w:trHeight w:val="499" w:hRule="atLeast"/>
         </w:trPr>
         <w:tc>
           <w:tcPr>
             <w:tcW w:w="2160" w:type="dxa"/>
             <w:tcBorders>
-              <w:top w:val="single" w:sz="8" w:space="0" w:color="000000"/>
-              <w:left w:val="single" w:sz="8" w:space="0" w:color="000000"/>
-              <w:bottom w:val="single" w:sz="8" w:space="0" w:color="000000"/>
-              <w:right w:val="single" w:sz="8" w:space="0" w:color="000000"/>
+              <w:top w:val="single" w:color="000000" w:sz="8" w:space="0"/>
+              <w:left w:val="single" w:color="000000" w:sz="8" w:space="0"/>
+              <w:bottom w:val="single" w:color="000000" w:sz="8" w:space="0"/>
+              <w:right w:val="single" w:color="000000" w:sz="8" w:space="0"/>
             </w:tcBorders>
             <w:vAlign w:val="center"/>
           </w:tcPr>
           <w:p>
-            <w:r>
-              <w:rPr>
-                <w:rFonts w:ascii="Arial" w:eastAsia="Arial" w:hAnsi="Arial" w:cs="Arial"/>
+            <w:pPr>
+              <w:spacing w:after="0"/>
+            </w:pPr>
+            <w:r>
+              <w:rPr>
+                <w:rFonts w:ascii="Arial" w:hAnsi="Arial" w:eastAsia="Arial" w:cs="Arial"/>
                 <w:b/>
                 <w:sz w:val="24"/>
               </w:rPr>
@@ -226,20 +257,21 @@
           <w:tcPr>
             <w:tcW w:w="7202" w:type="dxa"/>
             <w:tcBorders>
-              <w:top w:val="single" w:sz="8" w:space="0" w:color="000000"/>
-              <w:left w:val="single" w:sz="8" w:space="0" w:color="000000"/>
-              <w:bottom w:val="single" w:sz="8" w:space="0" w:color="000000"/>
-              <w:right w:val="single" w:sz="8" w:space="0" w:color="000000"/>
+              <w:top w:val="single" w:color="000000" w:sz="8" w:space="0"/>
+              <w:left w:val="single" w:color="000000" w:sz="8" w:space="0"/>
+              <w:bottom w:val="single" w:color="000000" w:sz="8" w:space="0"/>
+              <w:right w:val="single" w:color="000000" w:sz="8" w:space="0"/>
             </w:tcBorders>
             <w:vAlign w:val="center"/>
           </w:tcPr>
           <w:p>
             <w:pPr>
+              <w:spacing w:after="0"/>
               <w:ind w:left="14"/>
             </w:pPr>
             <w:r>
               <w:rPr>
-                <w:rFonts w:ascii="Times New Roman" w:eastAsia="Times New Roman" w:hAnsi="Times New Roman" w:cs="Times New Roman"/>
+                <w:rFonts w:ascii="Times New Roman" w:hAnsi="Times New Roman" w:eastAsia="Times New Roman" w:cs="Times New Roman"/>
               </w:rPr>
               <w:t xml:space="preserve">OptiCrop: Smart Agricultural Production Optimization Engine </w:t>
             </w:r>
@@ -247,27 +279,36 @@
         </w:tc>
       </w:tr>
       <w:tr>
+        <w:tblPrEx>
+          <w:tblCellMar>
+            <w:top w:w="0" w:type="dxa"/>
+            <w:left w:w="125" w:type="dxa"/>
+            <w:bottom w:w="0" w:type="dxa"/>
+            <w:right w:w="51" w:type="dxa"/>
+          </w:tblCellMar>
+        </w:tblPrEx>
         <w:trPr>
-          <w:trHeight w:val="502"/>
+          <w:trHeight w:val="502" w:hRule="atLeast"/>
         </w:trPr>
         <w:tc>
           <w:tcPr>
             <w:tcW w:w="2160" w:type="dxa"/>
             <w:tcBorders>
-              <w:top w:val="single" w:sz="8" w:space="0" w:color="000000"/>
-              <w:left w:val="single" w:sz="8" w:space="0" w:color="000000"/>
-              <w:bottom w:val="single" w:sz="8" w:space="0" w:color="000000"/>
-              <w:right w:val="single" w:sz="8" w:space="0" w:color="000000"/>
+              <w:top w:val="single" w:color="000000" w:sz="8" w:space="0"/>
+              <w:left w:val="single" w:color="000000" w:sz="8" w:space="0"/>
+              <w:bottom w:val="single" w:color="000000" w:sz="8" w:space="0"/>
+              <w:right w:val="single" w:color="000000" w:sz="8" w:space="0"/>
             </w:tcBorders>
             <w:vAlign w:val="center"/>
           </w:tcPr>
           <w:p>
             <w:pPr>
+              <w:spacing w:after="0"/>
               <w:jc w:val="both"/>
             </w:pPr>
             <w:r>
               <w:rPr>
-                <w:rFonts w:ascii="Arial" w:eastAsia="Arial" w:hAnsi="Arial" w:cs="Arial"/>
+                <w:rFonts w:ascii="Arial" w:hAnsi="Arial" w:eastAsia="Arial" w:cs="Arial"/>
                 <w:b/>
                 <w:sz w:val="24"/>
               </w:rPr>
@@ -282,20 +323,21 @@
           <w:tcPr>
             <w:tcW w:w="7202" w:type="dxa"/>
             <w:tcBorders>
-              <w:top w:val="single" w:sz="8" w:space="0" w:color="000000"/>
-              <w:left w:val="single" w:sz="8" w:space="0" w:color="000000"/>
-              <w:bottom w:val="single" w:sz="8" w:space="0" w:color="000000"/>
-              <w:right w:val="single" w:sz="8" w:space="0" w:color="000000"/>
+              <w:top w:val="single" w:color="000000" w:sz="8" w:space="0"/>
+              <w:left w:val="single" w:color="000000" w:sz="8" w:space="0"/>
+              <w:bottom w:val="single" w:color="000000" w:sz="8" w:space="0"/>
+              <w:right w:val="single" w:color="000000" w:sz="8" w:space="0"/>
             </w:tcBorders>
             <w:vAlign w:val="center"/>
           </w:tcPr>
           <w:p>
             <w:pPr>
+              <w:spacing w:after="0"/>
               <w:ind w:left="14"/>
             </w:pPr>
             <w:r>
               <w:rPr>
-                <w:rFonts w:ascii="Arial" w:eastAsia="Arial" w:hAnsi="Arial" w:cs="Arial"/>
+                <w:rFonts w:ascii="Arial" w:hAnsi="Arial" w:eastAsia="Arial" w:cs="Arial"/>
                 <w:sz w:val="24"/>
               </w:rPr>
               <w:t xml:space="preserve">3 Marks </w:t>
@@ -314,7 +356,7 @@
       </w:pPr>
       <w:r>
         <w:rPr>
-          <w:rFonts w:ascii="Arial" w:eastAsia="Arial" w:hAnsi="Arial" w:cs="Arial"/>
+          <w:rFonts w:ascii="Arial" w:hAnsi="Arial" w:eastAsia="Arial" w:cs="Arial"/>
           <w:b/>
           <w:sz w:val="26"/>
         </w:rPr>
@@ -326,7 +368,7 @@
     </w:p>
     <w:p>
       <w:pPr>
-        <w:pStyle w:val="Heading1"/>
+        <w:pStyle w:val="2"/>
         <w:spacing w:after="120"/>
         <w:ind w:left="-5"/>
         <w:rPr>
@@ -354,7 +396,7 @@
       </w:pPr>
       <w:r>
         <w:rPr>
-          <w:rFonts w:ascii="Arial" w:eastAsia="Arial" w:hAnsi="Arial" w:cs="Arial"/>
+          <w:rFonts w:ascii="Arial" w:hAnsi="Arial" w:eastAsia="Arial" w:cs="Arial"/>
           <w:sz w:val="44"/>
           <w:szCs w:val="44"/>
         </w:rPr>
@@ -378,11 +420,10 @@
     <w:p/>
     <w:p>
       <w:pPr>
-        <w:pStyle w:val="Heading1"/>
+        <w:pStyle w:val="2"/>
         <w:ind w:left="0" w:firstLine="0"/>
       </w:pPr>
       <w:r>
-        <w:lastRenderedPageBreak/>
         <w:t xml:space="preserve">Step 1: Submission Checklist  </w:t>
       </w:r>
     </w:p>
@@ -394,14 +435,16 @@
     </w:p>
     <w:tbl>
       <w:tblPr>
-        <w:tblStyle w:val="TableGrid"/>
+        <w:tblStyle w:val="7"/>
         <w:tblW w:w="9763" w:type="dxa"/>
         <w:tblInd w:w="34" w:type="dxa"/>
+        <w:tblLayout w:type="autofit"/>
         <w:tblCellMar>
           <w:top w:w="120" w:type="dxa"/>
+          <w:left w:w="0" w:type="dxa"/>
           <w:bottom w:w="32" w:type="dxa"/>
+          <w:right w:w="0" w:type="dxa"/>
         </w:tblCellMar>
-        <w:tblLook w:val="04A0" w:firstRow="1" w:lastRow="0" w:firstColumn="1" w:lastColumn="0" w:noHBand="0" w:noVBand="1"/>
       </w:tblPr>
       <w:tblGrid>
         <w:gridCol w:w="840"/>
@@ -410,26 +453,35 @@
         <w:gridCol w:w="2945"/>
       </w:tblGrid>
       <w:tr>
+        <w:tblPrEx>
+          <w:tblCellMar>
+            <w:top w:w="120" w:type="dxa"/>
+            <w:left w:w="0" w:type="dxa"/>
+            <w:bottom w:w="32" w:type="dxa"/>
+            <w:right w:w="0" w:type="dxa"/>
+          </w:tblCellMar>
+        </w:tblPrEx>
         <w:trPr>
-          <w:trHeight w:val="888"/>
+          <w:trHeight w:val="888" w:hRule="atLeast"/>
         </w:trPr>
         <w:tc>
           <w:tcPr>
             <w:tcW w:w="840" w:type="dxa"/>
             <w:tcBorders>
-              <w:top w:val="single" w:sz="8" w:space="0" w:color="000000"/>
-              <w:left w:val="single" w:sz="8" w:space="0" w:color="000000"/>
-              <w:bottom w:val="single" w:sz="8" w:space="0" w:color="000000"/>
-              <w:right w:val="single" w:sz="8" w:space="0" w:color="000000"/>
-            </w:tcBorders>
-          </w:tcPr>
-          <w:p>
-            <w:pPr>
+              <w:top w:val="single" w:color="000000" w:sz="8" w:space="0"/>
+              <w:left w:val="single" w:color="000000" w:sz="8" w:space="0"/>
+              <w:bottom w:val="single" w:color="000000" w:sz="8" w:space="0"/>
+              <w:right w:val="single" w:color="000000" w:sz="8" w:space="0"/>
+            </w:tcBorders>
+          </w:tcPr>
+          <w:p>
+            <w:pPr>
+              <w:spacing w:after="0"/>
               <w:ind w:left="137"/>
             </w:pPr>
             <w:r>
               <w:rPr>
-                <w:rFonts w:ascii="Arial" w:eastAsia="Arial" w:hAnsi="Arial" w:cs="Arial"/>
+                <w:rFonts w:ascii="Arial" w:hAnsi="Arial" w:eastAsia="Arial" w:cs="Arial"/>
                 <w:b/>
                 <w:sz w:val="24"/>
               </w:rPr>
@@ -444,19 +496,20 @@
           <w:tcPr>
             <w:tcW w:w="5649" w:type="dxa"/>
             <w:tcBorders>
-              <w:top w:val="single" w:sz="8" w:space="0" w:color="000000"/>
-              <w:left w:val="single" w:sz="8" w:space="0" w:color="000000"/>
-              <w:bottom w:val="single" w:sz="8" w:space="0" w:color="000000"/>
+              <w:top w:val="single" w:color="000000" w:sz="8" w:space="0"/>
+              <w:left w:val="single" w:color="000000" w:sz="8" w:space="0"/>
+              <w:bottom w:val="single" w:color="000000" w:sz="8" w:space="0"/>
               <w:right w:val="nil"/>
             </w:tcBorders>
           </w:tcPr>
           <w:p>
             <w:pPr>
+              <w:spacing w:after="0"/>
               <w:ind w:left="134"/>
             </w:pPr>
             <w:r>
               <w:rPr>
-                <w:rFonts w:ascii="Arial" w:eastAsia="Arial" w:hAnsi="Arial" w:cs="Arial"/>
+                <w:rFonts w:ascii="Arial" w:hAnsi="Arial" w:eastAsia="Arial" w:cs="Arial"/>
                 <w:b/>
                 <w:sz w:val="24"/>
               </w:rPr>
@@ -471,22 +524,26 @@
           <w:tcPr>
             <w:tcW w:w="329" w:type="dxa"/>
             <w:tcBorders>
-              <w:top w:val="single" w:sz="8" w:space="0" w:color="000000"/>
+              <w:top w:val="single" w:color="000000" w:sz="8" w:space="0"/>
               <w:left w:val="nil"/>
-              <w:bottom w:val="single" w:sz="8" w:space="0" w:color="000000"/>
-              <w:right w:val="single" w:sz="8" w:space="0" w:color="000000"/>
-            </w:tcBorders>
-          </w:tcPr>
-          <w:p/>
+              <w:bottom w:val="single" w:color="000000" w:sz="8" w:space="0"/>
+              <w:right w:val="single" w:color="000000" w:sz="8" w:space="0"/>
+            </w:tcBorders>
+          </w:tcPr>
+          <w:p>
+            <w:pPr>
+              <w:spacing w:after="0"/>
+            </w:pPr>
+          </w:p>
         </w:tc>
         <w:tc>
           <w:tcPr>
             <w:tcW w:w="2945" w:type="dxa"/>
             <w:tcBorders>
-              <w:top w:val="single" w:sz="8" w:space="0" w:color="000000"/>
-              <w:left w:val="single" w:sz="8" w:space="0" w:color="000000"/>
-              <w:bottom w:val="single" w:sz="8" w:space="0" w:color="000000"/>
-              <w:right w:val="single" w:sz="8" w:space="0" w:color="000000"/>
+              <w:top w:val="single" w:color="000000" w:sz="8" w:space="0"/>
+              <w:left w:val="single" w:color="000000" w:sz="8" w:space="0"/>
+              <w:bottom w:val="single" w:color="000000" w:sz="8" w:space="0"/>
+              <w:right w:val="single" w:color="000000" w:sz="8" w:space="0"/>
             </w:tcBorders>
             <w:vAlign w:val="center"/>
           </w:tcPr>
@@ -497,7 +554,7 @@
             </w:pPr>
             <w:r>
               <w:rPr>
-                <w:rFonts w:ascii="Arial" w:eastAsia="Arial" w:hAnsi="Arial" w:cs="Arial"/>
+                <w:rFonts w:ascii="Arial" w:hAnsi="Arial" w:eastAsia="Arial" w:cs="Arial"/>
                 <w:b/>
                 <w:sz w:val="24"/>
               </w:rPr>
@@ -508,7 +565,7 @@
             </w:r>
             <w:r>
               <w:rPr>
-                <w:rFonts w:ascii="Arial" w:eastAsia="Arial" w:hAnsi="Arial" w:cs="Arial"/>
+                <w:rFonts w:ascii="Arial" w:hAnsi="Arial" w:eastAsia="Arial" w:cs="Arial"/>
                 <w:b/>
                 <w:sz w:val="24"/>
               </w:rPr>
@@ -519,7 +576,7 @@
             </w:r>
             <w:r>
               <w:rPr>
-                <w:rFonts w:ascii="Arial" w:eastAsia="Arial" w:hAnsi="Arial" w:cs="Arial"/>
+                <w:rFonts w:ascii="Arial" w:hAnsi="Arial" w:eastAsia="Arial" w:cs="Arial"/>
                 <w:b/>
                 <w:sz w:val="24"/>
               </w:rPr>
@@ -531,11 +588,12 @@
           </w:p>
           <w:p>
             <w:pPr>
+              <w:spacing w:after="0"/>
               <w:ind w:left="146"/>
             </w:pPr>
             <w:r>
               <w:rPr>
-                <w:rFonts w:ascii="Arial" w:eastAsia="Arial" w:hAnsi="Arial" w:cs="Arial"/>
+                <w:rFonts w:ascii="Arial" w:hAnsi="Arial" w:eastAsia="Arial" w:cs="Arial"/>
                 <w:b/>
                 <w:sz w:val="24"/>
               </w:rPr>
@@ -548,26 +606,35 @@
         </w:tc>
       </w:tr>
       <w:tr>
+        <w:tblPrEx>
+          <w:tblCellMar>
+            <w:top w:w="120" w:type="dxa"/>
+            <w:left w:w="0" w:type="dxa"/>
+            <w:bottom w:w="32" w:type="dxa"/>
+            <w:right w:w="0" w:type="dxa"/>
+          </w:tblCellMar>
+        </w:tblPrEx>
         <w:trPr>
-          <w:trHeight w:val="807"/>
+          <w:trHeight w:val="807" w:hRule="atLeast"/>
         </w:trPr>
         <w:tc>
           <w:tcPr>
             <w:tcW w:w="840" w:type="dxa"/>
             <w:tcBorders>
-              <w:top w:val="single" w:sz="8" w:space="0" w:color="000000"/>
-              <w:left w:val="single" w:sz="8" w:space="0" w:color="000000"/>
-              <w:bottom w:val="single" w:sz="8" w:space="0" w:color="000000"/>
-              <w:right w:val="single" w:sz="8" w:space="0" w:color="000000"/>
-            </w:tcBorders>
-          </w:tcPr>
-          <w:p>
-            <w:pPr>
+              <w:top w:val="single" w:color="000000" w:sz="8" w:space="0"/>
+              <w:left w:val="single" w:color="000000" w:sz="8" w:space="0"/>
+              <w:bottom w:val="single" w:color="000000" w:sz="8" w:space="0"/>
+              <w:right w:val="single" w:color="000000" w:sz="8" w:space="0"/>
+            </w:tcBorders>
+          </w:tcPr>
+          <w:p>
+            <w:pPr>
+              <w:spacing w:after="0"/>
               <w:ind w:left="137"/>
             </w:pPr>
             <w:r>
               <w:rPr>
-                <w:rFonts w:ascii="Arial" w:eastAsia="Arial" w:hAnsi="Arial" w:cs="Arial"/>
+                <w:rFonts w:ascii="Arial" w:hAnsi="Arial" w:eastAsia="Arial" w:cs="Arial"/>
                 <w:sz w:val="24"/>
               </w:rPr>
               <w:t xml:space="preserve">1 </w:t>
@@ -581,19 +648,20 @@
           <w:tcPr>
             <w:tcW w:w="5649" w:type="dxa"/>
             <w:tcBorders>
-              <w:top w:val="single" w:sz="8" w:space="0" w:color="000000"/>
-              <w:left w:val="single" w:sz="8" w:space="0" w:color="000000"/>
-              <w:bottom w:val="single" w:sz="8" w:space="0" w:color="000000"/>
+              <w:top w:val="single" w:color="000000" w:sz="8" w:space="0"/>
+              <w:left w:val="single" w:color="000000" w:sz="8" w:space="0"/>
+              <w:bottom w:val="single" w:color="000000" w:sz="8" w:space="0"/>
               <w:right w:val="nil"/>
             </w:tcBorders>
           </w:tcPr>
           <w:p>
             <w:pPr>
+              <w:spacing w:after="0"/>
               <w:ind w:left="134"/>
             </w:pPr>
             <w:r>
               <w:rPr>
-                <w:rFonts w:ascii="Arial" w:eastAsia="Arial" w:hAnsi="Arial" w:cs="Arial"/>
+                <w:rFonts w:ascii="Arial" w:hAnsi="Arial" w:eastAsia="Arial" w:cs="Arial"/>
                 <w:sz w:val="24"/>
               </w:rPr>
               <w:t xml:space="preserve">Complete source code (all files and folders) </w:t>
@@ -607,22 +675,26 @@
           <w:tcPr>
             <w:tcW w:w="329" w:type="dxa"/>
             <w:tcBorders>
-              <w:top w:val="single" w:sz="8" w:space="0" w:color="000000"/>
+              <w:top w:val="single" w:color="000000" w:sz="8" w:space="0"/>
               <w:left w:val="nil"/>
-              <w:bottom w:val="single" w:sz="8" w:space="0" w:color="000000"/>
-              <w:right w:val="single" w:sz="8" w:space="0" w:color="000000"/>
-            </w:tcBorders>
-          </w:tcPr>
-          <w:p/>
+              <w:bottom w:val="single" w:color="000000" w:sz="8" w:space="0"/>
+              <w:right w:val="single" w:color="000000" w:sz="8" w:space="0"/>
+            </w:tcBorders>
+          </w:tcPr>
+          <w:p>
+            <w:pPr>
+              <w:spacing w:after="0"/>
+            </w:pPr>
+          </w:p>
         </w:tc>
         <w:tc>
           <w:tcPr>
             <w:tcW w:w="2945" w:type="dxa"/>
             <w:tcBorders>
-              <w:top w:val="single" w:sz="8" w:space="0" w:color="000000"/>
-              <w:left w:val="single" w:sz="8" w:space="0" w:color="000000"/>
-              <w:bottom w:val="single" w:sz="8" w:space="0" w:color="000000"/>
-              <w:right w:val="single" w:sz="8" w:space="0" w:color="000000"/>
+              <w:top w:val="single" w:color="000000" w:sz="8" w:space="0"/>
+              <w:left w:val="single" w:color="000000" w:sz="8" w:space="0"/>
+              <w:bottom w:val="single" w:color="000000" w:sz="8" w:space="0"/>
+              <w:right w:val="single" w:color="000000" w:sz="8" w:space="0"/>
             </w:tcBorders>
           </w:tcPr>
           <w:p>
@@ -631,10 +703,11 @@
                 <w:tab w:val="center" w:pos="1628"/>
                 <w:tab w:val="center" w:pos="2362"/>
               </w:tabs>
-            </w:pPr>
-            <w:r>
-              <w:rPr>
-                <w:rFonts w:ascii="Times New Roman" w:eastAsia="Times New Roman" w:hAnsi="Times New Roman" w:cs="Times New Roman"/>
+              <w:spacing w:after="0"/>
+            </w:pPr>
+            <w:r>
+              <w:rPr>
+                <w:rFonts w:ascii="Times New Roman" w:hAnsi="Times New Roman" w:eastAsia="Times New Roman" w:cs="Times New Roman"/>
                 <w:sz w:val="24"/>
               </w:rPr>
               <w:t xml:space="preserve"> Yes</w:t>
@@ -644,36 +717,49 @@
             </w:r>
             <w:r>
               <w:tab/>
+            </w:r>
+            <w:r>
               <w:t xml:space="preserve"> </w:t>
             </w:r>
             <w:r>
               <w:tab/>
+            </w:r>
+            <w:r>
               <w:t xml:space="preserve"> </w:t>
             </w:r>
           </w:p>
         </w:tc>
       </w:tr>
       <w:tr>
+        <w:tblPrEx>
+          <w:tblCellMar>
+            <w:top w:w="120" w:type="dxa"/>
+            <w:left w:w="0" w:type="dxa"/>
+            <w:bottom w:w="32" w:type="dxa"/>
+            <w:right w:w="0" w:type="dxa"/>
+          </w:tblCellMar>
+        </w:tblPrEx>
         <w:trPr>
-          <w:trHeight w:val="888"/>
+          <w:trHeight w:val="888" w:hRule="atLeast"/>
         </w:trPr>
         <w:tc>
           <w:tcPr>
             <w:tcW w:w="840" w:type="dxa"/>
             <w:tcBorders>
-              <w:top w:val="single" w:sz="8" w:space="0" w:color="000000"/>
-              <w:left w:val="single" w:sz="8" w:space="0" w:color="000000"/>
-              <w:bottom w:val="single" w:sz="8" w:space="0" w:color="000000"/>
-              <w:right w:val="single" w:sz="8" w:space="0" w:color="000000"/>
-            </w:tcBorders>
-          </w:tcPr>
-          <w:p>
-            <w:pPr>
+              <w:top w:val="single" w:color="000000" w:sz="8" w:space="0"/>
+              <w:left w:val="single" w:color="000000" w:sz="8" w:space="0"/>
+              <w:bottom w:val="single" w:color="000000" w:sz="8" w:space="0"/>
+              <w:right w:val="single" w:color="000000" w:sz="8" w:space="0"/>
+            </w:tcBorders>
+          </w:tcPr>
+          <w:p>
+            <w:pPr>
+              <w:spacing w:after="0"/>
               <w:ind w:left="137"/>
             </w:pPr>
             <w:r>
               <w:rPr>
-                <w:rFonts w:ascii="Arial" w:eastAsia="Arial" w:hAnsi="Arial" w:cs="Arial"/>
+                <w:rFonts w:ascii="Arial" w:hAnsi="Arial" w:eastAsia="Arial" w:cs="Arial"/>
                 <w:sz w:val="24"/>
               </w:rPr>
               <w:t xml:space="preserve">2 </w:t>
@@ -687,19 +773,20 @@
           <w:tcPr>
             <w:tcW w:w="5649" w:type="dxa"/>
             <w:tcBorders>
-              <w:top w:val="single" w:sz="8" w:space="0" w:color="000000"/>
-              <w:left w:val="single" w:sz="8" w:space="0" w:color="000000"/>
-              <w:bottom w:val="single" w:sz="8" w:space="0" w:color="000000"/>
+              <w:top w:val="single" w:color="000000" w:sz="8" w:space="0"/>
+              <w:left w:val="single" w:color="000000" w:sz="8" w:space="0"/>
+              <w:bottom w:val="single" w:color="000000" w:sz="8" w:space="0"/>
               <w:right w:val="nil"/>
             </w:tcBorders>
           </w:tcPr>
           <w:p>
             <w:pPr>
+              <w:spacing w:after="0"/>
               <w:ind w:left="134"/>
             </w:pPr>
             <w:r>
               <w:rPr>
-                <w:rFonts w:ascii="Arial" w:eastAsia="Arial" w:hAnsi="Arial" w:cs="Arial"/>
+                <w:rFonts w:ascii="Arial" w:hAnsi="Arial" w:eastAsia="Arial" w:cs="Arial"/>
                 <w:sz w:val="24"/>
               </w:rPr>
               <w:t>README / Setup Guide (instructions to run the project)</w:t>
@@ -713,22 +800,26 @@
           <w:tcPr>
             <w:tcW w:w="329" w:type="dxa"/>
             <w:tcBorders>
-              <w:top w:val="single" w:sz="8" w:space="0" w:color="000000"/>
+              <w:top w:val="single" w:color="000000" w:sz="8" w:space="0"/>
               <w:left w:val="nil"/>
-              <w:bottom w:val="single" w:sz="8" w:space="0" w:color="000000"/>
-              <w:right w:val="single" w:sz="8" w:space="0" w:color="000000"/>
-            </w:tcBorders>
-          </w:tcPr>
-          <w:p/>
+              <w:bottom w:val="single" w:color="000000" w:sz="8" w:space="0"/>
+              <w:right w:val="single" w:color="000000" w:sz="8" w:space="0"/>
+            </w:tcBorders>
+          </w:tcPr>
+          <w:p>
+            <w:pPr>
+              <w:spacing w:after="0"/>
+            </w:pPr>
+          </w:p>
         </w:tc>
         <w:tc>
           <w:tcPr>
             <w:tcW w:w="2945" w:type="dxa"/>
             <w:tcBorders>
-              <w:top w:val="single" w:sz="8" w:space="0" w:color="000000"/>
-              <w:left w:val="single" w:sz="8" w:space="0" w:color="000000"/>
-              <w:bottom w:val="single" w:sz="8" w:space="0" w:color="000000"/>
-              <w:right w:val="single" w:sz="8" w:space="0" w:color="000000"/>
+              <w:top w:val="single" w:color="000000" w:sz="8" w:space="0"/>
+              <w:left w:val="single" w:color="000000" w:sz="8" w:space="0"/>
+              <w:bottom w:val="single" w:color="000000" w:sz="8" w:space="0"/>
+              <w:right w:val="single" w:color="000000" w:sz="8" w:space="0"/>
             </w:tcBorders>
           </w:tcPr>
           <w:p>
@@ -737,18 +828,19 @@
                 <w:tab w:val="center" w:pos="1628"/>
                 <w:tab w:val="center" w:pos="2362"/>
               </w:tabs>
+              <w:spacing w:after="0"/>
               <w:ind w:left="-14"/>
             </w:pPr>
             <w:r>
               <w:rPr>
-                <w:rFonts w:ascii="Arial" w:eastAsia="Arial" w:hAnsi="Arial" w:cs="Arial"/>
-                <w:sz w:val="24"/>
-              </w:rPr>
-              <w:t xml:space="preserve"> </w:t>
-            </w:r>
-            <w:r>
-              <w:rPr>
-                <w:rFonts w:ascii="Times New Roman" w:eastAsia="Times New Roman" w:hAnsi="Times New Roman" w:cs="Times New Roman"/>
+                <w:rFonts w:ascii="Arial" w:hAnsi="Arial" w:eastAsia="Arial" w:cs="Arial"/>
+                <w:sz w:val="24"/>
+              </w:rPr>
+              <w:t xml:space="preserve"> </w:t>
+            </w:r>
+            <w:r>
+              <w:rPr>
+                <w:rFonts w:ascii="Times New Roman" w:hAnsi="Times New Roman" w:eastAsia="Times New Roman" w:cs="Times New Roman"/>
                 <w:sz w:val="24"/>
               </w:rPr>
               <w:t xml:space="preserve"> Yes</w:t>
@@ -758,36 +850,49 @@
             </w:r>
             <w:r>
               <w:tab/>
+            </w:r>
+            <w:r>
               <w:t xml:space="preserve"> </w:t>
             </w:r>
             <w:r>
               <w:tab/>
+            </w:r>
+            <w:r>
               <w:t xml:space="preserve"> </w:t>
             </w:r>
           </w:p>
         </w:tc>
       </w:tr>
       <w:tr>
+        <w:tblPrEx>
+          <w:tblCellMar>
+            <w:top w:w="120" w:type="dxa"/>
+            <w:left w:w="0" w:type="dxa"/>
+            <w:bottom w:w="32" w:type="dxa"/>
+            <w:right w:w="0" w:type="dxa"/>
+          </w:tblCellMar>
+        </w:tblPrEx>
         <w:trPr>
-          <w:trHeight w:val="806"/>
+          <w:trHeight w:val="806" w:hRule="atLeast"/>
         </w:trPr>
         <w:tc>
           <w:tcPr>
             <w:tcW w:w="840" w:type="dxa"/>
             <w:tcBorders>
-              <w:top w:val="single" w:sz="8" w:space="0" w:color="000000"/>
-              <w:left w:val="single" w:sz="8" w:space="0" w:color="000000"/>
-              <w:bottom w:val="single" w:sz="8" w:space="0" w:color="000000"/>
-              <w:right w:val="single" w:sz="8" w:space="0" w:color="000000"/>
-            </w:tcBorders>
-          </w:tcPr>
-          <w:p>
-            <w:pPr>
+              <w:top w:val="single" w:color="000000" w:sz="8" w:space="0"/>
+              <w:left w:val="single" w:color="000000" w:sz="8" w:space="0"/>
+              <w:bottom w:val="single" w:color="000000" w:sz="8" w:space="0"/>
+              <w:right w:val="single" w:color="000000" w:sz="8" w:space="0"/>
+            </w:tcBorders>
+          </w:tcPr>
+          <w:p>
+            <w:pPr>
+              <w:spacing w:after="0"/>
               <w:ind w:left="137"/>
             </w:pPr>
             <w:r>
               <w:rPr>
-                <w:rFonts w:ascii="Arial" w:eastAsia="Arial" w:hAnsi="Arial" w:cs="Arial"/>
+                <w:rFonts w:ascii="Arial" w:hAnsi="Arial" w:eastAsia="Arial" w:cs="Arial"/>
                 <w:sz w:val="24"/>
               </w:rPr>
               <w:t xml:space="preserve">3 </w:t>
@@ -801,19 +906,20 @@
           <w:tcPr>
             <w:tcW w:w="5649" w:type="dxa"/>
             <w:tcBorders>
-              <w:top w:val="single" w:sz="8" w:space="0" w:color="000000"/>
-              <w:left w:val="single" w:sz="8" w:space="0" w:color="000000"/>
-              <w:bottom w:val="single" w:sz="8" w:space="0" w:color="000000"/>
+              <w:top w:val="single" w:color="000000" w:sz="8" w:space="0"/>
+              <w:left w:val="single" w:color="000000" w:sz="8" w:space="0"/>
+              <w:bottom w:val="single" w:color="000000" w:sz="8" w:space="0"/>
               <w:right w:val="nil"/>
             </w:tcBorders>
           </w:tcPr>
           <w:p>
             <w:pPr>
+              <w:spacing w:after="0"/>
               <w:ind w:left="134"/>
             </w:pPr>
             <w:r>
               <w:rPr>
-                <w:rFonts w:ascii="Arial" w:eastAsia="Arial" w:hAnsi="Arial" w:cs="Arial"/>
+                <w:rFonts w:ascii="Arial" w:hAnsi="Arial" w:eastAsia="Arial" w:cs="Arial"/>
                 <w:sz w:val="24"/>
               </w:rPr>
               <w:t xml:space="preserve">requirements.txt / package.json / dependency file </w:t>
@@ -827,13 +933,16 @@
           <w:tcPr>
             <w:tcW w:w="329" w:type="dxa"/>
             <w:tcBorders>
-              <w:top w:val="single" w:sz="8" w:space="0" w:color="000000"/>
+              <w:top w:val="single" w:color="000000" w:sz="8" w:space="0"/>
               <w:left w:val="nil"/>
-              <w:bottom w:val="single" w:sz="8" w:space="0" w:color="000000"/>
-              <w:right w:val="single" w:sz="8" w:space="0" w:color="000000"/>
-            </w:tcBorders>
-          </w:tcPr>
-          <w:p>
+              <w:bottom w:val="single" w:color="000000" w:sz="8" w:space="0"/>
+              <w:right w:val="single" w:color="000000" w:sz="8" w:space="0"/>
+            </w:tcBorders>
+          </w:tcPr>
+          <w:p>
+            <w:pPr>
+              <w:spacing w:after="0"/>
+            </w:pPr>
             <w:r>
               <w:t xml:space="preserve"> </w:t>
             </w:r>
@@ -843,10 +952,10 @@
           <w:tcPr>
             <w:tcW w:w="2945" w:type="dxa"/>
             <w:tcBorders>
-              <w:top w:val="single" w:sz="8" w:space="0" w:color="000000"/>
-              <w:left w:val="single" w:sz="8" w:space="0" w:color="000000"/>
-              <w:bottom w:val="single" w:sz="8" w:space="0" w:color="000000"/>
-              <w:right w:val="single" w:sz="8" w:space="0" w:color="000000"/>
+              <w:top w:val="single" w:color="000000" w:sz="8" w:space="0"/>
+              <w:left w:val="single" w:color="000000" w:sz="8" w:space="0"/>
+              <w:bottom w:val="single" w:color="000000" w:sz="8" w:space="0"/>
+              <w:right w:val="single" w:color="000000" w:sz="8" w:space="0"/>
             </w:tcBorders>
           </w:tcPr>
           <w:p>
@@ -855,10 +964,11 @@
                 <w:tab w:val="center" w:pos="1628"/>
                 <w:tab w:val="center" w:pos="2362"/>
               </w:tabs>
-            </w:pPr>
-            <w:r>
-              <w:rPr>
-                <w:rFonts w:ascii="Times New Roman" w:eastAsia="Times New Roman" w:hAnsi="Times New Roman" w:cs="Times New Roman"/>
+              <w:spacing w:after="0"/>
+            </w:pPr>
+            <w:r>
+              <w:rPr>
+                <w:rFonts w:ascii="Times New Roman" w:hAnsi="Times New Roman" w:eastAsia="Times New Roman" w:cs="Times New Roman"/>
                 <w:sz w:val="24"/>
               </w:rPr>
               <w:t xml:space="preserve"> Yes</w:t>
@@ -868,36 +978,49 @@
             </w:r>
             <w:r>
               <w:tab/>
+            </w:r>
+            <w:r>
               <w:t xml:space="preserve"> </w:t>
             </w:r>
             <w:r>
               <w:tab/>
+            </w:r>
+            <w:r>
               <w:t xml:space="preserve"> </w:t>
             </w:r>
           </w:p>
         </w:tc>
       </w:tr>
       <w:tr>
+        <w:tblPrEx>
+          <w:tblCellMar>
+            <w:top w:w="120" w:type="dxa"/>
+            <w:left w:w="0" w:type="dxa"/>
+            <w:bottom w:w="32" w:type="dxa"/>
+            <w:right w:w="0" w:type="dxa"/>
+          </w:tblCellMar>
+        </w:tblPrEx>
         <w:trPr>
-          <w:trHeight w:val="1577"/>
+          <w:trHeight w:val="1577" w:hRule="atLeast"/>
         </w:trPr>
         <w:tc>
           <w:tcPr>
             <w:tcW w:w="840" w:type="dxa"/>
             <w:tcBorders>
-              <w:top w:val="single" w:sz="8" w:space="0" w:color="000000"/>
-              <w:left w:val="single" w:sz="8" w:space="0" w:color="000000"/>
-              <w:bottom w:val="single" w:sz="8" w:space="0" w:color="000000"/>
-              <w:right w:val="single" w:sz="8" w:space="0" w:color="000000"/>
-            </w:tcBorders>
-          </w:tcPr>
-          <w:p>
-            <w:pPr>
+              <w:top w:val="single" w:color="000000" w:sz="8" w:space="0"/>
+              <w:left w:val="single" w:color="000000" w:sz="8" w:space="0"/>
+              <w:bottom w:val="single" w:color="000000" w:sz="8" w:space="0"/>
+              <w:right w:val="single" w:color="000000" w:sz="8" w:space="0"/>
+            </w:tcBorders>
+          </w:tcPr>
+          <w:p>
+            <w:pPr>
+              <w:spacing w:after="0"/>
               <w:ind w:left="137"/>
             </w:pPr>
             <w:r>
               <w:rPr>
-                <w:rFonts w:ascii="Arial" w:eastAsia="Arial" w:hAnsi="Arial" w:cs="Arial"/>
+                <w:rFonts w:ascii="Arial" w:hAnsi="Arial" w:eastAsia="Arial" w:cs="Arial"/>
                 <w:sz w:val="24"/>
               </w:rPr>
               <w:t xml:space="preserve">4 </w:t>
@@ -911,19 +1034,20 @@
           <w:tcPr>
             <w:tcW w:w="5649" w:type="dxa"/>
             <w:tcBorders>
-              <w:top w:val="single" w:sz="8" w:space="0" w:color="000000"/>
-              <w:left w:val="single" w:sz="8" w:space="0" w:color="000000"/>
-              <w:bottom w:val="single" w:sz="8" w:space="0" w:color="000000"/>
+              <w:top w:val="single" w:color="000000" w:sz="8" w:space="0"/>
+              <w:left w:val="single" w:color="000000" w:sz="8" w:space="0"/>
+              <w:bottom w:val="single" w:color="000000" w:sz="8" w:space="0"/>
               <w:right w:val="nil"/>
             </w:tcBorders>
           </w:tcPr>
           <w:p>
             <w:pPr>
+              <w:spacing w:after="0"/>
               <w:ind w:left="134"/>
             </w:pPr>
             <w:r>
               <w:rPr>
-                <w:rFonts w:ascii="Arial" w:eastAsia="Arial" w:hAnsi="Arial" w:cs="Arial"/>
+                <w:rFonts w:ascii="Arial" w:hAnsi="Arial" w:eastAsia="Arial" w:cs="Arial"/>
                 <w:sz w:val="24"/>
               </w:rPr>
               <w:t xml:space="preserve">Database schema / seed files (if applicable) </w:t>
@@ -937,13 +1061,16 @@
           <w:tcPr>
             <w:tcW w:w="329" w:type="dxa"/>
             <w:tcBorders>
-              <w:top w:val="single" w:sz="8" w:space="0" w:color="000000"/>
+              <w:top w:val="single" w:color="000000" w:sz="8" w:space="0"/>
               <w:left w:val="nil"/>
-              <w:bottom w:val="single" w:sz="8" w:space="0" w:color="000000"/>
-              <w:right w:val="single" w:sz="8" w:space="0" w:color="000000"/>
-            </w:tcBorders>
-          </w:tcPr>
-          <w:p>
+              <w:bottom w:val="single" w:color="000000" w:sz="8" w:space="0"/>
+              <w:right w:val="single" w:color="000000" w:sz="8" w:space="0"/>
+            </w:tcBorders>
+          </w:tcPr>
+          <w:p>
+            <w:pPr>
+              <w:spacing w:after="0"/>
+            </w:pPr>
             <w:r>
               <w:t xml:space="preserve"> </w:t>
             </w:r>
@@ -953,10 +1080,10 @@
           <w:tcPr>
             <w:tcW w:w="2945" w:type="dxa"/>
             <w:tcBorders>
-              <w:top w:val="single" w:sz="8" w:space="0" w:color="000000"/>
-              <w:left w:val="single" w:sz="8" w:space="0" w:color="000000"/>
-              <w:bottom w:val="single" w:sz="8" w:space="0" w:color="000000"/>
-              <w:right w:val="single" w:sz="8" w:space="0" w:color="000000"/>
+              <w:top w:val="single" w:color="000000" w:sz="8" w:space="0"/>
+              <w:left w:val="single" w:color="000000" w:sz="8" w:space="0"/>
+              <w:bottom w:val="single" w:color="000000" w:sz="8" w:space="0"/>
+              <w:right w:val="single" w:color="000000" w:sz="8" w:space="0"/>
             </w:tcBorders>
             <w:vAlign w:val="bottom"/>
           </w:tcPr>
@@ -970,14 +1097,14 @@
             </w:pPr>
             <w:r>
               <w:rPr>
-                <w:rFonts w:ascii="Times New Roman" w:eastAsia="Times New Roman" w:hAnsi="Times New Roman" w:cs="Times New Roman"/>
+                <w:rFonts w:ascii="Times New Roman" w:hAnsi="Times New Roman" w:eastAsia="Times New Roman" w:cs="Times New Roman"/>
                 <w:sz w:val="24"/>
               </w:rPr>
               <w:t xml:space="preserve"> NA — no </w:t>
             </w:r>
             <w:r>
               <w:rPr>
-                <w:rFonts w:ascii="Times New Roman" w:eastAsia="Times New Roman" w:hAnsi="Times New Roman" w:cs="Times New Roman"/>
+                <w:rFonts w:ascii="Times New Roman" w:hAnsi="Times New Roman" w:eastAsia="Times New Roman" w:cs="Times New Roman"/>
                 <w:sz w:val="24"/>
               </w:rPr>
               <w:tab/>
@@ -987,16 +1114,19 @@
             </w:r>
             <w:r>
               <w:tab/>
-              <w:t xml:space="preserve"> </w:t>
-            </w:r>
-          </w:p>
-          <w:p>
-            <w:pPr>
+            </w:r>
+            <w:r>
+              <w:t xml:space="preserve"> </w:t>
+            </w:r>
+          </w:p>
+          <w:p>
+            <w:pPr>
+              <w:spacing w:after="0"/>
               <w:ind w:left="26" w:right="1000"/>
             </w:pPr>
             <w:r>
               <w:rPr>
-                <w:rFonts w:ascii="Times New Roman" w:eastAsia="Times New Roman" w:hAnsi="Times New Roman" w:cs="Times New Roman"/>
+                <w:rFonts w:ascii="Times New Roman" w:hAnsi="Times New Roman" w:eastAsia="Times New Roman" w:cs="Times New Roman"/>
                 <w:sz w:val="24"/>
               </w:rPr>
               <w:t>database used; CSV dataset + model.pkl file storage instead</w:t>
@@ -1008,26 +1138,35 @@
         </w:tc>
       </w:tr>
       <w:tr>
+        <w:tblPrEx>
+          <w:tblCellMar>
+            <w:top w:w="120" w:type="dxa"/>
+            <w:left w:w="0" w:type="dxa"/>
+            <w:bottom w:w="32" w:type="dxa"/>
+            <w:right w:w="0" w:type="dxa"/>
+          </w:tblCellMar>
+        </w:tblPrEx>
         <w:trPr>
-          <w:trHeight w:val="1277"/>
+          <w:trHeight w:val="1277" w:hRule="atLeast"/>
         </w:trPr>
         <w:tc>
           <w:tcPr>
             <w:tcW w:w="840" w:type="dxa"/>
             <w:tcBorders>
-              <w:top w:val="single" w:sz="8" w:space="0" w:color="000000"/>
-              <w:left w:val="single" w:sz="8" w:space="0" w:color="000000"/>
-              <w:bottom w:val="single" w:sz="8" w:space="0" w:color="000000"/>
-              <w:right w:val="single" w:sz="8" w:space="0" w:color="000000"/>
-            </w:tcBorders>
-          </w:tcPr>
-          <w:p>
-            <w:pPr>
+              <w:top w:val="single" w:color="000000" w:sz="8" w:space="0"/>
+              <w:left w:val="single" w:color="000000" w:sz="8" w:space="0"/>
+              <w:bottom w:val="single" w:color="000000" w:sz="8" w:space="0"/>
+              <w:right w:val="single" w:color="000000" w:sz="8" w:space="0"/>
+            </w:tcBorders>
+          </w:tcPr>
+          <w:p>
+            <w:pPr>
+              <w:spacing w:after="0"/>
               <w:ind w:left="137"/>
             </w:pPr>
             <w:r>
               <w:rPr>
-                <w:rFonts w:ascii="Arial" w:eastAsia="Arial" w:hAnsi="Arial" w:cs="Arial"/>
+                <w:rFonts w:ascii="Arial" w:hAnsi="Arial" w:eastAsia="Arial" w:cs="Arial"/>
                 <w:sz w:val="24"/>
               </w:rPr>
               <w:t xml:space="preserve">5 </w:t>
@@ -1042,10 +1181,10 @@
             <w:tcW w:w="5978" w:type="dxa"/>
             <w:gridSpan w:val="2"/>
             <w:tcBorders>
-              <w:top w:val="single" w:sz="8" w:space="0" w:color="000000"/>
-              <w:left w:val="single" w:sz="8" w:space="0" w:color="000000"/>
-              <w:bottom w:val="single" w:sz="8" w:space="0" w:color="000000"/>
-              <w:right w:val="single" w:sz="8" w:space="0" w:color="000000"/>
+              <w:top w:val="single" w:color="000000" w:sz="8" w:space="0"/>
+              <w:left w:val="single" w:color="000000" w:sz="8" w:space="0"/>
+              <w:bottom w:val="single" w:color="000000" w:sz="8" w:space="0"/>
+              <w:right w:val="single" w:color="000000" w:sz="8" w:space="0"/>
             </w:tcBorders>
           </w:tcPr>
           <w:p>
@@ -1056,7 +1195,7 @@
             </w:pPr>
             <w:r>
               <w:rPr>
-                <w:rFonts w:ascii="Arial" w:eastAsia="Arial" w:hAnsi="Arial" w:cs="Arial"/>
+                <w:rFonts w:ascii="Arial" w:hAnsi="Arial" w:eastAsia="Arial" w:cs="Arial"/>
                 <w:sz w:val="24"/>
               </w:rPr>
               <w:t xml:space="preserve">or </w:t>
@@ -1067,11 +1206,12 @@
           </w:p>
           <w:p>
             <w:pPr>
+              <w:spacing w:after="0"/>
               <w:ind w:left="134"/>
             </w:pPr>
             <w:r>
               <w:rPr>
-                <w:rFonts w:ascii="Arial" w:eastAsia="Arial" w:hAnsi="Arial" w:cs="Arial"/>
+                <w:rFonts w:ascii="Arial" w:hAnsi="Arial" w:eastAsia="Arial" w:cs="Arial"/>
                 <w:sz w:val="24"/>
               </w:rPr>
               <w:t xml:space="preserve">Environment  configuration file (.env.example similar) </w:t>
@@ -1085,10 +1225,10 @@
           <w:tcPr>
             <w:tcW w:w="2945" w:type="dxa"/>
             <w:tcBorders>
-              <w:top w:val="single" w:sz="8" w:space="0" w:color="000000"/>
-              <w:left w:val="single" w:sz="8" w:space="0" w:color="000000"/>
-              <w:bottom w:val="single" w:sz="8" w:space="0" w:color="000000"/>
-              <w:right w:val="single" w:sz="8" w:space="0" w:color="000000"/>
+              <w:top w:val="single" w:color="000000" w:sz="8" w:space="0"/>
+              <w:left w:val="single" w:color="000000" w:sz="8" w:space="0"/>
+              <w:bottom w:val="single" w:color="000000" w:sz="8" w:space="0"/>
+              <w:right w:val="single" w:color="000000" w:sz="8" w:space="0"/>
             </w:tcBorders>
             <w:vAlign w:val="bottom"/>
           </w:tcPr>
@@ -1102,14 +1242,14 @@
             </w:pPr>
             <w:r>
               <w:rPr>
-                <w:rFonts w:ascii="Times New Roman" w:eastAsia="Times New Roman" w:hAnsi="Times New Roman" w:cs="Times New Roman"/>
+                <w:rFonts w:ascii="Times New Roman" w:hAnsi="Times New Roman" w:eastAsia="Times New Roman" w:cs="Times New Roman"/>
                 <w:sz w:val="24"/>
               </w:rPr>
               <w:t xml:space="preserve"> NA — no </w:t>
             </w:r>
             <w:r>
               <w:rPr>
-                <w:rFonts w:ascii="Times New Roman" w:eastAsia="Times New Roman" w:hAnsi="Times New Roman" w:cs="Times New Roman"/>
+                <w:rFonts w:ascii="Times New Roman" w:hAnsi="Times New Roman" w:eastAsia="Times New Roman" w:cs="Times New Roman"/>
                 <w:sz w:val="24"/>
               </w:rPr>
               <w:tab/>
@@ -1119,16 +1259,19 @@
             </w:r>
             <w:r>
               <w:tab/>
-              <w:t xml:space="preserve"> </w:t>
-            </w:r>
-          </w:p>
-          <w:p>
-            <w:pPr>
+            </w:r>
+            <w:r>
+              <w:t xml:space="preserve"> </w:t>
+            </w:r>
+          </w:p>
+          <w:p>
+            <w:pPr>
+              <w:spacing w:after="0"/>
               <w:ind w:left="26" w:right="479"/>
             </w:pPr>
             <w:r>
               <w:rPr>
-                <w:rFonts w:ascii="Times New Roman" w:eastAsia="Times New Roman" w:hAnsi="Times New Roman" w:cs="Times New Roman"/>
+                <w:rFonts w:ascii="Times New Roman" w:hAnsi="Times New Roman" w:eastAsia="Times New Roman" w:cs="Times New Roman"/>
                 <w:sz w:val="24"/>
               </w:rPr>
               <w:t>environment variables/secrets required</w:t>
@@ -1140,26 +1283,35 @@
         </w:tc>
       </w:tr>
       <w:tr>
+        <w:tblPrEx>
+          <w:tblCellMar>
+            <w:top w:w="120" w:type="dxa"/>
+            <w:left w:w="0" w:type="dxa"/>
+            <w:bottom w:w="32" w:type="dxa"/>
+            <w:right w:w="0" w:type="dxa"/>
+          </w:tblCellMar>
+        </w:tblPrEx>
         <w:trPr>
-          <w:trHeight w:val="1279"/>
+          <w:trHeight w:val="1279" w:hRule="atLeast"/>
         </w:trPr>
         <w:tc>
           <w:tcPr>
             <w:tcW w:w="840" w:type="dxa"/>
             <w:tcBorders>
-              <w:top w:val="single" w:sz="8" w:space="0" w:color="000000"/>
-              <w:left w:val="single" w:sz="8" w:space="0" w:color="000000"/>
-              <w:bottom w:val="single" w:sz="8" w:space="0" w:color="000000"/>
-              <w:right w:val="single" w:sz="8" w:space="0" w:color="000000"/>
-            </w:tcBorders>
-          </w:tcPr>
-          <w:p>
-            <w:pPr>
+              <w:top w:val="single" w:color="000000" w:sz="8" w:space="0"/>
+              <w:left w:val="single" w:color="000000" w:sz="8" w:space="0"/>
+              <w:bottom w:val="single" w:color="000000" w:sz="8" w:space="0"/>
+              <w:right w:val="single" w:color="000000" w:sz="8" w:space="0"/>
+            </w:tcBorders>
+          </w:tcPr>
+          <w:p>
+            <w:pPr>
+              <w:spacing w:after="0"/>
               <w:ind w:left="137"/>
             </w:pPr>
             <w:r>
               <w:rPr>
-                <w:rFonts w:ascii="Arial" w:eastAsia="Arial" w:hAnsi="Arial" w:cs="Arial"/>
+                <w:rFonts w:ascii="Arial" w:hAnsi="Arial" w:eastAsia="Arial" w:cs="Arial"/>
                 <w:sz w:val="24"/>
               </w:rPr>
               <w:t xml:space="preserve">6 </w:t>
@@ -1174,10 +1326,10 @@
             <w:tcW w:w="5978" w:type="dxa"/>
             <w:gridSpan w:val="2"/>
             <w:tcBorders>
-              <w:top w:val="single" w:sz="8" w:space="0" w:color="000000"/>
-              <w:left w:val="single" w:sz="8" w:space="0" w:color="000000"/>
-              <w:bottom w:val="single" w:sz="8" w:space="0" w:color="000000"/>
-              <w:right w:val="single" w:sz="8" w:space="0" w:color="000000"/>
+              <w:top w:val="single" w:color="000000" w:sz="8" w:space="0"/>
+              <w:left w:val="single" w:color="000000" w:sz="8" w:space="0"/>
+              <w:bottom w:val="single" w:color="000000" w:sz="8" w:space="0"/>
+              <w:right w:val="single" w:color="000000" w:sz="8" w:space="0"/>
             </w:tcBorders>
           </w:tcPr>
           <w:p>
@@ -1185,10 +1337,11 @@
               <w:tabs>
                 <w:tab w:val="center" w:pos="5648"/>
               </w:tabs>
-            </w:pPr>
-            <w:r>
-              <w:rPr>
-                <w:rFonts w:ascii="Arial" w:eastAsia="Arial" w:hAnsi="Arial" w:cs="Arial"/>
+              <w:spacing w:after="0"/>
+            </w:pPr>
+            <w:r>
+              <w:rPr>
+                <w:rFonts w:ascii="Arial" w:hAnsi="Arial" w:eastAsia="Arial" w:cs="Arial"/>
                 <w:sz w:val="24"/>
               </w:rPr>
               <w:t xml:space="preserve">Deployed application URL (if hosted) </w:t>
@@ -1198,6 +1351,8 @@
             </w:r>
             <w:r>
               <w:tab/>
+            </w:r>
+            <w:r>
               <w:t xml:space="preserve"> </w:t>
             </w:r>
           </w:p>
@@ -1206,10 +1361,10 @@
           <w:tcPr>
             <w:tcW w:w="2945" w:type="dxa"/>
             <w:tcBorders>
-              <w:top w:val="single" w:sz="8" w:space="0" w:color="000000"/>
-              <w:left w:val="single" w:sz="8" w:space="0" w:color="000000"/>
-              <w:bottom w:val="single" w:sz="8" w:space="0" w:color="000000"/>
-              <w:right w:val="single" w:sz="8" w:space="0" w:color="000000"/>
+              <w:top w:val="single" w:color="000000" w:sz="8" w:space="0"/>
+              <w:left w:val="single" w:color="000000" w:sz="8" w:space="0"/>
+              <w:bottom w:val="single" w:color="000000" w:sz="8" w:space="0"/>
+              <w:right w:val="single" w:color="000000" w:sz="8" w:space="0"/>
             </w:tcBorders>
             <w:vAlign w:val="bottom"/>
           </w:tcPr>
@@ -1223,14 +1378,14 @@
             </w:pPr>
             <w:r>
               <w:rPr>
-                <w:rFonts w:ascii="Times New Roman" w:eastAsia="Times New Roman" w:hAnsi="Times New Roman" w:cs="Times New Roman"/>
+                <w:rFonts w:ascii="Times New Roman" w:hAnsi="Times New Roman" w:eastAsia="Times New Roman" w:cs="Times New Roman"/>
                 <w:sz w:val="24"/>
               </w:rPr>
               <w:t xml:space="preserve"> No — </w:t>
             </w:r>
             <w:r>
               <w:rPr>
-                <w:rFonts w:ascii="Times New Roman" w:eastAsia="Times New Roman" w:hAnsi="Times New Roman" w:cs="Times New Roman"/>
+                <w:rFonts w:ascii="Times New Roman" w:hAnsi="Times New Roman" w:eastAsia="Times New Roman" w:cs="Times New Roman"/>
                 <w:sz w:val="24"/>
               </w:rPr>
               <w:tab/>
@@ -1240,16 +1395,19 @@
             </w:r>
             <w:r>
               <w:tab/>
-              <w:t xml:space="preserve"> </w:t>
-            </w:r>
-          </w:p>
-          <w:p>
-            <w:pPr>
+            </w:r>
+            <w:r>
+              <w:t xml:space="preserve"> </w:t>
+            </w:r>
+          </w:p>
+          <w:p>
+            <w:pPr>
+              <w:spacing w:after="0"/>
               <w:ind w:left="26" w:right="930"/>
             </w:pPr>
             <w:r>
               <w:rPr>
-                <w:rFonts w:ascii="Times New Roman" w:eastAsia="Times New Roman" w:hAnsi="Times New Roman" w:cs="Times New Roman"/>
+                <w:rFonts w:ascii="Times New Roman" w:hAnsi="Times New Roman" w:eastAsia="Times New Roman" w:cs="Times New Roman"/>
                 <w:sz w:val="24"/>
               </w:rPr>
               <w:t>application currently runs locally only</w:t>
@@ -1261,26 +1419,35 @@
         </w:tc>
       </w:tr>
       <w:tr>
+        <w:tblPrEx>
+          <w:tblCellMar>
+            <w:top w:w="120" w:type="dxa"/>
+            <w:left w:w="0" w:type="dxa"/>
+            <w:bottom w:w="32" w:type="dxa"/>
+            <w:right w:w="0" w:type="dxa"/>
+          </w:tblCellMar>
+        </w:tblPrEx>
         <w:trPr>
-          <w:trHeight w:val="982"/>
+          <w:trHeight w:val="982" w:hRule="atLeast"/>
         </w:trPr>
         <w:tc>
           <w:tcPr>
             <w:tcW w:w="840" w:type="dxa"/>
             <w:tcBorders>
-              <w:top w:val="single" w:sz="8" w:space="0" w:color="000000"/>
-              <w:left w:val="single" w:sz="8" w:space="0" w:color="000000"/>
-              <w:bottom w:val="single" w:sz="8" w:space="0" w:color="000000"/>
-              <w:right w:val="single" w:sz="8" w:space="0" w:color="000000"/>
-            </w:tcBorders>
-          </w:tcPr>
-          <w:p>
-            <w:pPr>
+              <w:top w:val="single" w:color="000000" w:sz="8" w:space="0"/>
+              <w:left w:val="single" w:color="000000" w:sz="8" w:space="0"/>
+              <w:bottom w:val="single" w:color="000000" w:sz="8" w:space="0"/>
+              <w:right w:val="single" w:color="000000" w:sz="8" w:space="0"/>
+            </w:tcBorders>
+          </w:tcPr>
+          <w:p>
+            <w:pPr>
+              <w:spacing w:after="0"/>
               <w:ind w:left="137"/>
             </w:pPr>
             <w:r>
               <w:rPr>
-                <w:rFonts w:ascii="Arial" w:eastAsia="Arial" w:hAnsi="Arial" w:cs="Arial"/>
+                <w:rFonts w:ascii="Arial" w:hAnsi="Arial" w:eastAsia="Arial" w:cs="Arial"/>
                 <w:sz w:val="24"/>
               </w:rPr>
               <w:t xml:space="preserve">7 </w:t>
@@ -1295,19 +1462,20 @@
             <w:tcW w:w="5978" w:type="dxa"/>
             <w:gridSpan w:val="2"/>
             <w:tcBorders>
-              <w:top w:val="single" w:sz="8" w:space="0" w:color="000000"/>
-              <w:left w:val="single" w:sz="8" w:space="0" w:color="000000"/>
-              <w:bottom w:val="single" w:sz="8" w:space="0" w:color="000000"/>
-              <w:right w:val="single" w:sz="8" w:space="0" w:color="000000"/>
-            </w:tcBorders>
-          </w:tcPr>
-          <w:p>
-            <w:pPr>
+              <w:top w:val="single" w:color="000000" w:sz="8" w:space="0"/>
+              <w:left w:val="single" w:color="000000" w:sz="8" w:space="0"/>
+              <w:bottom w:val="single" w:color="000000" w:sz="8" w:space="0"/>
+              <w:right w:val="single" w:color="000000" w:sz="8" w:space="0"/>
+            </w:tcBorders>
+          </w:tcPr>
+          <w:p>
+            <w:pPr>
+              <w:spacing w:after="0"/>
               <w:ind w:left="134"/>
             </w:pPr>
             <w:r>
               <w:rPr>
-                <w:rFonts w:ascii="Arial" w:eastAsia="Arial" w:hAnsi="Arial" w:cs="Arial"/>
+                <w:rFonts w:ascii="Arial" w:hAnsi="Arial" w:eastAsia="Arial" w:cs="Arial"/>
                 <w:sz w:val="24"/>
               </w:rPr>
               <w:t xml:space="preserve">APK / Executable binary (if applicable for </w:t>
@@ -1317,7 +1485,7 @@
             </w:r>
             <w:r>
               <w:rPr>
-                <w:rFonts w:ascii="Arial" w:eastAsia="Arial" w:hAnsi="Arial" w:cs="Arial"/>
+                <w:rFonts w:ascii="Arial" w:hAnsi="Arial" w:eastAsia="Arial" w:cs="Arial"/>
                 <w:sz w:val="24"/>
               </w:rPr>
               <w:t xml:space="preserve">mobile/desktop apps) </w:t>
@@ -1331,26 +1499,27 @@
           <w:tcPr>
             <w:tcW w:w="2945" w:type="dxa"/>
             <w:tcBorders>
-              <w:top w:val="single" w:sz="8" w:space="0" w:color="000000"/>
-              <w:left w:val="single" w:sz="8" w:space="0" w:color="000000"/>
-              <w:bottom w:val="single" w:sz="8" w:space="0" w:color="000000"/>
-              <w:right w:val="single" w:sz="8" w:space="0" w:color="000000"/>
-            </w:tcBorders>
-          </w:tcPr>
-          <w:p>
-            <w:pPr>
+              <w:top w:val="single" w:color="000000" w:sz="8" w:space="0"/>
+              <w:left w:val="single" w:color="000000" w:sz="8" w:space="0"/>
+              <w:bottom w:val="single" w:color="000000" w:sz="8" w:space="0"/>
+              <w:right w:val="single" w:color="000000" w:sz="8" w:space="0"/>
+            </w:tcBorders>
+          </w:tcPr>
+          <w:p>
+            <w:pPr>
+              <w:spacing w:after="0"/>
               <w:ind w:left="26"/>
             </w:pPr>
             <w:r>
               <w:rPr>
-                <w:rFonts w:ascii="Times New Roman" w:eastAsia="Times New Roman" w:hAnsi="Times New Roman" w:cs="Times New Roman"/>
+                <w:rFonts w:ascii="Times New Roman" w:hAnsi="Times New Roman" w:eastAsia="Times New Roman" w:cs="Times New Roman"/>
                 <w:sz w:val="24"/>
               </w:rPr>
               <w:t xml:space="preserve"> NA — web </w:t>
             </w:r>
             <w:r>
               <w:rPr>
-                <w:rFonts w:ascii="Times New Roman" w:eastAsia="Times New Roman" w:hAnsi="Times New Roman" w:cs="Times New Roman"/>
+                <w:rFonts w:ascii="Times New Roman" w:hAnsi="Times New Roman" w:eastAsia="Times New Roman" w:cs="Times New Roman"/>
                 <w:sz w:val="24"/>
               </w:rPr>
               <w:tab/>
@@ -1360,11 +1529,13 @@
             </w:r>
             <w:r>
               <w:tab/>
-              <w:t xml:space="preserve"> </w:t>
-            </w:r>
-            <w:r>
-              <w:rPr>
-                <w:rFonts w:ascii="Times New Roman" w:eastAsia="Times New Roman" w:hAnsi="Times New Roman" w:cs="Times New Roman"/>
+            </w:r>
+            <w:r>
+              <w:t xml:space="preserve"> </w:t>
+            </w:r>
+            <w:r>
+              <w:rPr>
+                <w:rFonts w:ascii="Times New Roman" w:hAnsi="Times New Roman" w:eastAsia="Times New Roman" w:cs="Times New Roman"/>
                 <w:sz w:val="24"/>
               </w:rPr>
               <w:t>application, not mobile/desktop</w:t>
@@ -1376,30 +1547,39 @@
         </w:tc>
       </w:tr>
       <w:tr>
+        <w:tblPrEx>
+          <w:tblCellMar>
+            <w:top w:w="120" w:type="dxa"/>
+            <w:left w:w="0" w:type="dxa"/>
+            <w:bottom w:w="32" w:type="dxa"/>
+            <w:right w:w="0" w:type="dxa"/>
+          </w:tblCellMar>
+        </w:tblPrEx>
         <w:trPr>
-          <w:trHeight w:val="982"/>
+          <w:trHeight w:val="982" w:hRule="atLeast"/>
         </w:trPr>
         <w:tc>
           <w:tcPr>
             <w:tcW w:w="840" w:type="dxa"/>
             <w:tcBorders>
-              <w:top w:val="single" w:sz="8" w:space="0" w:color="000000"/>
-              <w:left w:val="single" w:sz="8" w:space="0" w:color="000000"/>
-              <w:bottom w:val="single" w:sz="8" w:space="0" w:color="000000"/>
-              <w:right w:val="single" w:sz="8" w:space="0" w:color="000000"/>
-            </w:tcBorders>
-          </w:tcPr>
-          <w:p>
-            <w:pPr>
+              <w:top w:val="single" w:color="000000" w:sz="8" w:space="0"/>
+              <w:left w:val="single" w:color="000000" w:sz="8" w:space="0"/>
+              <w:bottom w:val="single" w:color="000000" w:sz="8" w:space="0"/>
+              <w:right w:val="single" w:color="000000" w:sz="8" w:space="0"/>
+            </w:tcBorders>
+          </w:tcPr>
+          <w:p>
+            <w:pPr>
+              <w:spacing w:after="0"/>
               <w:ind w:left="137"/>
               <w:rPr>
-                <w:rFonts w:ascii="Arial" w:eastAsia="Arial" w:hAnsi="Arial" w:cs="Arial"/>
-                <w:sz w:val="24"/>
-              </w:rPr>
-            </w:pPr>
-            <w:r>
-              <w:rPr>
-                <w:rFonts w:ascii="Arial" w:eastAsia="Arial" w:hAnsi="Arial" w:cs="Arial"/>
+                <w:rFonts w:ascii="Arial" w:hAnsi="Arial" w:eastAsia="Arial" w:cs="Arial"/>
+                <w:sz w:val="24"/>
+              </w:rPr>
+            </w:pPr>
+            <w:r>
+              <w:rPr>
+                <w:rFonts w:ascii="Arial" w:hAnsi="Arial" w:eastAsia="Arial" w:cs="Arial"/>
                 <w:sz w:val="24"/>
               </w:rPr>
               <w:t xml:space="preserve">8 </w:t>
@@ -1414,23 +1594,24 @@
             <w:tcW w:w="5978" w:type="dxa"/>
             <w:gridSpan w:val="2"/>
             <w:tcBorders>
-              <w:top w:val="single" w:sz="8" w:space="0" w:color="000000"/>
-              <w:left w:val="single" w:sz="8" w:space="0" w:color="000000"/>
-              <w:bottom w:val="single" w:sz="8" w:space="0" w:color="000000"/>
-              <w:right w:val="single" w:sz="8" w:space="0" w:color="000000"/>
-            </w:tcBorders>
-          </w:tcPr>
-          <w:p>
-            <w:pPr>
+              <w:top w:val="single" w:color="000000" w:sz="8" w:space="0"/>
+              <w:left w:val="single" w:color="000000" w:sz="8" w:space="0"/>
+              <w:bottom w:val="single" w:color="000000" w:sz="8" w:space="0"/>
+              <w:right w:val="single" w:color="000000" w:sz="8" w:space="0"/>
+            </w:tcBorders>
+          </w:tcPr>
+          <w:p>
+            <w:pPr>
+              <w:spacing w:after="0"/>
               <w:ind w:left="134"/>
               <w:rPr>
-                <w:rFonts w:ascii="Arial" w:eastAsia="Arial" w:hAnsi="Arial" w:cs="Arial"/>
-                <w:sz w:val="24"/>
-              </w:rPr>
-            </w:pPr>
-            <w:r>
-              <w:rPr>
-                <w:rFonts w:ascii="Arial" w:eastAsia="Arial" w:hAnsi="Arial" w:cs="Arial"/>
+                <w:rFonts w:ascii="Arial" w:hAnsi="Arial" w:eastAsia="Arial" w:cs="Arial"/>
+                <w:sz w:val="24"/>
+              </w:rPr>
+            </w:pPr>
+            <w:r>
+              <w:rPr>
+                <w:rFonts w:ascii="Arial" w:hAnsi="Arial" w:eastAsia="Arial" w:cs="Arial"/>
                 <w:sz w:val="24"/>
               </w:rPr>
               <w:t xml:space="preserve">Dockerfile / Containerization config (if applicable) </w:t>
@@ -1440,6 +1621,8 @@
             </w:r>
             <w:r>
               <w:tab/>
+            </w:r>
+            <w:r>
               <w:t xml:space="preserve"> </w:t>
             </w:r>
           </w:p>
@@ -1448,31 +1631,32 @@
           <w:tcPr>
             <w:tcW w:w="2945" w:type="dxa"/>
             <w:tcBorders>
-              <w:top w:val="single" w:sz="8" w:space="0" w:color="000000"/>
-              <w:left w:val="single" w:sz="8" w:space="0" w:color="000000"/>
-              <w:bottom w:val="single" w:sz="8" w:space="0" w:color="000000"/>
-              <w:right w:val="single" w:sz="8" w:space="0" w:color="000000"/>
+              <w:top w:val="single" w:color="000000" w:sz="8" w:space="0"/>
+              <w:left w:val="single" w:color="000000" w:sz="8" w:space="0"/>
+              <w:bottom w:val="single" w:color="000000" w:sz="8" w:space="0"/>
+              <w:right w:val="single" w:color="000000" w:sz="8" w:space="0"/>
             </w:tcBorders>
             <w:vAlign w:val="bottom"/>
           </w:tcPr>
           <w:p>
             <w:pPr>
+              <w:spacing w:after="0"/>
               <w:ind w:left="26"/>
               <w:rPr>
-                <w:rFonts w:ascii="Times New Roman" w:eastAsia="Times New Roman" w:hAnsi="Times New Roman" w:cs="Times New Roman"/>
-                <w:sz w:val="24"/>
-              </w:rPr>
-            </w:pPr>
-            <w:r>
-              <w:rPr>
-                <w:rFonts w:ascii="Times New Roman" w:eastAsia="Times New Roman" w:hAnsi="Times New Roman" w:cs="Times New Roman"/>
+                <w:rFonts w:ascii="Times New Roman" w:hAnsi="Times New Roman" w:eastAsia="Times New Roman" w:cs="Times New Roman"/>
+                <w:sz w:val="24"/>
+              </w:rPr>
+            </w:pPr>
+            <w:r>
+              <w:rPr>
+                <w:rFonts w:ascii="Times New Roman" w:hAnsi="Times New Roman" w:eastAsia="Times New Roman" w:cs="Times New Roman"/>
                 <w:sz w:val="24"/>
               </w:rPr>
               <w:t xml:space="preserve"> No — not </w:t>
             </w:r>
             <w:r>
               <w:rPr>
-                <w:rFonts w:ascii="Times New Roman" w:eastAsia="Times New Roman" w:hAnsi="Times New Roman" w:cs="Times New Roman"/>
+                <w:rFonts w:ascii="Times New Roman" w:hAnsi="Times New Roman" w:eastAsia="Times New Roman" w:cs="Times New Roman"/>
                 <w:sz w:val="24"/>
               </w:rPr>
               <w:tab/>
@@ -1482,11 +1666,13 @@
             </w:r>
             <w:r>
               <w:tab/>
-              <w:t xml:space="preserve"> </w:t>
-            </w:r>
-            <w:r>
-              <w:rPr>
-                <w:rFonts w:ascii="Times New Roman" w:eastAsia="Times New Roman" w:hAnsi="Times New Roman" w:cs="Times New Roman"/>
+            </w:r>
+            <w:r>
+              <w:t xml:space="preserve"> </w:t>
+            </w:r>
+            <w:r>
+              <w:rPr>
+                <w:rFonts w:ascii="Times New Roman" w:hAnsi="Times New Roman" w:eastAsia="Times New Roman" w:cs="Times New Roman"/>
                 <w:sz w:val="24"/>
               </w:rPr>
               <w:t>containerized in current version</w:t>
@@ -1498,30 +1684,39 @@
         </w:tc>
       </w:tr>
       <w:tr>
+        <w:tblPrEx>
+          <w:tblCellMar>
+            <w:top w:w="120" w:type="dxa"/>
+            <w:left w:w="0" w:type="dxa"/>
+            <w:bottom w:w="32" w:type="dxa"/>
+            <w:right w:w="0" w:type="dxa"/>
+          </w:tblCellMar>
+        </w:tblPrEx>
         <w:trPr>
-          <w:trHeight w:val="982"/>
+          <w:trHeight w:val="982" w:hRule="atLeast"/>
         </w:trPr>
         <w:tc>
           <w:tcPr>
             <w:tcW w:w="840" w:type="dxa"/>
             <w:tcBorders>
-              <w:top w:val="single" w:sz="8" w:space="0" w:color="000000"/>
-              <w:left w:val="single" w:sz="8" w:space="0" w:color="000000"/>
-              <w:bottom w:val="single" w:sz="8" w:space="0" w:color="000000"/>
-              <w:right w:val="single" w:sz="8" w:space="0" w:color="000000"/>
-            </w:tcBorders>
-          </w:tcPr>
-          <w:p>
-            <w:pPr>
+              <w:top w:val="single" w:color="000000" w:sz="8" w:space="0"/>
+              <w:left w:val="single" w:color="000000" w:sz="8" w:space="0"/>
+              <w:bottom w:val="single" w:color="000000" w:sz="8" w:space="0"/>
+              <w:right w:val="single" w:color="000000" w:sz="8" w:space="0"/>
+            </w:tcBorders>
+          </w:tcPr>
+          <w:p>
+            <w:pPr>
+              <w:spacing w:after="0"/>
               <w:ind w:left="137"/>
               <w:rPr>
-                <w:rFonts w:ascii="Arial" w:eastAsia="Arial" w:hAnsi="Arial" w:cs="Arial"/>
-                <w:sz w:val="24"/>
-              </w:rPr>
-            </w:pPr>
-            <w:r>
-              <w:rPr>
-                <w:rFonts w:ascii="Arial" w:eastAsia="Arial" w:hAnsi="Arial" w:cs="Arial"/>
+                <w:rFonts w:ascii="Arial" w:hAnsi="Arial" w:eastAsia="Arial" w:cs="Arial"/>
+                <w:sz w:val="24"/>
+              </w:rPr>
+            </w:pPr>
+            <w:r>
+              <w:rPr>
+                <w:rFonts w:ascii="Arial" w:hAnsi="Arial" w:eastAsia="Arial" w:cs="Arial"/>
                 <w:sz w:val="24"/>
               </w:rPr>
               <w:t xml:space="preserve">9 </w:t>
@@ -1536,23 +1731,24 @@
             <w:tcW w:w="5978" w:type="dxa"/>
             <w:gridSpan w:val="2"/>
             <w:tcBorders>
-              <w:top w:val="single" w:sz="8" w:space="0" w:color="000000"/>
-              <w:left w:val="single" w:sz="8" w:space="0" w:color="000000"/>
-              <w:bottom w:val="single" w:sz="8" w:space="0" w:color="000000"/>
-              <w:right w:val="single" w:sz="8" w:space="0" w:color="000000"/>
-            </w:tcBorders>
-          </w:tcPr>
-          <w:p>
-            <w:pPr>
+              <w:top w:val="single" w:color="000000" w:sz="8" w:space="0"/>
+              <w:left w:val="single" w:color="000000" w:sz="8" w:space="0"/>
+              <w:bottom w:val="single" w:color="000000" w:sz="8" w:space="0"/>
+              <w:right w:val="single" w:color="000000" w:sz="8" w:space="0"/>
+            </w:tcBorders>
+          </w:tcPr>
+          <w:p>
+            <w:pPr>
+              <w:spacing w:after="0"/>
               <w:ind w:left="134"/>
               <w:rPr>
-                <w:rFonts w:ascii="Arial" w:eastAsia="Arial" w:hAnsi="Arial" w:cs="Arial"/>
-                <w:sz w:val="24"/>
-              </w:rPr>
-            </w:pPr>
-            <w:r>
-              <w:rPr>
-                <w:rFonts w:ascii="Arial" w:eastAsia="Arial" w:hAnsi="Arial" w:cs="Arial"/>
+                <w:rFonts w:ascii="Arial" w:hAnsi="Arial" w:eastAsia="Arial" w:cs="Arial"/>
+                <w:sz w:val="24"/>
+              </w:rPr>
+            </w:pPr>
+            <w:r>
+              <w:rPr>
+                <w:rFonts w:ascii="Arial" w:hAnsi="Arial" w:eastAsia="Arial" w:cs="Arial"/>
                 <w:sz w:val="24"/>
               </w:rPr>
               <w:t xml:space="preserve">Test files and test results </w:t>
@@ -1562,6 +1758,8 @@
             </w:r>
             <w:r>
               <w:tab/>
+            </w:r>
+            <w:r>
               <w:t xml:space="preserve"> </w:t>
             </w:r>
           </w:p>
@@ -1570,23 +1768,24 @@
           <w:tcPr>
             <w:tcW w:w="2945" w:type="dxa"/>
             <w:tcBorders>
-              <w:top w:val="single" w:sz="8" w:space="0" w:color="000000"/>
-              <w:left w:val="single" w:sz="8" w:space="0" w:color="000000"/>
-              <w:bottom w:val="single" w:sz="8" w:space="0" w:color="000000"/>
-              <w:right w:val="single" w:sz="8" w:space="0" w:color="000000"/>
-            </w:tcBorders>
-          </w:tcPr>
-          <w:p>
-            <w:pPr>
+              <w:top w:val="single" w:color="000000" w:sz="8" w:space="0"/>
+              <w:left w:val="single" w:color="000000" w:sz="8" w:space="0"/>
+              <w:bottom w:val="single" w:color="000000" w:sz="8" w:space="0"/>
+              <w:right w:val="single" w:color="000000" w:sz="8" w:space="0"/>
+            </w:tcBorders>
+          </w:tcPr>
+          <w:p>
+            <w:pPr>
+              <w:spacing w:after="0"/>
               <w:ind w:left="26"/>
               <w:rPr>
-                <w:rFonts w:ascii="Times New Roman" w:eastAsia="Times New Roman" w:hAnsi="Times New Roman" w:cs="Times New Roman"/>
-                <w:sz w:val="24"/>
-              </w:rPr>
-            </w:pPr>
-            <w:r>
-              <w:rPr>
-                <w:rFonts w:ascii="Times New Roman" w:eastAsia="Times New Roman" w:hAnsi="Times New Roman" w:cs="Times New Roman"/>
+                <w:rFonts w:ascii="Times New Roman" w:hAnsi="Times New Roman" w:eastAsia="Times New Roman" w:cs="Times New Roman"/>
+                <w:sz w:val="24"/>
+              </w:rPr>
+            </w:pPr>
+            <w:r>
+              <w:rPr>
+                <w:rFonts w:ascii="Times New Roman" w:hAnsi="Times New Roman" w:eastAsia="Times New Roman" w:cs="Times New Roman"/>
                 <w:sz w:val="24"/>
               </w:rPr>
               <w:t xml:space="preserve"> Yes</w:t>
@@ -1596,40 +1795,53 @@
             </w:r>
             <w:r>
               <w:tab/>
+            </w:r>
+            <w:r>
               <w:t xml:space="preserve"> </w:t>
             </w:r>
             <w:r>
               <w:tab/>
+            </w:r>
+            <w:r>
               <w:t xml:space="preserve"> </w:t>
             </w:r>
           </w:p>
         </w:tc>
       </w:tr>
       <w:tr>
+        <w:tblPrEx>
+          <w:tblCellMar>
+            <w:top w:w="120" w:type="dxa"/>
+            <w:left w:w="0" w:type="dxa"/>
+            <w:bottom w:w="32" w:type="dxa"/>
+            <w:right w:w="0" w:type="dxa"/>
+          </w:tblCellMar>
+        </w:tblPrEx>
         <w:trPr>
-          <w:trHeight w:val="982"/>
+          <w:trHeight w:val="982" w:hRule="atLeast"/>
         </w:trPr>
         <w:tc>
           <w:tcPr>
             <w:tcW w:w="840" w:type="dxa"/>
             <w:tcBorders>
-              <w:top w:val="single" w:sz="8" w:space="0" w:color="000000"/>
-              <w:left w:val="single" w:sz="8" w:space="0" w:color="000000"/>
-              <w:bottom w:val="single" w:sz="8" w:space="0" w:color="000000"/>
-              <w:right w:val="single" w:sz="8" w:space="0" w:color="000000"/>
-            </w:tcBorders>
-          </w:tcPr>
-          <w:p>
-            <w:pPr>
+              <w:top w:val="single" w:color="000000" w:sz="8" w:space="0"/>
+              <w:left w:val="single" w:color="000000" w:sz="8" w:space="0"/>
+              <w:bottom w:val="single" w:color="000000" w:sz="8" w:space="0"/>
+              <w:right w:val="single" w:color="000000" w:sz="8" w:space="0"/>
+            </w:tcBorders>
+          </w:tcPr>
+          <w:p>
+            <w:pPr>
+              <w:spacing w:after="0"/>
               <w:ind w:left="137"/>
               <w:rPr>
-                <w:rFonts w:ascii="Arial" w:eastAsia="Arial" w:hAnsi="Arial" w:cs="Arial"/>
-                <w:sz w:val="24"/>
-              </w:rPr>
-            </w:pPr>
-            <w:r>
-              <w:rPr>
-                <w:rFonts w:ascii="Arial" w:eastAsia="Arial" w:hAnsi="Arial" w:cs="Arial"/>
+                <w:rFonts w:ascii="Arial" w:hAnsi="Arial" w:eastAsia="Arial" w:cs="Arial"/>
+                <w:sz w:val="24"/>
+              </w:rPr>
+            </w:pPr>
+            <w:r>
+              <w:rPr>
+                <w:rFonts w:ascii="Arial" w:hAnsi="Arial" w:eastAsia="Arial" w:cs="Arial"/>
                 <w:sz w:val="24"/>
               </w:rPr>
               <w:t xml:space="preserve">10 </w:t>
@@ -1644,23 +1856,24 @@
             <w:tcW w:w="5978" w:type="dxa"/>
             <w:gridSpan w:val="2"/>
             <w:tcBorders>
-              <w:top w:val="single" w:sz="8" w:space="0" w:color="000000"/>
-              <w:left w:val="single" w:sz="8" w:space="0" w:color="000000"/>
-              <w:bottom w:val="single" w:sz="8" w:space="0" w:color="000000"/>
-              <w:right w:val="single" w:sz="8" w:space="0" w:color="000000"/>
-            </w:tcBorders>
-          </w:tcPr>
-          <w:p>
-            <w:pPr>
+              <w:top w:val="single" w:color="000000" w:sz="8" w:space="0"/>
+              <w:left w:val="single" w:color="000000" w:sz="8" w:space="0"/>
+              <w:bottom w:val="single" w:color="000000" w:sz="8" w:space="0"/>
+              <w:right w:val="single" w:color="000000" w:sz="8" w:space="0"/>
+            </w:tcBorders>
+          </w:tcPr>
+          <w:p>
+            <w:pPr>
+              <w:spacing w:after="0"/>
               <w:ind w:left="134"/>
               <w:rPr>
-                <w:rFonts w:ascii="Arial" w:eastAsia="Arial" w:hAnsi="Arial" w:cs="Arial"/>
-                <w:sz w:val="24"/>
-              </w:rPr>
-            </w:pPr>
-            <w:r>
-              <w:rPr>
-                <w:rFonts w:ascii="Arial" w:eastAsia="Arial" w:hAnsi="Arial" w:cs="Arial"/>
+                <w:rFonts w:ascii="Arial" w:hAnsi="Arial" w:eastAsia="Arial" w:cs="Arial"/>
+                <w:sz w:val="24"/>
+              </w:rPr>
+            </w:pPr>
+            <w:r>
+              <w:rPr>
+                <w:rFonts w:ascii="Arial" w:hAnsi="Arial" w:eastAsia="Arial" w:cs="Arial"/>
                 <w:sz w:val="24"/>
               </w:rPr>
               <w:t xml:space="preserve">Demo video or walkthrough (if required) </w:t>
@@ -1670,6 +1883,8 @@
             </w:r>
             <w:r>
               <w:tab/>
+            </w:r>
+            <w:r>
               <w:t xml:space="preserve"> </w:t>
             </w:r>
           </w:p>
@@ -1678,23 +1893,24 @@
           <w:tcPr>
             <w:tcW w:w="2945" w:type="dxa"/>
             <w:tcBorders>
-              <w:top w:val="single" w:sz="8" w:space="0" w:color="000000"/>
-              <w:left w:val="single" w:sz="8" w:space="0" w:color="000000"/>
-              <w:bottom w:val="single" w:sz="8" w:space="0" w:color="000000"/>
-              <w:right w:val="single" w:sz="8" w:space="0" w:color="000000"/>
-            </w:tcBorders>
-          </w:tcPr>
-          <w:p>
-            <w:pPr>
+              <w:top w:val="single" w:color="000000" w:sz="8" w:space="0"/>
+              <w:left w:val="single" w:color="000000" w:sz="8" w:space="0"/>
+              <w:bottom w:val="single" w:color="000000" w:sz="8" w:space="0"/>
+              <w:right w:val="single" w:color="000000" w:sz="8" w:space="0"/>
+            </w:tcBorders>
+          </w:tcPr>
+          <w:p>
+            <w:pPr>
+              <w:spacing w:after="0"/>
               <w:ind w:left="26"/>
               <w:rPr>
-                <w:rFonts w:ascii="Times New Roman" w:eastAsia="Times New Roman" w:hAnsi="Times New Roman" w:cs="Times New Roman"/>
-                <w:sz w:val="24"/>
-              </w:rPr>
-            </w:pPr>
-            <w:r>
-              <w:rPr>
-                <w:rFonts w:ascii="Times New Roman" w:eastAsia="Times New Roman" w:hAnsi="Times New Roman" w:cs="Times New Roman"/>
+                <w:rFonts w:ascii="Times New Roman" w:hAnsi="Times New Roman" w:eastAsia="Times New Roman" w:cs="Times New Roman"/>
+                <w:sz w:val="24"/>
+              </w:rPr>
+            </w:pPr>
+            <w:r>
+              <w:rPr>
+                <w:rFonts w:ascii="Times New Roman" w:hAnsi="Times New Roman" w:eastAsia="Times New Roman" w:cs="Times New Roman"/>
                 <w:sz w:val="24"/>
               </w:rPr>
               <w:t xml:space="preserve"> Yes</w:t>
@@ -1704,10 +1920,14 @@
             </w:r>
             <w:r>
               <w:tab/>
+            </w:r>
+            <w:r>
               <w:t xml:space="preserve"> </w:t>
             </w:r>
             <w:r>
               <w:tab/>
+            </w:r>
+            <w:r>
               <w:t xml:space="preserve"> </w:t>
             </w:r>
           </w:p>
@@ -1725,7 +1945,7 @@
       </w:pPr>
       <w:r>
         <w:rPr>
-          <w:rFonts w:ascii="Arial" w:eastAsia="Arial" w:hAnsi="Arial" w:cs="Arial"/>
+          <w:rFonts w:ascii="Arial" w:hAnsi="Arial" w:eastAsia="Arial" w:cs="Arial"/>
           <w:b/>
           <w:sz w:val="24"/>
         </w:rPr>
@@ -1740,7 +1960,7 @@
       </w:pPr>
       <w:r>
         <w:rPr>
-          <w:rFonts w:ascii="Arial" w:eastAsia="Arial" w:hAnsi="Arial" w:cs="Arial"/>
+          <w:rFonts w:ascii="Arial" w:hAnsi="Arial" w:eastAsia="Arial" w:cs="Arial"/>
           <w:sz w:val="24"/>
         </w:rPr>
         <w:t xml:space="preserve">Provide an overview of your project's file and folder structure below: </w:t>
@@ -1751,7 +1971,7 @@
     </w:p>
     <w:p>
       <w:pPr>
-        <w:pStyle w:val="Heading1"/>
+        <w:pStyle w:val="2"/>
         <w:ind w:left="0" w:firstLine="0"/>
       </w:pPr>
       <w:r>
@@ -1760,7 +1980,7 @@
     </w:p>
     <w:p>
       <w:pPr>
-        <w:pStyle w:val="Heading1"/>
+        <w:pStyle w:val="2"/>
         <w:ind w:left="0" w:firstLine="0"/>
       </w:pPr>
       <w:r>
@@ -1769,42 +1989,53 @@
     </w:p>
     <w:tbl>
       <w:tblPr>
-        <w:tblStyle w:val="TableGrid"/>
+        <w:tblStyle w:val="7"/>
         <w:tblpPr w:leftFromText="180" w:rightFromText="180" w:vertAnchor="text" w:tblpY="142"/>
         <w:tblW w:w="9362" w:type="dxa"/>
         <w:tblInd w:w="0" w:type="dxa"/>
+        <w:tblLayout w:type="autofit"/>
         <w:tblCellMar>
           <w:top w:w="122" w:type="dxa"/>
           <w:left w:w="22" w:type="dxa"/>
+          <w:bottom w:w="0" w:type="dxa"/>
+          <w:right w:w="0" w:type="dxa"/>
         </w:tblCellMar>
-        <w:tblLook w:val="04A0" w:firstRow="1" w:lastRow="0" w:firstColumn="1" w:lastColumn="0" w:noHBand="0" w:noVBand="1"/>
       </w:tblPr>
       <w:tblGrid>
         <w:gridCol w:w="3121"/>
         <w:gridCol w:w="6241"/>
       </w:tblGrid>
       <w:tr>
+        <w:tblPrEx>
+          <w:tblCellMar>
+            <w:top w:w="122" w:type="dxa"/>
+            <w:left w:w="22" w:type="dxa"/>
+            <w:bottom w:w="0" w:type="dxa"/>
+            <w:right w:w="0" w:type="dxa"/>
+          </w:tblCellMar>
+        </w:tblPrEx>
         <w:trPr>
-          <w:trHeight w:val="571"/>
+          <w:trHeight w:val="571" w:hRule="atLeast"/>
         </w:trPr>
         <w:tc>
           <w:tcPr>
             <w:tcW w:w="3121" w:type="dxa"/>
             <w:tcBorders>
-              <w:top w:val="single" w:sz="8" w:space="0" w:color="000000"/>
-              <w:left w:val="single" w:sz="8" w:space="0" w:color="000000"/>
-              <w:bottom w:val="single" w:sz="8" w:space="0" w:color="000000"/>
-              <w:right w:val="single" w:sz="8" w:space="0" w:color="000000"/>
+              <w:top w:val="single" w:color="000000" w:sz="8" w:space="0"/>
+              <w:left w:val="single" w:color="000000" w:sz="8" w:space="0"/>
+              <w:bottom w:val="single" w:color="000000" w:sz="8" w:space="0"/>
+              <w:right w:val="single" w:color="000000" w:sz="8" w:space="0"/>
             </w:tcBorders>
             <w:vAlign w:val="center"/>
           </w:tcPr>
           <w:p>
             <w:pPr>
+              <w:spacing w:after="0"/>
               <w:ind w:left="106"/>
             </w:pPr>
             <w:r>
               <w:rPr>
-                <w:rFonts w:ascii="Arial" w:eastAsia="Arial" w:hAnsi="Arial" w:cs="Arial"/>
+                <w:rFonts w:ascii="Arial" w:hAnsi="Arial" w:eastAsia="Arial" w:cs="Arial"/>
                 <w:b/>
                 <w:sz w:val="24"/>
               </w:rPr>
@@ -1819,20 +2050,21 @@
           <w:tcPr>
             <w:tcW w:w="6241" w:type="dxa"/>
             <w:tcBorders>
-              <w:top w:val="single" w:sz="8" w:space="0" w:color="000000"/>
-              <w:left w:val="single" w:sz="8" w:space="0" w:color="000000"/>
-              <w:bottom w:val="single" w:sz="8" w:space="0" w:color="000000"/>
-              <w:right w:val="single" w:sz="8" w:space="0" w:color="000000"/>
+              <w:top w:val="single" w:color="000000" w:sz="8" w:space="0"/>
+              <w:left w:val="single" w:color="000000" w:sz="8" w:space="0"/>
+              <w:bottom w:val="single" w:color="000000" w:sz="8" w:space="0"/>
+              <w:right w:val="single" w:color="000000" w:sz="8" w:space="0"/>
             </w:tcBorders>
             <w:vAlign w:val="center"/>
           </w:tcPr>
           <w:p>
             <w:pPr>
+              <w:spacing w:after="0"/>
               <w:ind w:left="106"/>
             </w:pPr>
             <w:r>
               <w:rPr>
-                <w:rFonts w:ascii="Arial" w:eastAsia="Arial" w:hAnsi="Arial" w:cs="Arial"/>
+                <w:rFonts w:ascii="Arial" w:hAnsi="Arial" w:eastAsia="Arial" w:cs="Arial"/>
                 <w:b/>
                 <w:sz w:val="24"/>
               </w:rPr>
@@ -1845,26 +2077,35 @@
         </w:tc>
       </w:tr>
       <w:tr>
+        <w:tblPrEx>
+          <w:tblCellMar>
+            <w:top w:w="122" w:type="dxa"/>
+            <w:left w:w="22" w:type="dxa"/>
+            <w:bottom w:w="0" w:type="dxa"/>
+            <w:right w:w="0" w:type="dxa"/>
+          </w:tblCellMar>
+        </w:tblPrEx>
         <w:trPr>
-          <w:trHeight w:val="809"/>
+          <w:trHeight w:val="809" w:hRule="atLeast"/>
         </w:trPr>
         <w:tc>
           <w:tcPr>
             <w:tcW w:w="3121" w:type="dxa"/>
             <w:tcBorders>
-              <w:top w:val="single" w:sz="8" w:space="0" w:color="000000"/>
-              <w:left w:val="single" w:sz="8" w:space="0" w:color="000000"/>
-              <w:bottom w:val="single" w:sz="8" w:space="0" w:color="000000"/>
-              <w:right w:val="single" w:sz="8" w:space="0" w:color="000000"/>
-            </w:tcBorders>
-          </w:tcPr>
-          <w:p>
-            <w:pPr>
+              <w:top w:val="single" w:color="000000" w:sz="8" w:space="0"/>
+              <w:left w:val="single" w:color="000000" w:sz="8" w:space="0"/>
+              <w:bottom w:val="single" w:color="000000" w:sz="8" w:space="0"/>
+              <w:right w:val="single" w:color="000000" w:sz="8" w:space="0"/>
+            </w:tcBorders>
+          </w:tcPr>
+          <w:p>
+            <w:pPr>
+              <w:spacing w:after="0"/>
               <w:ind w:left="106"/>
             </w:pPr>
             <w:r>
               <w:rPr>
-                <w:rFonts w:ascii="Arial" w:eastAsia="Arial" w:hAnsi="Arial" w:cs="Arial"/>
+                <w:rFonts w:ascii="Arial" w:hAnsi="Arial" w:eastAsia="Arial" w:cs="Arial"/>
                 <w:b/>
                 <w:sz w:val="24"/>
               </w:rPr>
@@ -1879,41 +2120,49 @@
           <w:tcPr>
             <w:tcW w:w="6241" w:type="dxa"/>
             <w:tcBorders>
-              <w:top w:val="single" w:sz="8" w:space="0" w:color="000000"/>
-              <w:left w:val="single" w:sz="8" w:space="0" w:color="000000"/>
-              <w:bottom w:val="single" w:sz="8" w:space="0" w:color="000000"/>
-              <w:right w:val="single" w:sz="8" w:space="0" w:color="000000"/>
-            </w:tcBorders>
-          </w:tcPr>
-          <w:p>
-            <w:r>
-              <w:rPr>
-                <w:rFonts w:ascii="Times New Roman" w:eastAsia="Times New Roman" w:hAnsi="Times New Roman" w:cs="Times New Roman"/>
-                <w:sz w:val="24"/>
-              </w:rPr>
-              <w:t xml:space="preserve"> </w:t>
-            </w:r>
-            <w:r>
-              <w:t xml:space="preserve"> </w:t>
-            </w:r>
-            <w:r>
-              <w:t>https://opticrop-vttp.onrender.com/</w:t>
+              <w:top w:val="single" w:color="000000" w:sz="8" w:space="0"/>
+              <w:left w:val="single" w:color="000000" w:sz="8" w:space="0"/>
+              <w:bottom w:val="single" w:color="000000" w:sz="8" w:space="0"/>
+              <w:right w:val="single" w:color="000000" w:sz="8" w:space="0"/>
+            </w:tcBorders>
+          </w:tcPr>
+          <w:p>
+            <w:pPr>
+              <w:spacing w:after="0"/>
+            </w:pPr>
+            <w:r>
+              <w:rPr>
+                <w:rFonts w:ascii="Times New Roman" w:hAnsi="Times New Roman" w:eastAsia="Times New Roman" w:cs="Times New Roman"/>
+                <w:sz w:val="24"/>
+              </w:rPr>
+              <w:t xml:space="preserve"> </w:t>
+            </w:r>
+            <w:r>
+              <w:t xml:space="preserve"> https://opticrop-vttp.onrender.com/</w:t>
             </w:r>
           </w:p>
         </w:tc>
       </w:tr>
       <w:tr>
+        <w:tblPrEx>
+          <w:tblCellMar>
+            <w:top w:w="122" w:type="dxa"/>
+            <w:left w:w="22" w:type="dxa"/>
+            <w:bottom w:w="0" w:type="dxa"/>
+            <w:right w:w="0" w:type="dxa"/>
+          </w:tblCellMar>
+        </w:tblPrEx>
         <w:trPr>
-          <w:trHeight w:val="888"/>
+          <w:trHeight w:val="888" w:hRule="atLeast"/>
         </w:trPr>
         <w:tc>
           <w:tcPr>
             <w:tcW w:w="3121" w:type="dxa"/>
             <w:tcBorders>
-              <w:top w:val="single" w:sz="8" w:space="0" w:color="000000"/>
-              <w:left w:val="single" w:sz="8" w:space="0" w:color="000000"/>
-              <w:bottom w:val="single" w:sz="8" w:space="0" w:color="000000"/>
-              <w:right w:val="single" w:sz="8" w:space="0" w:color="000000"/>
+              <w:top w:val="single" w:color="000000" w:sz="8" w:space="0"/>
+              <w:left w:val="single" w:color="000000" w:sz="8" w:space="0"/>
+              <w:bottom w:val="single" w:color="000000" w:sz="8" w:space="0"/>
+              <w:right w:val="single" w:color="000000" w:sz="8" w:space="0"/>
             </w:tcBorders>
             <w:vAlign w:val="center"/>
           </w:tcPr>
@@ -1926,59 +2175,54 @@
             </w:pPr>
             <w:r>
               <w:rPr>
-                <w:rFonts w:ascii="Arial" w:eastAsia="Arial" w:hAnsi="Arial" w:cs="Arial"/>
+                <w:rFonts w:ascii="Arial" w:hAnsi="Arial" w:eastAsia="Arial" w:cs="Arial"/>
                 <w:b/>
                 <w:sz w:val="24"/>
               </w:rPr>
-              <w:t>Login Credentials</w:t>
-            </w:r>
-            <w:r>
-              <w:rPr>
-                <w:rFonts w:ascii="Arial" w:eastAsia="Arial" w:hAnsi="Arial" w:cs="Arial"/>
+              <w:t xml:space="preserve">Login Credentials </w:t>
+            </w:r>
+          </w:p>
+          <w:p>
+            <w:pPr>
+              <w:spacing w:after="0"/>
+              <w:ind w:left="106"/>
+            </w:pPr>
+            <w:r>
+              <w:rPr>
+                <w:rFonts w:ascii="Arial" w:hAnsi="Arial" w:eastAsia="Arial" w:cs="Arial"/>
                 <w:b/>
                 <w:sz w:val="24"/>
               </w:rPr>
-              <w:t xml:space="preserve"> </w:t>
-            </w:r>
-          </w:p>
-          <w:p>
-            <w:pPr>
+              <w:t xml:space="preserve">(Demo) </w:t>
+            </w:r>
+            <w:r>
+              <w:t xml:space="preserve"> </w:t>
+            </w:r>
+          </w:p>
+        </w:tc>
+        <w:tc>
+          <w:tcPr>
+            <w:tcW w:w="6241" w:type="dxa"/>
+            <w:tcBorders>
+              <w:top w:val="single" w:color="000000" w:sz="8" w:space="0"/>
+              <w:left w:val="single" w:color="000000" w:sz="8" w:space="0"/>
+              <w:bottom w:val="single" w:color="000000" w:sz="8" w:space="0"/>
+              <w:right w:val="single" w:color="000000" w:sz="8" w:space="0"/>
+            </w:tcBorders>
+            <w:vAlign w:val="center"/>
+          </w:tcPr>
+          <w:p>
+            <w:pPr>
+              <w:spacing w:after="0"/>
               <w:ind w:left="106"/>
             </w:pPr>
             <w:r>
               <w:rPr>
-                <w:rFonts w:ascii="Arial" w:eastAsia="Arial" w:hAnsi="Arial" w:cs="Arial"/>
-                <w:b/>
-                <w:sz w:val="24"/>
-              </w:rPr>
-              <w:t xml:space="preserve">(Demo) </w:t>
-            </w:r>
-            <w:r>
-              <w:t xml:space="preserve"> </w:t>
-            </w:r>
-          </w:p>
-        </w:tc>
-        <w:tc>
-          <w:tcPr>
-            <w:tcW w:w="6241" w:type="dxa"/>
-            <w:tcBorders>
-              <w:top w:val="single" w:sz="8" w:space="0" w:color="000000"/>
-              <w:left w:val="single" w:sz="8" w:space="0" w:color="000000"/>
-              <w:bottom w:val="single" w:sz="8" w:space="0" w:color="000000"/>
-              <w:right w:val="single" w:sz="8" w:space="0" w:color="000000"/>
-            </w:tcBorders>
-            <w:vAlign w:val="center"/>
-          </w:tcPr>
-          <w:p>
-            <w:pPr>
-              <w:ind w:left="106"/>
-            </w:pPr>
-            <w:r>
-              <w:rPr>
-                <w:rFonts w:ascii="Arial" w:eastAsia="Arial" w:hAnsi="Arial" w:cs="Arial"/>
-                <w:sz w:val="24"/>
-              </w:rPr>
-              <w:t xml:space="preserve">[Provide demo username and password for evaluator access] </w:t>
+                <w:rFonts w:hint="default" w:ascii="Arial" w:hAnsi="Arial" w:eastAsia="Arial" w:cs="Arial"/>
+                <w:sz w:val="24"/>
+                <w:lang w:val="en-US"/>
+              </w:rPr>
+              <w:t>None</w:t>
             </w:r>
             <w:r>
               <w:t xml:space="preserve"> </w:t>
@@ -1987,17 +2231,25 @@
         </w:tc>
       </w:tr>
       <w:tr>
+        <w:tblPrEx>
+          <w:tblCellMar>
+            <w:top w:w="122" w:type="dxa"/>
+            <w:left w:w="22" w:type="dxa"/>
+            <w:bottom w:w="0" w:type="dxa"/>
+            <w:right w:w="0" w:type="dxa"/>
+          </w:tblCellMar>
+        </w:tblPrEx>
         <w:trPr>
-          <w:trHeight w:val="869"/>
+          <w:trHeight w:val="869" w:hRule="atLeast"/>
         </w:trPr>
         <w:tc>
           <w:tcPr>
             <w:tcW w:w="3121" w:type="dxa"/>
             <w:tcBorders>
-              <w:top w:val="single" w:sz="8" w:space="0" w:color="000000"/>
-              <w:left w:val="single" w:sz="8" w:space="0" w:color="000000"/>
-              <w:bottom w:val="single" w:sz="8" w:space="0" w:color="000000"/>
-              <w:right w:val="single" w:sz="8" w:space="0" w:color="000000"/>
+              <w:top w:val="single" w:color="000000" w:sz="8" w:space="0"/>
+              <w:left w:val="single" w:color="000000" w:sz="8" w:space="0"/>
+              <w:bottom w:val="single" w:color="000000" w:sz="8" w:space="0"/>
+              <w:right w:val="single" w:color="000000" w:sz="8" w:space="0"/>
             </w:tcBorders>
             <w:vAlign w:val="center"/>
           </w:tcPr>
@@ -2011,7 +2263,7 @@
             </w:pPr>
             <w:r>
               <w:rPr>
-                <w:rFonts w:ascii="Arial" w:eastAsia="Arial" w:hAnsi="Arial" w:cs="Arial"/>
+                <w:rFonts w:ascii="Arial" w:hAnsi="Arial" w:eastAsia="Arial" w:cs="Arial"/>
                 <w:b/>
                 <w:sz w:val="24"/>
               </w:rPr>
@@ -2019,21 +2271,29 @@
             </w:r>
             <w:r>
               <w:rPr>
-                <w:rFonts w:ascii="Arial" w:eastAsia="Arial" w:hAnsi="Arial" w:cs="Arial"/>
+                <w:rFonts w:ascii="Arial" w:hAnsi="Arial" w:eastAsia="Arial" w:cs="Arial"/>
                 <w:b/>
                 <w:sz w:val="24"/>
               </w:rPr>
               <w:tab/>
+            </w:r>
+            <w:r>
+              <w:rPr>
+                <w:rFonts w:ascii="Arial" w:hAnsi="Arial" w:eastAsia="Arial" w:cs="Arial"/>
+                <w:b/>
+                <w:sz w:val="24"/>
+              </w:rPr>
               <w:t xml:space="preserve">/  Hosting </w:t>
             </w:r>
           </w:p>
           <w:p>
             <w:pPr>
+              <w:spacing w:after="0"/>
               <w:ind w:left="106"/>
             </w:pPr>
             <w:r>
               <w:rPr>
-                <w:rFonts w:ascii="Arial" w:eastAsia="Arial" w:hAnsi="Arial" w:cs="Arial"/>
+                <w:rFonts w:ascii="Arial" w:hAnsi="Arial" w:eastAsia="Arial" w:cs="Arial"/>
                 <w:b/>
                 <w:sz w:val="24"/>
               </w:rPr>
@@ -2048,22 +2308,23 @@
           <w:tcPr>
             <w:tcW w:w="6241" w:type="dxa"/>
             <w:tcBorders>
-              <w:top w:val="single" w:sz="8" w:space="0" w:color="000000"/>
-              <w:left w:val="single" w:sz="8" w:space="0" w:color="000000"/>
-              <w:bottom w:val="single" w:sz="8" w:space="0" w:color="000000"/>
-              <w:right w:val="single" w:sz="8" w:space="0" w:color="000000"/>
-            </w:tcBorders>
-          </w:tcPr>
-          <w:p>
-            <w:pPr>
+              <w:top w:val="single" w:color="000000" w:sz="8" w:space="0"/>
+              <w:left w:val="single" w:color="000000" w:sz="8" w:space="0"/>
+              <w:bottom w:val="single" w:color="000000" w:sz="8" w:space="0"/>
+              <w:right w:val="single" w:color="000000" w:sz="8" w:space="0"/>
+            </w:tcBorders>
+          </w:tcPr>
+          <w:p>
+            <w:pPr>
+              <w:spacing w:after="0"/>
               <w:ind w:left="106"/>
             </w:pPr>
             <w:r>
               <w:rPr>
-                <w:rFonts w:ascii="Arial" w:eastAsia="Arial" w:hAnsi="Arial" w:cs="Arial"/>
-                <w:sz w:val="24"/>
-              </w:rPr>
-              <w:t xml:space="preserve">[e.g., Render, Vercel, AWS, Heroku, Azure] </w:t>
+                <w:rFonts w:ascii="Arial" w:hAnsi="Arial" w:eastAsia="Arial" w:cs="Arial"/>
+                <w:sz w:val="24"/>
+              </w:rPr>
+              <w:t>Render</w:t>
             </w:r>
             <w:r>
               <w:t xml:space="preserve"> </w:t>
@@ -2072,26 +2333,35 @@
         </w:tc>
       </w:tr>
       <w:tr>
+        <w:tblPrEx>
+          <w:tblCellMar>
+            <w:top w:w="122" w:type="dxa"/>
+            <w:left w:w="22" w:type="dxa"/>
+            <w:bottom w:w="0" w:type="dxa"/>
+            <w:right w:w="0" w:type="dxa"/>
+          </w:tblCellMar>
+        </w:tblPrEx>
         <w:trPr>
-          <w:trHeight w:val="809"/>
+          <w:trHeight w:val="809" w:hRule="atLeast"/>
         </w:trPr>
         <w:tc>
           <w:tcPr>
             <w:tcW w:w="3121" w:type="dxa"/>
             <w:tcBorders>
-              <w:top w:val="single" w:sz="8" w:space="0" w:color="000000"/>
-              <w:left w:val="single" w:sz="8" w:space="0" w:color="000000"/>
-              <w:bottom w:val="single" w:sz="8" w:space="0" w:color="000000"/>
-              <w:right w:val="single" w:sz="8" w:space="0" w:color="000000"/>
-            </w:tcBorders>
-          </w:tcPr>
-          <w:p>
-            <w:pPr>
+              <w:top w:val="single" w:color="000000" w:sz="8" w:space="0"/>
+              <w:left w:val="single" w:color="000000" w:sz="8" w:space="0"/>
+              <w:bottom w:val="single" w:color="000000" w:sz="8" w:space="0"/>
+              <w:right w:val="single" w:color="000000" w:sz="8" w:space="0"/>
+            </w:tcBorders>
+          </w:tcPr>
+          <w:p>
+            <w:pPr>
+              <w:spacing w:after="0"/>
               <w:ind w:left="106"/>
             </w:pPr>
             <w:r>
               <w:rPr>
-                <w:rFonts w:ascii="Arial" w:eastAsia="Arial" w:hAnsi="Arial" w:cs="Arial"/>
+                <w:rFonts w:ascii="Arial" w:hAnsi="Arial" w:eastAsia="Arial" w:cs="Arial"/>
                 <w:b/>
                 <w:sz w:val="24"/>
               </w:rPr>
@@ -2106,50 +2376,65 @@
           <w:tcPr>
             <w:tcW w:w="6241" w:type="dxa"/>
             <w:tcBorders>
-              <w:top w:val="single" w:sz="8" w:space="0" w:color="000000"/>
-              <w:left w:val="single" w:sz="8" w:space="0" w:color="000000"/>
-              <w:bottom w:val="single" w:sz="8" w:space="0" w:color="000000"/>
-              <w:right w:val="single" w:sz="8" w:space="0" w:color="000000"/>
-            </w:tcBorders>
-          </w:tcPr>
-          <w:p>
-            <w:r>
-              <w:rPr>
-                <w:rFonts w:ascii="Times New Roman" w:eastAsia="Times New Roman" w:hAnsi="Times New Roman" w:cs="Times New Roman"/>
-                <w:sz w:val="24"/>
-              </w:rPr>
-              <w:t xml:space="preserve"> </w:t>
-            </w:r>
-            <w:r>
-              <w:t xml:space="preserve"> </w:t>
-            </w:r>
-            <w:r>
-              <w:t>https://github.com/Hari-06-Prakash/OptiCrop-Project-Submission</w:t>
+              <w:top w:val="single" w:color="000000" w:sz="8" w:space="0"/>
+              <w:left w:val="single" w:color="000000" w:sz="8" w:space="0"/>
+              <w:bottom w:val="single" w:color="000000" w:sz="8" w:space="0"/>
+              <w:right w:val="single" w:color="000000" w:sz="8" w:space="0"/>
+            </w:tcBorders>
+          </w:tcPr>
+          <w:p>
+            <w:pPr>
+              <w:spacing w:after="0"/>
+            </w:pPr>
+            <w:r>
+              <w:rPr>
+                <w:rFonts w:ascii="Times New Roman" w:hAnsi="Times New Roman" w:eastAsia="Times New Roman" w:cs="Times New Roman"/>
+                <w:sz w:val="24"/>
+              </w:rPr>
+              <w:t xml:space="preserve"> </w:t>
+            </w:r>
+            <w:r>
+              <w:t xml:space="preserve"> </w:t>
+            </w:r>
+            <w:r>
+              <w:rPr>
+                <w:rFonts w:hint="default"/>
+              </w:rPr>
+              <w:t>https://github.com/Hari-06-Prakash/OptiCrop</w:t>
             </w:r>
           </w:p>
         </w:tc>
       </w:tr>
       <w:tr>
+        <w:tblPrEx>
+          <w:tblCellMar>
+            <w:top w:w="122" w:type="dxa"/>
+            <w:left w:w="22" w:type="dxa"/>
+            <w:bottom w:w="0" w:type="dxa"/>
+            <w:right w:w="0" w:type="dxa"/>
+          </w:tblCellMar>
+        </w:tblPrEx>
         <w:trPr>
-          <w:trHeight w:val="812"/>
+          <w:trHeight w:val="812" w:hRule="atLeast"/>
         </w:trPr>
         <w:tc>
           <w:tcPr>
             <w:tcW w:w="3121" w:type="dxa"/>
             <w:tcBorders>
-              <w:top w:val="single" w:sz="8" w:space="0" w:color="000000"/>
-              <w:left w:val="single" w:sz="8" w:space="0" w:color="000000"/>
-              <w:bottom w:val="single" w:sz="8" w:space="0" w:color="000000"/>
-              <w:right w:val="single" w:sz="8" w:space="0" w:color="000000"/>
-            </w:tcBorders>
-          </w:tcPr>
-          <w:p>
-            <w:pPr>
+              <w:top w:val="single" w:color="000000" w:sz="8" w:space="0"/>
+              <w:left w:val="single" w:color="000000" w:sz="8" w:space="0"/>
+              <w:bottom w:val="single" w:color="000000" w:sz="8" w:space="0"/>
+              <w:right w:val="single" w:color="000000" w:sz="8" w:space="0"/>
+            </w:tcBorders>
+          </w:tcPr>
+          <w:p>
+            <w:pPr>
+              <w:spacing w:after="0"/>
               <w:ind w:left="106"/>
             </w:pPr>
             <w:r>
               <w:rPr>
-                <w:rFonts w:ascii="Arial" w:eastAsia="Arial" w:hAnsi="Arial" w:cs="Arial"/>
+                <w:rFonts w:ascii="Arial" w:hAnsi="Arial" w:eastAsia="Arial" w:cs="Arial"/>
                 <w:b/>
                 <w:sz w:val="24"/>
               </w:rPr>
@@ -2164,23 +2449,34 @@
           <w:tcPr>
             <w:tcW w:w="6241" w:type="dxa"/>
             <w:tcBorders>
-              <w:top w:val="single" w:sz="8" w:space="0" w:color="000000"/>
-              <w:left w:val="single" w:sz="8" w:space="0" w:color="000000"/>
-              <w:bottom w:val="single" w:sz="8" w:space="0" w:color="000000"/>
-              <w:right w:val="single" w:sz="8" w:space="0" w:color="000000"/>
-            </w:tcBorders>
-          </w:tcPr>
-          <w:p>
-            <w:r>
-              <w:rPr>
-                <w:rFonts w:ascii="Times New Roman" w:eastAsia="Times New Roman" w:hAnsi="Times New Roman" w:cs="Times New Roman"/>
-                <w:sz w:val="24"/>
-              </w:rPr>
-              <w:t xml:space="preserve"> </w:t>
-            </w:r>
-            <w:r>
-              <w:t xml:space="preserve"> </w:t>
-            </w:r>
+              <w:top w:val="single" w:color="000000" w:sz="8" w:space="0"/>
+              <w:left w:val="single" w:color="000000" w:sz="8" w:space="0"/>
+              <w:bottom w:val="single" w:color="000000" w:sz="8" w:space="0"/>
+              <w:right w:val="single" w:color="000000" w:sz="8" w:space="0"/>
+            </w:tcBorders>
+          </w:tcPr>
+          <w:p>
+            <w:pPr>
+              <w:spacing w:after="0"/>
+            </w:pPr>
+            <w:r>
+              <w:rPr>
+                <w:rFonts w:ascii="Times New Roman" w:hAnsi="Times New Roman" w:eastAsia="Times New Roman" w:cs="Times New Roman"/>
+                <w:sz w:val="24"/>
+              </w:rPr>
+              <w:t xml:space="preserve"> </w:t>
+            </w:r>
+            <w:r>
+              <w:t xml:space="preserve"> </w:t>
+            </w:r>
+            <w:r>
+              <w:rPr>
+                <w:rFonts w:hint="default"/>
+              </w:rPr>
+              <w:t>https://drive.google.com/file/d/1UAX-aDVa0UMwSTJPf2E_GIEaxjXyOqyH/view?usp=drive_link</w:t>
+            </w:r>
+            <w:bookmarkStart w:id="0" w:name="_GoBack"/>
+            <w:bookmarkEnd w:id="0"/>
           </w:p>
         </w:tc>
       </w:tr>
@@ -2194,7 +2490,7 @@
     </w:p>
     <w:p>
       <w:pPr>
-        <w:pStyle w:val="Heading1"/>
+        <w:pStyle w:val="2"/>
         <w:spacing w:after="180"/>
         <w:ind w:left="-5"/>
       </w:pPr>
@@ -2210,7 +2506,7 @@
       </w:pPr>
       <w:r>
         <w:rPr>
-          <w:rFonts w:ascii="Arial" w:eastAsia="Arial" w:hAnsi="Arial" w:cs="Arial"/>
+          <w:rFonts w:ascii="Arial" w:hAnsi="Arial" w:eastAsia="Arial" w:cs="Arial"/>
           <w:sz w:val="24"/>
         </w:rPr>
         <w:t xml:space="preserve">Provide clear, step-by-step instructions for the evaluator to run your project locally: </w:t>
@@ -2226,7 +2522,7 @@
       </w:pPr>
       <w:r>
         <w:rPr>
-          <w:rFonts w:ascii="Arial" w:eastAsia="Arial" w:hAnsi="Arial" w:cs="Arial"/>
+          <w:rFonts w:ascii="Arial" w:hAnsi="Arial" w:eastAsia="Arial" w:cs="Arial"/>
           <w:sz w:val="8"/>
         </w:rPr>
         <w:t xml:space="preserve"> </w:t>
@@ -2242,7 +2538,7 @@
       </w:pPr>
       <w:r>
         <w:rPr>
-          <w:rFonts w:ascii="Times New Roman" w:eastAsia="Times New Roman" w:hAnsi="Times New Roman" w:cs="Times New Roman"/>
+          <w:rFonts w:ascii="Times New Roman" w:hAnsi="Times New Roman" w:eastAsia="Times New Roman" w:cs="Times New Roman"/>
           <w:b/>
           <w:sz w:val="24"/>
         </w:rPr>
@@ -2250,7 +2546,7 @@
       </w:r>
       <w:r>
         <w:rPr>
-          <w:rFonts w:ascii="Times New Roman" w:eastAsia="Times New Roman" w:hAnsi="Times New Roman" w:cs="Times New Roman"/>
+          <w:rFonts w:ascii="Times New Roman" w:hAnsi="Times New Roman" w:eastAsia="Times New Roman" w:cs="Times New Roman"/>
           <w:sz w:val="24"/>
         </w:rPr>
         <w:t xml:space="preserve"> Python 3.x, pip, Anaconda Navigator (recommended) or virtualenv </w:t>
@@ -2267,7 +2563,7 @@
       </w:pPr>
       <w:r>
         <w:rPr>
-          <w:rFonts w:ascii="Times New Roman" w:eastAsia="Times New Roman" w:hAnsi="Times New Roman" w:cs="Times New Roman"/>
+          <w:rFonts w:ascii="Times New Roman" w:hAnsi="Times New Roman" w:eastAsia="Times New Roman" w:cs="Times New Roman"/>
           <w:sz w:val="24"/>
         </w:rPr>
         <w:t xml:space="preserve">Clone the repository: git clone &lt;repository-url&gt; </w:t>
@@ -2284,7 +2580,7 @@
       </w:pPr>
       <w:r>
         <w:rPr>
-          <w:rFonts w:ascii="Times New Roman" w:eastAsia="Times New Roman" w:hAnsi="Times New Roman" w:cs="Times New Roman"/>
+          <w:rFonts w:ascii="Times New Roman" w:hAnsi="Times New Roman" w:eastAsia="Times New Roman" w:cs="Times New Roman"/>
           <w:sz w:val="24"/>
         </w:rPr>
         <w:t xml:space="preserve">Navigate to the project folder: cd OptiCrop </w:t>
@@ -2301,7 +2597,7 @@
       </w:pPr>
       <w:r>
         <w:rPr>
-          <w:rFonts w:ascii="Times New Roman" w:eastAsia="Times New Roman" w:hAnsi="Times New Roman" w:cs="Times New Roman"/>
+          <w:rFonts w:ascii="Times New Roman" w:hAnsi="Times New Roman" w:eastAsia="Times New Roman" w:cs="Times New Roman"/>
           <w:sz w:val="24"/>
         </w:rPr>
         <w:t xml:space="preserve">Install dependencies: pip install -r requirements.txt </w:t>
@@ -2318,7 +2614,7 @@
       </w:pPr>
       <w:r>
         <w:rPr>
-          <w:rFonts w:ascii="Times New Roman" w:eastAsia="Times New Roman" w:hAnsi="Times New Roman" w:cs="Times New Roman"/>
+          <w:rFonts w:ascii="Times New Roman" w:hAnsi="Times New Roman" w:eastAsia="Times New Roman" w:cs="Times New Roman"/>
           <w:sz w:val="24"/>
         </w:rPr>
         <w:t xml:space="preserve">Ensure model.pkl is present in the /model folder </w:t>
@@ -2335,7 +2631,7 @@
       </w:pPr>
       <w:r>
         <w:rPr>
-          <w:rFonts w:ascii="Times New Roman" w:eastAsia="Times New Roman" w:hAnsi="Times New Roman" w:cs="Times New Roman"/>
+          <w:rFonts w:ascii="Times New Roman" w:hAnsi="Times New Roman" w:eastAsia="Times New Roman" w:cs="Times New Roman"/>
           <w:sz w:val="24"/>
         </w:rPr>
         <w:t>Start the application: python app.py</w:t>
@@ -2352,7 +2648,7 @@
       </w:pPr>
       <w:r>
         <w:rPr>
-          <w:rFonts w:ascii="Times New Roman" w:eastAsia="Times New Roman" w:hAnsi="Times New Roman" w:cs="Times New Roman"/>
+          <w:rFonts w:ascii="Times New Roman" w:hAnsi="Times New Roman" w:eastAsia="Times New Roman" w:cs="Times New Roman"/>
           <w:sz w:val="24"/>
         </w:rPr>
         <w:t xml:space="preserve">Open browser at http://127.0.0.1:5000/ </w:t>
@@ -2360,22 +2656,21 @@
     </w:p>
     <w:p>
       <w:pPr>
-        <w:pStyle w:val="Heading1"/>
+        <w:pStyle w:val="2"/>
         <w:ind w:left="-5"/>
       </w:pPr>
       <w:r>
-        <w:lastRenderedPageBreak/>
         <w:t xml:space="preserve">Step 5: Known Issues / Limitations  </w:t>
       </w:r>
       <w:r>
         <w:rPr>
-          <w:rFonts w:ascii="Times New Roman" w:eastAsia="Times New Roman" w:hAnsi="Times New Roman" w:cs="Times New Roman"/>
+          <w:rFonts w:ascii="Times New Roman" w:hAnsi="Times New Roman" w:eastAsia="Times New Roman" w:cs="Times New Roman"/>
         </w:rPr>
         <w:t xml:space="preserve"> </w:t>
       </w:r>
       <w:r>
         <w:rPr>
-          <w:rFonts w:ascii="Calibri" w:eastAsia="Calibri" w:hAnsi="Calibri" w:cs="Calibri"/>
+          <w:rFonts w:ascii="Calibri" w:hAnsi="Calibri" w:eastAsia="Calibri" w:cs="Calibri"/>
           <w:sz w:val="22"/>
         </w:rPr>
         <w:t xml:space="preserve"> </w:t>
@@ -2388,16 +2683,16 @@
     </w:p>
     <w:tbl>
       <w:tblPr>
-        <w:tblStyle w:val="TableGrid"/>
+        <w:tblStyle w:val="7"/>
         <w:tblW w:w="9362" w:type="dxa"/>
         <w:tblInd w:w="34" w:type="dxa"/>
+        <w:tblLayout w:type="autofit"/>
         <w:tblCellMar>
           <w:top w:w="132" w:type="dxa"/>
           <w:left w:w="12" w:type="dxa"/>
           <w:bottom w:w="32" w:type="dxa"/>
           <w:right w:w="80" w:type="dxa"/>
         </w:tblCellMar>
-        <w:tblLook w:val="04A0" w:firstRow="1" w:lastRow="0" w:firstColumn="1" w:lastColumn="0" w:noHBand="0" w:noVBand="1"/>
       </w:tblPr>
       <w:tblGrid>
         <w:gridCol w:w="840"/>
@@ -2405,31 +2700,40 @@
         <w:gridCol w:w="3361"/>
       </w:tblGrid>
       <w:tr>
+        <w:tblPrEx>
+          <w:tblCellMar>
+            <w:top w:w="132" w:type="dxa"/>
+            <w:left w:w="12" w:type="dxa"/>
+            <w:bottom w:w="32" w:type="dxa"/>
+            <w:right w:w="80" w:type="dxa"/>
+          </w:tblCellMar>
+        </w:tblPrEx>
         <w:trPr>
-          <w:trHeight w:val="812"/>
+          <w:trHeight w:val="812" w:hRule="atLeast"/>
         </w:trPr>
         <w:tc>
           <w:tcPr>
             <w:tcW w:w="840" w:type="dxa"/>
             <w:tcBorders>
-              <w:top w:val="single" w:sz="8" w:space="0" w:color="000000"/>
-              <w:left w:val="single" w:sz="8" w:space="0" w:color="000000"/>
-              <w:bottom w:val="single" w:sz="8" w:space="0" w:color="000000"/>
-              <w:right w:val="single" w:sz="8" w:space="0" w:color="000000"/>
+              <w:top w:val="single" w:color="000000" w:sz="8" w:space="0"/>
+              <w:left w:val="single" w:color="000000" w:sz="8" w:space="0"/>
+              <w:bottom w:val="single" w:color="000000" w:sz="8" w:space="0"/>
+              <w:right w:val="single" w:color="000000" w:sz="8" w:space="0"/>
             </w:tcBorders>
             <w:vAlign w:val="bottom"/>
           </w:tcPr>
           <w:p>
             <w:pPr>
+              <w:spacing w:after="0"/>
               <w:ind w:left="120"/>
               <w:rPr>
-                <w:rFonts w:ascii="Arial" w:eastAsia="Arial" w:hAnsi="Arial" w:cs="Arial"/>
-                <w:sz w:val="24"/>
-              </w:rPr>
-            </w:pPr>
-            <w:r>
-              <w:rPr>
-                <w:rFonts w:ascii="Arial" w:eastAsia="Arial" w:hAnsi="Arial" w:cs="Arial"/>
+                <w:rFonts w:ascii="Arial" w:hAnsi="Arial" w:eastAsia="Arial" w:cs="Arial"/>
+                <w:sz w:val="24"/>
+              </w:rPr>
+            </w:pPr>
+            <w:r>
+              <w:rPr>
+                <w:rFonts w:ascii="Arial" w:hAnsi="Arial" w:eastAsia="Arial" w:cs="Arial"/>
                 <w:b/>
                 <w:sz w:val="24"/>
               </w:rPr>
@@ -2444,24 +2748,25 @@
           <w:tcPr>
             <w:tcW w:w="5161" w:type="dxa"/>
             <w:tcBorders>
-              <w:top w:val="single" w:sz="8" w:space="0" w:color="000000"/>
-              <w:left w:val="single" w:sz="8" w:space="0" w:color="000000"/>
-              <w:bottom w:val="single" w:sz="8" w:space="0" w:color="000000"/>
-              <w:right w:val="single" w:sz="8" w:space="0" w:color="000000"/>
+              <w:top w:val="single" w:color="000000" w:sz="8" w:space="0"/>
+              <w:left w:val="single" w:color="000000" w:sz="8" w:space="0"/>
+              <w:bottom w:val="single" w:color="000000" w:sz="8" w:space="0"/>
+              <w:right w:val="single" w:color="000000" w:sz="8" w:space="0"/>
             </w:tcBorders>
             <w:vAlign w:val="center"/>
           </w:tcPr>
           <w:p>
             <w:pPr>
+              <w:spacing w:after="0"/>
               <w:ind w:left="14"/>
               <w:rPr>
-                <w:rFonts w:ascii="Times New Roman" w:eastAsia="Times New Roman" w:hAnsi="Times New Roman" w:cs="Times New Roman"/>
-                <w:sz w:val="24"/>
-              </w:rPr>
-            </w:pPr>
-            <w:r>
-              <w:rPr>
-                <w:rFonts w:ascii="Arial" w:eastAsia="Arial" w:hAnsi="Arial" w:cs="Arial"/>
+                <w:rFonts w:ascii="Times New Roman" w:hAnsi="Times New Roman" w:eastAsia="Times New Roman" w:cs="Times New Roman"/>
+                <w:sz w:val="24"/>
+              </w:rPr>
+            </w:pPr>
+            <w:r>
+              <w:rPr>
+                <w:rFonts w:ascii="Arial" w:hAnsi="Arial" w:eastAsia="Arial" w:cs="Arial"/>
                 <w:b/>
                 <w:sz w:val="24"/>
               </w:rPr>
@@ -2476,24 +2781,24 @@
           <w:tcPr>
             <w:tcW w:w="3361" w:type="dxa"/>
             <w:tcBorders>
-              <w:top w:val="single" w:sz="8" w:space="0" w:color="000000"/>
-              <w:left w:val="single" w:sz="8" w:space="0" w:color="000000"/>
-              <w:bottom w:val="single" w:sz="8" w:space="0" w:color="000000"/>
-              <w:right w:val="single" w:sz="8" w:space="0" w:color="000000"/>
+              <w:top w:val="single" w:color="000000" w:sz="8" w:space="0"/>
+              <w:left w:val="single" w:color="000000" w:sz="8" w:space="0"/>
+              <w:bottom w:val="single" w:color="000000" w:sz="8" w:space="0"/>
+              <w:right w:val="single" w:color="000000" w:sz="8" w:space="0"/>
             </w:tcBorders>
             <w:vAlign w:val="center"/>
           </w:tcPr>
           <w:p>
             <w:pPr>
-              <w:spacing w:line="257" w:lineRule="auto"/>
-              <w:rPr>
-                <w:rFonts w:ascii="Times New Roman" w:eastAsia="Times New Roman" w:hAnsi="Times New Roman" w:cs="Times New Roman"/>
-                <w:sz w:val="24"/>
-              </w:rPr>
-            </w:pPr>
-            <w:r>
-              <w:rPr>
-                <w:rFonts w:ascii="Arial" w:eastAsia="Arial" w:hAnsi="Arial" w:cs="Arial"/>
+              <w:spacing w:after="0" w:line="257" w:lineRule="auto"/>
+              <w:rPr>
+                <w:rFonts w:ascii="Times New Roman" w:hAnsi="Times New Roman" w:eastAsia="Times New Roman" w:cs="Times New Roman"/>
+                <w:sz w:val="24"/>
+              </w:rPr>
+            </w:pPr>
+            <w:r>
+              <w:rPr>
+                <w:rFonts w:ascii="Arial" w:hAnsi="Arial" w:eastAsia="Arial" w:cs="Arial"/>
                 <w:b/>
                 <w:sz w:val="24"/>
               </w:rPr>
@@ -2506,30 +2811,39 @@
         </w:tc>
       </w:tr>
       <w:tr>
+        <w:tblPrEx>
+          <w:tblCellMar>
+            <w:top w:w="132" w:type="dxa"/>
+            <w:left w:w="12" w:type="dxa"/>
+            <w:bottom w:w="32" w:type="dxa"/>
+            <w:right w:w="80" w:type="dxa"/>
+          </w:tblCellMar>
+        </w:tblPrEx>
         <w:trPr>
-          <w:trHeight w:val="812"/>
+          <w:trHeight w:val="812" w:hRule="atLeast"/>
         </w:trPr>
         <w:tc>
           <w:tcPr>
             <w:tcW w:w="840" w:type="dxa"/>
             <w:tcBorders>
-              <w:top w:val="single" w:sz="8" w:space="0" w:color="000000"/>
-              <w:left w:val="single" w:sz="8" w:space="0" w:color="000000"/>
-              <w:bottom w:val="single" w:sz="8" w:space="0" w:color="000000"/>
-              <w:right w:val="single" w:sz="8" w:space="0" w:color="000000"/>
-            </w:tcBorders>
-          </w:tcPr>
-          <w:p>
-            <w:pPr>
+              <w:top w:val="single" w:color="000000" w:sz="8" w:space="0"/>
+              <w:left w:val="single" w:color="000000" w:sz="8" w:space="0"/>
+              <w:bottom w:val="single" w:color="000000" w:sz="8" w:space="0"/>
+              <w:right w:val="single" w:color="000000" w:sz="8" w:space="0"/>
+            </w:tcBorders>
+          </w:tcPr>
+          <w:p>
+            <w:pPr>
+              <w:spacing w:after="0"/>
               <w:ind w:left="120"/>
               <w:rPr>
-                <w:rFonts w:ascii="Arial" w:eastAsia="Arial" w:hAnsi="Arial" w:cs="Arial"/>
-                <w:sz w:val="24"/>
-              </w:rPr>
-            </w:pPr>
-            <w:r>
-              <w:rPr>
-                <w:rFonts w:ascii="Arial" w:eastAsia="Arial" w:hAnsi="Arial" w:cs="Arial"/>
+                <w:rFonts w:ascii="Arial" w:hAnsi="Arial" w:eastAsia="Arial" w:cs="Arial"/>
+                <w:sz w:val="24"/>
+              </w:rPr>
+            </w:pPr>
+            <w:r>
+              <w:rPr>
+                <w:rFonts w:ascii="Arial" w:hAnsi="Arial" w:eastAsia="Arial" w:cs="Arial"/>
                 <w:sz w:val="24"/>
               </w:rPr>
               <w:t xml:space="preserve">1 </w:t>
@@ -2543,23 +2857,24 @@
           <w:tcPr>
             <w:tcW w:w="5161" w:type="dxa"/>
             <w:tcBorders>
-              <w:top w:val="single" w:sz="8" w:space="0" w:color="000000"/>
-              <w:left w:val="single" w:sz="8" w:space="0" w:color="000000"/>
-              <w:bottom w:val="single" w:sz="8" w:space="0" w:color="000000"/>
-              <w:right w:val="single" w:sz="8" w:space="0" w:color="000000"/>
-            </w:tcBorders>
-          </w:tcPr>
-          <w:p>
-            <w:pPr>
+              <w:top w:val="single" w:color="000000" w:sz="8" w:space="0"/>
+              <w:left w:val="single" w:color="000000" w:sz="8" w:space="0"/>
+              <w:bottom w:val="single" w:color="000000" w:sz="8" w:space="0"/>
+              <w:right w:val="single" w:color="000000" w:sz="8" w:space="0"/>
+            </w:tcBorders>
+          </w:tcPr>
+          <w:p>
+            <w:pPr>
+              <w:spacing w:after="0"/>
               <w:ind w:left="14"/>
               <w:rPr>
-                <w:rFonts w:ascii="Times New Roman" w:eastAsia="Times New Roman" w:hAnsi="Times New Roman" w:cs="Times New Roman"/>
-                <w:sz w:val="24"/>
-              </w:rPr>
-            </w:pPr>
-            <w:r>
-              <w:rPr>
-                <w:rFonts w:ascii="Times New Roman" w:eastAsia="Times New Roman" w:hAnsi="Times New Roman" w:cs="Times New Roman"/>
+                <w:rFonts w:ascii="Times New Roman" w:hAnsi="Times New Roman" w:eastAsia="Times New Roman" w:cs="Times New Roman"/>
+                <w:sz w:val="24"/>
+              </w:rPr>
+            </w:pPr>
+            <w:r>
+              <w:rPr>
+                <w:rFonts w:ascii="Times New Roman" w:hAnsi="Times New Roman" w:eastAsia="Times New Roman" w:cs="Times New Roman"/>
                 <w:sz w:val="24"/>
               </w:rPr>
               <w:t>Application currently runs only on Flask's development server (not production-ready)</w:t>
@@ -2570,20 +2885,20 @@
           <w:tcPr>
             <w:tcW w:w="3361" w:type="dxa"/>
             <w:tcBorders>
-              <w:top w:val="single" w:sz="8" w:space="0" w:color="000000"/>
-              <w:left w:val="single" w:sz="8" w:space="0" w:color="000000"/>
-              <w:bottom w:val="single" w:sz="8" w:space="0" w:color="000000"/>
-              <w:right w:val="single" w:sz="8" w:space="0" w:color="000000"/>
+              <w:top w:val="single" w:color="000000" w:sz="8" w:space="0"/>
+              <w:left w:val="single" w:color="000000" w:sz="8" w:space="0"/>
+              <w:bottom w:val="single" w:color="000000" w:sz="8" w:space="0"/>
+              <w:right w:val="single" w:color="000000" w:sz="8" w:space="0"/>
             </w:tcBorders>
             <w:vAlign w:val="center"/>
           </w:tcPr>
           <w:p>
             <w:pPr>
-              <w:spacing w:line="257" w:lineRule="auto"/>
-            </w:pPr>
-            <w:r>
-              <w:rPr>
-                <w:rFonts w:ascii="Times New Roman" w:eastAsia="Times New Roman" w:hAnsi="Times New Roman" w:cs="Times New Roman"/>
+              <w:spacing w:after="0" w:line="257" w:lineRule="auto"/>
+            </w:pPr>
+            <w:r>
+              <w:rPr>
+                <w:rFonts w:ascii="Times New Roman" w:hAnsi="Times New Roman" w:eastAsia="Times New Roman" w:cs="Times New Roman"/>
                 <w:sz w:val="24"/>
               </w:rPr>
               <w:t xml:space="preserve">Plan to deploy using Gunicorn + Nginx or a cloud platform </w:t>
@@ -2591,14 +2906,15 @@
           </w:p>
           <w:p>
             <w:pPr>
-              <w:rPr>
-                <w:rFonts w:ascii="Times New Roman" w:eastAsia="Times New Roman" w:hAnsi="Times New Roman" w:cs="Times New Roman"/>
-                <w:sz w:val="24"/>
-              </w:rPr>
-            </w:pPr>
-            <w:r>
-              <w:rPr>
-                <w:rFonts w:ascii="Times New Roman" w:eastAsia="Times New Roman" w:hAnsi="Times New Roman" w:cs="Times New Roman"/>
+              <w:spacing w:after="0"/>
+              <w:rPr>
+                <w:rFonts w:ascii="Times New Roman" w:hAnsi="Times New Roman" w:eastAsia="Times New Roman" w:cs="Times New Roman"/>
+                <w:sz w:val="24"/>
+              </w:rPr>
+            </w:pPr>
+            <w:r>
+              <w:rPr>
+                <w:rFonts w:ascii="Times New Roman" w:hAnsi="Times New Roman" w:eastAsia="Times New Roman" w:cs="Times New Roman"/>
                 <w:sz w:val="24"/>
               </w:rPr>
               <w:t>(Heroku/AWS) in future iteration</w:t>
@@ -2607,26 +2923,35 @@
         </w:tc>
       </w:tr>
       <w:tr>
+        <w:tblPrEx>
+          <w:tblCellMar>
+            <w:top w:w="132" w:type="dxa"/>
+            <w:left w:w="12" w:type="dxa"/>
+            <w:bottom w:w="32" w:type="dxa"/>
+            <w:right w:w="80" w:type="dxa"/>
+          </w:tblCellMar>
+        </w:tblPrEx>
         <w:trPr>
-          <w:trHeight w:val="812"/>
+          <w:trHeight w:val="812" w:hRule="atLeast"/>
         </w:trPr>
         <w:tc>
           <w:tcPr>
             <w:tcW w:w="840" w:type="dxa"/>
             <w:tcBorders>
-              <w:top w:val="single" w:sz="8" w:space="0" w:color="000000"/>
-              <w:left w:val="single" w:sz="8" w:space="0" w:color="000000"/>
-              <w:bottom w:val="single" w:sz="8" w:space="0" w:color="000000"/>
-              <w:right w:val="single" w:sz="8" w:space="0" w:color="000000"/>
-            </w:tcBorders>
-          </w:tcPr>
-          <w:p>
-            <w:pPr>
+              <w:top w:val="single" w:color="000000" w:sz="8" w:space="0"/>
+              <w:left w:val="single" w:color="000000" w:sz="8" w:space="0"/>
+              <w:bottom w:val="single" w:color="000000" w:sz="8" w:space="0"/>
+              <w:right w:val="single" w:color="000000" w:sz="8" w:space="0"/>
+            </w:tcBorders>
+          </w:tcPr>
+          <w:p>
+            <w:pPr>
+              <w:spacing w:after="0"/>
               <w:ind w:left="120"/>
             </w:pPr>
             <w:r>
               <w:rPr>
-                <w:rFonts w:ascii="Arial" w:eastAsia="Arial" w:hAnsi="Arial" w:cs="Arial"/>
+                <w:rFonts w:ascii="Arial" w:hAnsi="Arial" w:eastAsia="Arial" w:cs="Arial"/>
                 <w:sz w:val="24"/>
               </w:rPr>
               <w:t xml:space="preserve">2 </w:t>
@@ -2640,19 +2965,20 @@
           <w:tcPr>
             <w:tcW w:w="5161" w:type="dxa"/>
             <w:tcBorders>
-              <w:top w:val="single" w:sz="8" w:space="0" w:color="000000"/>
-              <w:left w:val="single" w:sz="8" w:space="0" w:color="000000"/>
-              <w:bottom w:val="single" w:sz="8" w:space="0" w:color="000000"/>
-              <w:right w:val="single" w:sz="8" w:space="0" w:color="000000"/>
-            </w:tcBorders>
-          </w:tcPr>
-          <w:p>
-            <w:pPr>
+              <w:top w:val="single" w:color="000000" w:sz="8" w:space="0"/>
+              <w:left w:val="single" w:color="000000" w:sz="8" w:space="0"/>
+              <w:bottom w:val="single" w:color="000000" w:sz="8" w:space="0"/>
+              <w:right w:val="single" w:color="000000" w:sz="8" w:space="0"/>
+            </w:tcBorders>
+          </w:tcPr>
+          <w:p>
+            <w:pPr>
+              <w:spacing w:after="0"/>
               <w:ind w:left="14"/>
             </w:pPr>
             <w:r>
               <w:rPr>
-                <w:rFonts w:ascii="Times New Roman" w:eastAsia="Times New Roman" w:hAnsi="Times New Roman" w:cs="Times New Roman"/>
+                <w:rFonts w:ascii="Times New Roman" w:hAnsi="Times New Roman" w:eastAsia="Times New Roman" w:cs="Times New Roman"/>
                 <w:sz w:val="24"/>
               </w:rPr>
               <w:t xml:space="preserve"> No user authentication or saved prediction history</w:t>
@@ -2666,17 +2992,20 @@
           <w:tcPr>
             <w:tcW w:w="3361" w:type="dxa"/>
             <w:tcBorders>
-              <w:top w:val="single" w:sz="8" w:space="0" w:color="000000"/>
-              <w:left w:val="single" w:sz="8" w:space="0" w:color="000000"/>
-              <w:bottom w:val="single" w:sz="8" w:space="0" w:color="000000"/>
-              <w:right w:val="single" w:sz="8" w:space="0" w:color="000000"/>
+              <w:top w:val="single" w:color="000000" w:sz="8" w:space="0"/>
+              <w:left w:val="single" w:color="000000" w:sz="8" w:space="0"/>
+              <w:bottom w:val="single" w:color="000000" w:sz="8" w:space="0"/>
+              <w:right w:val="single" w:color="000000" w:sz="8" w:space="0"/>
             </w:tcBorders>
             <w:vAlign w:val="center"/>
           </w:tcPr>
           <w:p>
-            <w:r>
-              <w:rPr>
-                <w:rFonts w:ascii="Times New Roman" w:eastAsia="Times New Roman" w:hAnsi="Times New Roman" w:cs="Times New Roman"/>
+            <w:pPr>
+              <w:spacing w:after="0"/>
+            </w:pPr>
+            <w:r>
+              <w:rPr>
+                <w:rFonts w:ascii="Times New Roman" w:hAnsi="Times New Roman" w:eastAsia="Times New Roman" w:cs="Times New Roman"/>
                 <w:sz w:val="24"/>
               </w:rPr>
               <w:t xml:space="preserve"> Out of current project scope; can be added in future versions</w:t>
@@ -2688,26 +3017,35 @@
         </w:tc>
       </w:tr>
       <w:tr>
+        <w:tblPrEx>
+          <w:tblCellMar>
+            <w:top w:w="132" w:type="dxa"/>
+            <w:left w:w="12" w:type="dxa"/>
+            <w:bottom w:w="32" w:type="dxa"/>
+            <w:right w:w="80" w:type="dxa"/>
+          </w:tblCellMar>
+        </w:tblPrEx>
         <w:trPr>
-          <w:trHeight w:val="982"/>
+          <w:trHeight w:val="982" w:hRule="atLeast"/>
         </w:trPr>
         <w:tc>
           <w:tcPr>
             <w:tcW w:w="840" w:type="dxa"/>
             <w:tcBorders>
-              <w:top w:val="single" w:sz="8" w:space="0" w:color="000000"/>
-              <w:left w:val="single" w:sz="8" w:space="0" w:color="000000"/>
-              <w:bottom w:val="single" w:sz="8" w:space="0" w:color="000000"/>
-              <w:right w:val="single" w:sz="8" w:space="0" w:color="000000"/>
-            </w:tcBorders>
-          </w:tcPr>
-          <w:p>
-            <w:pPr>
+              <w:top w:val="single" w:color="000000" w:sz="8" w:space="0"/>
+              <w:left w:val="single" w:color="000000" w:sz="8" w:space="0"/>
+              <w:bottom w:val="single" w:color="000000" w:sz="8" w:space="0"/>
+              <w:right w:val="single" w:color="000000" w:sz="8" w:space="0"/>
+            </w:tcBorders>
+          </w:tcPr>
+          <w:p>
+            <w:pPr>
+              <w:spacing w:after="0"/>
               <w:ind w:left="120"/>
             </w:pPr>
             <w:r>
               <w:rPr>
-                <w:rFonts w:ascii="Arial" w:eastAsia="Arial" w:hAnsi="Arial" w:cs="Arial"/>
+                <w:rFonts w:ascii="Arial" w:hAnsi="Arial" w:eastAsia="Arial" w:cs="Arial"/>
                 <w:sz w:val="24"/>
               </w:rPr>
               <w:t xml:space="preserve">3 </w:t>
@@ -2721,19 +3059,20 @@
           <w:tcPr>
             <w:tcW w:w="5161" w:type="dxa"/>
             <w:tcBorders>
-              <w:top w:val="single" w:sz="8" w:space="0" w:color="000000"/>
-              <w:left w:val="single" w:sz="8" w:space="0" w:color="000000"/>
-              <w:bottom w:val="single" w:sz="8" w:space="0" w:color="000000"/>
-              <w:right w:val="single" w:sz="8" w:space="0" w:color="000000"/>
-            </w:tcBorders>
-          </w:tcPr>
-          <w:p>
-            <w:pPr>
+              <w:top w:val="single" w:color="000000" w:sz="8" w:space="0"/>
+              <w:left w:val="single" w:color="000000" w:sz="8" w:space="0"/>
+              <w:bottom w:val="single" w:color="000000" w:sz="8" w:space="0"/>
+              <w:right w:val="single" w:color="000000" w:sz="8" w:space="0"/>
+            </w:tcBorders>
+          </w:tcPr>
+          <w:p>
+            <w:pPr>
+              <w:spacing w:after="0"/>
               <w:ind w:left="14"/>
             </w:pPr>
             <w:r>
               <w:rPr>
-                <w:rFonts w:ascii="Times New Roman" w:eastAsia="Times New Roman" w:hAnsi="Times New Roman" w:cs="Times New Roman"/>
+                <w:rFonts w:ascii="Times New Roman" w:hAnsi="Times New Roman" w:eastAsia="Times New Roman" w:cs="Times New Roman"/>
                 <w:sz w:val="24"/>
               </w:rPr>
               <w:t xml:space="preserve"> Model trained on a fixed dataset; does not autoupdate with new agricultural data</w:t>
@@ -2747,17 +3086,20 @@
           <w:tcPr>
             <w:tcW w:w="3361" w:type="dxa"/>
             <w:tcBorders>
-              <w:top w:val="single" w:sz="8" w:space="0" w:color="000000"/>
-              <w:left w:val="single" w:sz="8" w:space="0" w:color="000000"/>
-              <w:bottom w:val="single" w:sz="8" w:space="0" w:color="000000"/>
-              <w:right w:val="single" w:sz="8" w:space="0" w:color="000000"/>
+              <w:top w:val="single" w:color="000000" w:sz="8" w:space="0"/>
+              <w:left w:val="single" w:color="000000" w:sz="8" w:space="0"/>
+              <w:bottom w:val="single" w:color="000000" w:sz="8" w:space="0"/>
+              <w:right w:val="single" w:color="000000" w:sz="8" w:space="0"/>
             </w:tcBorders>
             <w:vAlign w:val="bottom"/>
           </w:tcPr>
           <w:p>
-            <w:r>
-              <w:rPr>
-                <w:rFonts w:ascii="Times New Roman" w:eastAsia="Times New Roman" w:hAnsi="Times New Roman" w:cs="Times New Roman"/>
+            <w:pPr>
+              <w:spacing w:after="0"/>
+            </w:pPr>
+            <w:r>
+              <w:rPr>
+                <w:rFonts w:ascii="Times New Roman" w:hAnsi="Times New Roman" w:eastAsia="Times New Roman" w:cs="Times New Roman"/>
                 <w:sz w:val="24"/>
               </w:rPr>
               <w:t xml:space="preserve"> Future enhancement: enable periodic retraining pipeline with updated datasets</w:t>
@@ -2777,7 +3119,7 @@
       </w:pPr>
       <w:r>
         <w:rPr>
-          <w:rFonts w:ascii="Times New Roman" w:eastAsia="Times New Roman" w:hAnsi="Times New Roman" w:cs="Times New Roman"/>
+          <w:rFonts w:ascii="Times New Roman" w:hAnsi="Times New Roman" w:eastAsia="Times New Roman" w:cs="Times New Roman"/>
           <w:sz w:val="24"/>
         </w:rPr>
         <w:t xml:space="preserve"> </w:t>
@@ -2787,34 +3129,34 @@
       </w:r>
     </w:p>
     <w:sectPr>
-      <w:headerReference w:type="even" r:id="rId7"/>
-      <w:headerReference w:type="default" r:id="rId8"/>
-      <w:footerReference w:type="default" r:id="rId9"/>
-      <w:headerReference w:type="first" r:id="rId10"/>
+      <w:headerReference r:id="rId7" w:type="first"/>
+      <w:headerReference r:id="rId5" w:type="default"/>
+      <w:footerReference r:id="rId8" w:type="default"/>
+      <w:headerReference r:id="rId6" w:type="even"/>
       <w:pgSz w:w="12240" w:h="15840"/>
       <w:pgMar w:top="763" w:right="1444" w:bottom="598" w:left="1066" w:header="720" w:footer="720" w:gutter="0"/>
-      <w:cols w:space="720"/>
+      <w:cols w:space="720" w:num="1"/>
     </w:sectPr>
   </w:body>
 </w:document>
 </file>
 
 <file path=word/endnotes.xml><?xml version="1.0" encoding="utf-8"?>
-<w:endnotes xmlns:wpc="http://schemas.microsoft.com/office/word/2010/wordprocessingCanvas" xmlns:cx="http://schemas.microsoft.com/office/drawing/2014/chartex" xmlns:cx1="http://schemas.microsoft.com/office/drawing/2015/9/8/chartex" xmlns:cx2="http://schemas.microsoft.com/office/drawing/2015/10/21/chartex" xmlns:cx3="http://schemas.microsoft.com/office/drawing/2016/5/9/chartex" xmlns:cx4="http://schemas.microsoft.com/office/drawing/2016/5/10/chartex" xmlns:cx5="http://schemas.microsoft.com/office/drawing/2016/5/11/chartex" xmlns:cx6="http://schemas.microsoft.com/office/drawing/2016/5/12/chartex" xmlns:cx7="http://schemas.microsoft.com/office/drawing/2016/5/13/chartex" xmlns:cx8="http://schemas.microsoft.com/office/drawing/2016/5/14/chartex" xmlns:mc="http://schemas.openxmlformats.org/markup-compatibility/2006" xmlns:aink="http://schemas.microsoft.com/office/drawing/2016/ink" xmlns:am3d="http://schemas.microsoft.com/office/drawing/2017/model3d" xmlns:o="urn:schemas-microsoft-com:office:office" xmlns:oel="http://schemas.microsoft.com/office/2019/extlst" xmlns:r="http://schemas.openxmlformats.org/officeDocument/2006/relationships" xmlns:m="http://schemas.openxmlformats.org/officeDocument/2006/math" xmlns:v="urn:schemas-microsoft-com:vml" xmlns:wp14="http://schemas.microsoft.com/office/word/2010/wordprocessingDrawing" xmlns:wp="http://schemas.openxmlformats.org/drawingml/2006/wordprocessingDrawing" xmlns:w10="urn:schemas-microsoft-com:office:word" xmlns:w="http://schemas.openxmlformats.org/wordprocessingml/2006/main" xmlns:w14="http://schemas.microsoft.com/office/word/2010/wordml" xmlns:w15="http://schemas.microsoft.com/office/word/2012/wordml" xmlns:w16cex="http://schemas.microsoft.com/office/word/2018/wordml/cex" xmlns:w16cid="http://schemas.microsoft.com/office/word/2016/wordml/cid" xmlns:w16="http://schemas.microsoft.com/office/word/2018/wordml" xmlns:w16du="http://schemas.microsoft.com/office/word/2023/wordml/word16du" xmlns:w16sdtdh="http://schemas.microsoft.com/office/word/2020/wordml/sdtdatahash" xmlns:w16sdtfl="http://schemas.microsoft.com/office/word/2024/wordml/sdtformatlock" xmlns:w16se="http://schemas.microsoft.com/office/word/2015/wordml/symex" xmlns:wpg="http://schemas.microsoft.com/office/word/2010/wordprocessingGroup" xmlns:wpi="http://schemas.microsoft.com/office/word/2010/wordprocessingInk" xmlns:wne="http://schemas.microsoft.com/office/word/2006/wordml" xmlns:wps="http://schemas.microsoft.com/office/word/2010/wordprocessingShape" mc:Ignorable="w14 w15 w16se w16cid w16 w16cex w16sdtdh w16sdtfl w16du wp14">
-  <w:endnote w:type="separator" w:id="-1">
+<w:endnotes xmlns:wpc="http://schemas.microsoft.com/office/word/2010/wordprocessingCanvas" xmlns:mc="http://schemas.openxmlformats.org/markup-compatibility/2006" xmlns:o="urn:schemas-microsoft-com:office:office" xmlns:r="http://schemas.openxmlformats.org/officeDocument/2006/relationships" xmlns:m="http://schemas.openxmlformats.org/officeDocument/2006/math" xmlns:v="urn:schemas-microsoft-com:vml" xmlns:wp14="http://schemas.microsoft.com/office/word/2010/wordprocessingDrawing" xmlns:wp="http://schemas.openxmlformats.org/drawingml/2006/wordprocessingDrawing" xmlns:w="http://schemas.openxmlformats.org/wordprocessingml/2006/main" xmlns:w14="http://schemas.microsoft.com/office/word/2010/wordml" xmlns:w15="http://schemas.microsoft.com/office/word/2012/wordml" xmlns:w10="urn:schemas-microsoft-com:office:word" xmlns:wpg="http://schemas.microsoft.com/office/word/2010/wordprocessingGroup" xmlns:wpi="http://schemas.microsoft.com/office/word/2010/wordprocessingInk" xmlns:wne="http://schemas.microsoft.com/office/word/2006/wordml" xmlns:wps="http://schemas.microsoft.com/office/word/2010/wordprocessingShape" xmlns:wpsCustomData="http://www.wps.cn/officeDocument/2013/wpsCustomData" mc:Ignorable="w14 w15 wp14">
+  <w:endnote w:type="separator" w:id="0">
     <w:p>
       <w:pPr>
-        <w:spacing w:after="0" w:line="240" w:lineRule="auto"/>
+        <w:spacing w:line="240" w:lineRule="auto"/>
       </w:pPr>
       <w:r>
         <w:separator/>
       </w:r>
     </w:p>
   </w:endnote>
-  <w:endnote w:type="continuationSeparator" w:id="0">
+  <w:endnote w:type="continuationSeparator" w:id="1">
     <w:p>
       <w:pPr>
-        <w:spacing w:after="0" w:line="240" w:lineRule="auto"/>
+        <w:spacing w:line="240" w:lineRule="auto"/>
       </w:pPr>
       <w:r>
         <w:continuationSeparator/>
@@ -2825,51 +3167,51 @@
 </file>
 
 <file path=word/footer1.xml><?xml version="1.0" encoding="utf-8"?>
-<w:ftr xmlns:wpc="http://schemas.microsoft.com/office/word/2010/wordprocessingCanvas" xmlns:cx="http://schemas.microsoft.com/office/drawing/2014/chartex" xmlns:cx1="http://schemas.microsoft.com/office/drawing/2015/9/8/chartex" xmlns:cx2="http://schemas.microsoft.com/office/drawing/2015/10/21/chartex" xmlns:cx3="http://schemas.microsoft.com/office/drawing/2016/5/9/chartex" xmlns:cx4="http://schemas.microsoft.com/office/drawing/2016/5/10/chartex" xmlns:cx5="http://schemas.microsoft.com/office/drawing/2016/5/11/chartex" xmlns:cx6="http://schemas.microsoft.com/office/drawing/2016/5/12/chartex" xmlns:cx7="http://schemas.microsoft.com/office/drawing/2016/5/13/chartex" xmlns:cx8="http://schemas.microsoft.com/office/drawing/2016/5/14/chartex" xmlns:mc="http://schemas.openxmlformats.org/markup-compatibility/2006" xmlns:aink="http://schemas.microsoft.com/office/drawing/2016/ink" xmlns:am3d="http://schemas.microsoft.com/office/drawing/2017/model3d" xmlns:o="urn:schemas-microsoft-com:office:office" xmlns:oel="http://schemas.microsoft.com/office/2019/extlst" xmlns:r="http://schemas.openxmlformats.org/officeDocument/2006/relationships" xmlns:m="http://schemas.openxmlformats.org/officeDocument/2006/math" xmlns:v="urn:schemas-microsoft-com:vml" xmlns:wp14="http://schemas.microsoft.com/office/word/2010/wordprocessingDrawing" xmlns:wp="http://schemas.openxmlformats.org/drawingml/2006/wordprocessingDrawing" xmlns:w10="urn:schemas-microsoft-com:office:word" xmlns:w="http://schemas.openxmlformats.org/wordprocessingml/2006/main" xmlns:w14="http://schemas.microsoft.com/office/word/2010/wordml" xmlns:w15="http://schemas.microsoft.com/office/word/2012/wordml" xmlns:w16cex="http://schemas.microsoft.com/office/word/2018/wordml/cex" xmlns:w16cid="http://schemas.microsoft.com/office/word/2016/wordml/cid" xmlns:w16="http://schemas.microsoft.com/office/word/2018/wordml" xmlns:w16du="http://schemas.microsoft.com/office/word/2023/wordml/word16du" xmlns:w16sdtdh="http://schemas.microsoft.com/office/word/2020/wordml/sdtdatahash" xmlns:w16sdtfl="http://schemas.microsoft.com/office/word/2024/wordml/sdtformatlock" xmlns:w16se="http://schemas.microsoft.com/office/word/2015/wordml/symex" xmlns:wpg="http://schemas.microsoft.com/office/word/2010/wordprocessingGroup" xmlns:wpi="http://schemas.microsoft.com/office/word/2010/wordprocessingInk" xmlns:wne="http://schemas.microsoft.com/office/word/2006/wordml" xmlns:wps="http://schemas.microsoft.com/office/word/2010/wordprocessingShape" mc:Ignorable="w14 w15 w16se w16cid w16 w16cex w16sdtdh w16sdtfl w16du wp14">
+<w:ftr xmlns:wpc="http://schemas.microsoft.com/office/word/2010/wordprocessingCanvas" xmlns:mc="http://schemas.openxmlformats.org/markup-compatibility/2006" xmlns:o="urn:schemas-microsoft-com:office:office" xmlns:r="http://schemas.openxmlformats.org/officeDocument/2006/relationships" xmlns:m="http://schemas.openxmlformats.org/officeDocument/2006/math" xmlns:v="urn:schemas-microsoft-com:vml" xmlns:wp14="http://schemas.microsoft.com/office/word/2010/wordprocessingDrawing" xmlns:wp="http://schemas.openxmlformats.org/drawingml/2006/wordprocessingDrawing" xmlns:w10="urn:schemas-microsoft-com:office:word" xmlns:w="http://schemas.openxmlformats.org/wordprocessingml/2006/main" xmlns:w14="http://schemas.microsoft.com/office/word/2010/wordml" xmlns:w15="http://schemas.microsoft.com/office/word/2012/wordml" xmlns:wpg="http://schemas.microsoft.com/office/word/2010/wordprocessingGroup" xmlns:wpi="http://schemas.microsoft.com/office/word/2010/wordprocessingInk" xmlns:wne="http://schemas.microsoft.com/office/word/2006/wordml" xmlns:wps="http://schemas.microsoft.com/office/word/2010/wordprocessingShape" xmlns:wpsCustomData="http://www.wps.cn/officeDocument/2013/wpsCustomData" mc:Ignorable="w14 w15 wp14">
   <w:p>
     <w:pPr>
-      <w:pStyle w:val="Footer"/>
+      <w:pStyle w:val="5"/>
     </w:pPr>
   </w:p>
   <w:p>
     <w:pPr>
-      <w:pStyle w:val="Footer"/>
+      <w:pStyle w:val="5"/>
     </w:pPr>
   </w:p>
   <w:p>
     <w:pPr>
-      <w:pStyle w:val="Footer"/>
+      <w:pStyle w:val="5"/>
     </w:pPr>
   </w:p>
   <w:p>
     <w:pPr>
-      <w:pStyle w:val="Footer"/>
+      <w:pStyle w:val="5"/>
     </w:pPr>
   </w:p>
   <w:p>
     <w:pPr>
-      <w:pStyle w:val="Footer"/>
+      <w:pStyle w:val="5"/>
     </w:pPr>
   </w:p>
 </w:ftr>
 </file>
 
 <file path=word/footnotes.xml><?xml version="1.0" encoding="utf-8"?>
-<w:footnotes xmlns:wpc="http://schemas.microsoft.com/office/word/2010/wordprocessingCanvas" xmlns:cx="http://schemas.microsoft.com/office/drawing/2014/chartex" xmlns:cx1="http://schemas.microsoft.com/office/drawing/2015/9/8/chartex" xmlns:cx2="http://schemas.microsoft.com/office/drawing/2015/10/21/chartex" xmlns:cx3="http://schemas.microsoft.com/office/drawing/2016/5/9/chartex" xmlns:cx4="http://schemas.microsoft.com/office/drawing/2016/5/10/chartex" xmlns:cx5="http://schemas.microsoft.com/office/drawing/2016/5/11/chartex" xmlns:cx6="http://schemas.microsoft.com/office/drawing/2016/5/12/chartex" xmlns:cx7="http://schemas.microsoft.com/office/drawing/2016/5/13/chartex" xmlns:cx8="http://schemas.microsoft.com/office/drawing/2016/5/14/chartex" xmlns:mc="http://schemas.openxmlformats.org/markup-compatibility/2006" xmlns:aink="http://schemas.microsoft.com/office/drawing/2016/ink" xmlns:am3d="http://schemas.microsoft.com/office/drawing/2017/model3d" xmlns:o="urn:schemas-microsoft-com:office:office" xmlns:oel="http://schemas.microsoft.com/office/2019/extlst" xmlns:r="http://schemas.openxmlformats.org/officeDocument/2006/relationships" xmlns:m="http://schemas.openxmlformats.org/officeDocument/2006/math" xmlns:v="urn:schemas-microsoft-com:vml" xmlns:wp14="http://schemas.microsoft.com/office/word/2010/wordprocessingDrawing" xmlns:wp="http://schemas.openxmlformats.org/drawingml/2006/wordprocessingDrawing" xmlns:w10="urn:schemas-microsoft-com:office:word" xmlns:w="http://schemas.openxmlformats.org/wordprocessingml/2006/main" xmlns:w14="http://schemas.microsoft.com/office/word/2010/wordml" xmlns:w15="http://schemas.microsoft.com/office/word/2012/wordml" xmlns:w16cex="http://schemas.microsoft.com/office/word/2018/wordml/cex" xmlns:w16cid="http://schemas.microsoft.com/office/word/2016/wordml/cid" xmlns:w16="http://schemas.microsoft.com/office/word/2018/wordml" xmlns:w16du="http://schemas.microsoft.com/office/word/2023/wordml/word16du" xmlns:w16sdtdh="http://schemas.microsoft.com/office/word/2020/wordml/sdtdatahash" xmlns:w16sdtfl="http://schemas.microsoft.com/office/word/2024/wordml/sdtformatlock" xmlns:w16se="http://schemas.microsoft.com/office/word/2015/wordml/symex" xmlns:wpg="http://schemas.microsoft.com/office/word/2010/wordprocessingGroup" xmlns:wpi="http://schemas.microsoft.com/office/word/2010/wordprocessingInk" xmlns:wne="http://schemas.microsoft.com/office/word/2006/wordml" xmlns:wps="http://schemas.microsoft.com/office/word/2010/wordprocessingShape" mc:Ignorable="w14 w15 w16se w16cid w16 w16cex w16sdtdh w16sdtfl w16du wp14">
-  <w:footnote w:type="separator" w:id="-1">
+<w:footnotes xmlns:wpc="http://schemas.microsoft.com/office/word/2010/wordprocessingCanvas" xmlns:mc="http://schemas.openxmlformats.org/markup-compatibility/2006" xmlns:o="urn:schemas-microsoft-com:office:office" xmlns:r="http://schemas.openxmlformats.org/officeDocument/2006/relationships" xmlns:m="http://schemas.openxmlformats.org/officeDocument/2006/math" xmlns:v="urn:schemas-microsoft-com:vml" xmlns:wp14="http://schemas.microsoft.com/office/word/2010/wordprocessingDrawing" xmlns:wp="http://schemas.openxmlformats.org/drawingml/2006/wordprocessingDrawing" xmlns:w="http://schemas.openxmlformats.org/wordprocessingml/2006/main" xmlns:w14="http://schemas.microsoft.com/office/word/2010/wordml" xmlns:w15="http://schemas.microsoft.com/office/word/2012/wordml" xmlns:w10="urn:schemas-microsoft-com:office:word" xmlns:wpg="http://schemas.microsoft.com/office/word/2010/wordprocessingGroup" xmlns:wpi="http://schemas.microsoft.com/office/word/2010/wordprocessingInk" xmlns:wne="http://schemas.microsoft.com/office/word/2006/wordml" xmlns:wps="http://schemas.microsoft.com/office/word/2010/wordprocessingShape" xmlns:wpsCustomData="http://www.wps.cn/officeDocument/2013/wpsCustomData" mc:Ignorable="w14 w15 wp14">
+  <w:footnote w:type="separator" w:id="0">
     <w:p>
       <w:pPr>
-        <w:spacing w:after="0" w:line="240" w:lineRule="auto"/>
+        <w:spacing w:before="0" w:after="0" w:line="259" w:lineRule="auto"/>
       </w:pPr>
       <w:r>
         <w:separator/>
       </w:r>
     </w:p>
   </w:footnote>
-  <w:footnote w:type="continuationSeparator" w:id="0">
+  <w:footnote w:type="continuationSeparator" w:id="1">
     <w:p>
       <w:pPr>
-        <w:spacing w:after="0" w:line="240" w:lineRule="auto"/>
+        <w:spacing w:before="0" w:after="0" w:line="259" w:lineRule="auto"/>
       </w:pPr>
       <w:r>
         <w:continuationSeparator/>
@@ -2880,16 +3222,156 @@
 </file>
 
 <file path=word/header1.xml><?xml version="1.0" encoding="utf-8"?>
-<w:hdr xmlns:wpc="http://schemas.microsoft.com/office/word/2010/wordprocessingCanvas" xmlns:cx="http://schemas.microsoft.com/office/drawing/2014/chartex" xmlns:cx1="http://schemas.microsoft.com/office/drawing/2015/9/8/chartex" xmlns:cx2="http://schemas.microsoft.com/office/drawing/2015/10/21/chartex" xmlns:cx3="http://schemas.microsoft.com/office/drawing/2016/5/9/chartex" xmlns:cx4="http://schemas.microsoft.com/office/drawing/2016/5/10/chartex" xmlns:cx5="http://schemas.microsoft.com/office/drawing/2016/5/11/chartex" xmlns:cx6="http://schemas.microsoft.com/office/drawing/2016/5/12/chartex" xmlns:cx7="http://schemas.microsoft.com/office/drawing/2016/5/13/chartex" xmlns:cx8="http://schemas.microsoft.com/office/drawing/2016/5/14/chartex" xmlns:mc="http://schemas.openxmlformats.org/markup-compatibility/2006" xmlns:aink="http://schemas.microsoft.com/office/drawing/2016/ink" xmlns:am3d="http://schemas.microsoft.com/office/drawing/2017/model3d" xmlns:o="urn:schemas-microsoft-com:office:office" xmlns:oel="http://schemas.microsoft.com/office/2019/extlst" xmlns:r="http://schemas.openxmlformats.org/officeDocument/2006/relationships" xmlns:m="http://schemas.openxmlformats.org/officeDocument/2006/math" xmlns:v="urn:schemas-microsoft-com:vml" xmlns:wp14="http://schemas.microsoft.com/office/word/2010/wordprocessingDrawing" xmlns:wp="http://schemas.openxmlformats.org/drawingml/2006/wordprocessingDrawing" xmlns:w10="urn:schemas-microsoft-com:office:word" xmlns:w="http://schemas.openxmlformats.org/wordprocessingml/2006/main" xmlns:w14="http://schemas.microsoft.com/office/word/2010/wordml" xmlns:w15="http://schemas.microsoft.com/office/word/2012/wordml" xmlns:w16cex="http://schemas.microsoft.com/office/word/2018/wordml/cex" xmlns:w16cid="http://schemas.microsoft.com/office/word/2016/wordml/cid" xmlns:w16="http://schemas.microsoft.com/office/word/2018/wordml" xmlns:w16du="http://schemas.microsoft.com/office/word/2023/wordml/word16du" xmlns:w16sdtdh="http://schemas.microsoft.com/office/word/2020/wordml/sdtdatahash" xmlns:w16sdtfl="http://schemas.microsoft.com/office/word/2024/wordml/sdtformatlock" xmlns:w16se="http://schemas.microsoft.com/office/word/2015/wordml/symex" xmlns:wpg="http://schemas.microsoft.com/office/word/2010/wordprocessingGroup" xmlns:wpi="http://schemas.microsoft.com/office/word/2010/wordprocessingInk" xmlns:wne="http://schemas.microsoft.com/office/word/2006/wordml" xmlns:wps="http://schemas.microsoft.com/office/word/2010/wordprocessingShape" mc:Ignorable="w14 w15 w16se w16cid w16 w16cex w16sdtdh w16sdtfl w16du wp14">
+<w:hdr xmlns:wpc="http://schemas.microsoft.com/office/word/2010/wordprocessingCanvas" xmlns:mc="http://schemas.openxmlformats.org/markup-compatibility/2006" xmlns:o="urn:schemas-microsoft-com:office:office" xmlns:r="http://schemas.openxmlformats.org/officeDocument/2006/relationships" xmlns:m="http://schemas.openxmlformats.org/officeDocument/2006/math" xmlns:v="urn:schemas-microsoft-com:vml" xmlns:wp14="http://schemas.microsoft.com/office/word/2010/wordprocessingDrawing" xmlns:wp="http://schemas.openxmlformats.org/drawingml/2006/wordprocessingDrawing" xmlns:w10="urn:schemas-microsoft-com:office:word" xmlns:w="http://schemas.openxmlformats.org/wordprocessingml/2006/main" xmlns:w14="http://schemas.microsoft.com/office/word/2010/wordml" xmlns:w15="http://schemas.microsoft.com/office/word/2012/wordml" xmlns:wpg="http://schemas.microsoft.com/office/word/2010/wordprocessingGroup" xmlns:wpi="http://schemas.microsoft.com/office/word/2010/wordprocessingInk" xmlns:wne="http://schemas.microsoft.com/office/word/2006/wordml" xmlns:wps="http://schemas.microsoft.com/office/word/2010/wordprocessingShape" xmlns:wpsCustomData="http://www.wps.cn/officeDocument/2013/wpsCustomData" mc:Ignorable="w14 w15 wp14">
+  <w:p>
+    <w:pPr>
+      <w:spacing w:after="0"/>
+      <w:ind w:left="-1066" w:right="7166"/>
+    </w:pPr>
+    <w:r>
+      <w:drawing>
+        <wp:anchor distT="0" distB="0" distL="114300" distR="114300" simplePos="0" relativeHeight="251660288" behindDoc="0" locked="0" layoutInCell="1" allowOverlap="0">
+          <wp:simplePos x="0" y="0"/>
+          <wp:positionH relativeFrom="page">
+            <wp:posOffset>476250</wp:posOffset>
+          </wp:positionH>
+          <wp:positionV relativeFrom="page">
+            <wp:posOffset>142875</wp:posOffset>
+          </wp:positionV>
+          <wp:extent cx="1828800" cy="771525"/>
+          <wp:effectExtent l="0" t="0" r="0" b="0"/>
+          <wp:wrapSquare wrapText="bothSides"/>
+          <wp:docPr id="10" name="Picture 10"/>
+          <wp:cNvGraphicFramePr/>
+          <a:graphic xmlns:a="http://schemas.openxmlformats.org/drawingml/2006/main">
+            <a:graphicData uri="http://schemas.openxmlformats.org/drawingml/2006/picture">
+              <pic:pic xmlns:pic="http://schemas.openxmlformats.org/drawingml/2006/picture">
+                <pic:nvPicPr>
+                  <pic:cNvPr id="10" name="Picture 10"/>
+                  <pic:cNvPicPr/>
+                </pic:nvPicPr>
+                <pic:blipFill>
+                  <a:blip r:embed="rId1"/>
+                  <a:stretch>
+                    <a:fillRect/>
+                  </a:stretch>
+                </pic:blipFill>
+                <pic:spPr>
+                  <a:xfrm>
+                    <a:off x="0" y="0"/>
+                    <a:ext cx="1828800" cy="771525"/>
+                  </a:xfrm>
+                  <a:prstGeom prst="rect">
+                    <a:avLst/>
+                  </a:prstGeom>
+                </pic:spPr>
+              </pic:pic>
+            </a:graphicData>
+          </a:graphic>
+        </wp:anchor>
+      </w:drawing>
+    </w:r>
+    <w:r>
+      <w:drawing>
+        <wp:anchor distT="0" distB="0" distL="114300" distR="114300" simplePos="0" relativeHeight="251661312" behindDoc="0" locked="0" layoutInCell="1" allowOverlap="0">
+          <wp:simplePos x="0" y="0"/>
+          <wp:positionH relativeFrom="page">
+            <wp:posOffset>6229350</wp:posOffset>
+          </wp:positionH>
+          <wp:positionV relativeFrom="page">
+            <wp:posOffset>276225</wp:posOffset>
+          </wp:positionV>
+          <wp:extent cx="1095375" cy="504825"/>
+          <wp:effectExtent l="0" t="0" r="0" b="0"/>
+          <wp:wrapSquare wrapText="bothSides"/>
+          <wp:docPr id="12" name="Picture 12"/>
+          <wp:cNvGraphicFramePr/>
+          <a:graphic xmlns:a="http://schemas.openxmlformats.org/drawingml/2006/main">
+            <a:graphicData uri="http://schemas.openxmlformats.org/drawingml/2006/picture">
+              <pic:pic xmlns:pic="http://schemas.openxmlformats.org/drawingml/2006/picture">
+                <pic:nvPicPr>
+                  <pic:cNvPr id="12" name="Picture 12"/>
+                  <pic:cNvPicPr/>
+                </pic:nvPicPr>
+                <pic:blipFill>
+                  <a:blip r:embed="rId2"/>
+                  <a:stretch>
+                    <a:fillRect/>
+                  </a:stretch>
+                </pic:blipFill>
+                <pic:spPr>
+                  <a:xfrm>
+                    <a:off x="0" y="0"/>
+                    <a:ext cx="1095375" cy="504825"/>
+                  </a:xfrm>
+                  <a:prstGeom prst="rect">
+                    <a:avLst/>
+                  </a:prstGeom>
+                </pic:spPr>
+              </pic:pic>
+            </a:graphicData>
+          </a:graphic>
+        </wp:anchor>
+      </w:drawing>
+    </w:r>
+  </w:p>
   <w:p>
     <w:r>
-      <w:rPr>
-        <w:noProof/>
-      </w:rPr>
       <mc:AlternateContent>
         <mc:Choice Requires="wpg">
           <w:drawing>
-            <wp:anchor distT="0" distB="0" distL="114300" distR="114300" simplePos="0" relativeHeight="251658240" behindDoc="1" locked="0" layoutInCell="1" allowOverlap="1" wp14:anchorId="7380AC48" wp14:editId="2A5E2F95">
+            <wp:anchor distT="0" distB="0" distL="114300" distR="114300" simplePos="0" relativeHeight="251662336" behindDoc="1" locked="0" layoutInCell="1" allowOverlap="1">
+              <wp:simplePos x="0" y="0"/>
+              <wp:positionH relativeFrom="page">
+                <wp:posOffset>0</wp:posOffset>
+              </wp:positionH>
+              <wp:positionV relativeFrom="page">
+                <wp:posOffset>0</wp:posOffset>
+              </wp:positionV>
+              <wp:extent cx="0" cy="0"/>
+              <wp:effectExtent l="0" t="0" r="0" b="0"/>
+              <wp:wrapNone/>
+              <wp:docPr id="6490" name="Group 6490"/>
+              <wp:cNvGraphicFramePr/>
+              <a:graphic xmlns:a="http://schemas.openxmlformats.org/drawingml/2006/main">
+                <a:graphicData uri="http://schemas.microsoft.com/office/word/2010/wordprocessingGroup">
+                  <wpg:wgp>
+                    <wpg:cNvGrpSpPr/>
+                    <wpg:grpSpPr>
+                      <a:xfrm>
+                        <a:off x="0" y="0"/>
+                        <a:ext cx="1" cy="1"/>
+                        <a:chOff x="0" y="0"/>
+                        <a:chExt cx="1" cy="1"/>
+                      </a:xfrm>
+                    </wpg:grpSpPr>
+                  </wpg:wgp>
+                </a:graphicData>
+              </a:graphic>
+            </wp:anchor>
+          </w:drawing>
+        </mc:Choice>
+        <mc:Fallback>
+          <w:pict>
+            <v:group id="_x0000_s1026" o:spid="_x0000_s1026" o:spt="203" style="position:absolute;left:0pt;margin-left:0pt;margin-top:0pt;height:0pt;width:0pt;mso-position-horizontal-relative:page;mso-position-vertical-relative:page;z-index:-251654144;mso-width-relative:page;mso-height-relative:page;" coordsize="1,1" o:gfxdata="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">
+              <o:lock v:ext="edit" aspectratio="f"/>
+            </v:group>
+          </w:pict>
+        </mc:Fallback>
+      </mc:AlternateContent>
+    </w:r>
+  </w:p>
+</w:hdr>
+</file>
+
+<file path=word/header2.xml><?xml version="1.0" encoding="utf-8"?>
+<w:hdr xmlns:wpc="http://schemas.microsoft.com/office/word/2010/wordprocessingCanvas" xmlns:mc="http://schemas.openxmlformats.org/markup-compatibility/2006" xmlns:o="urn:schemas-microsoft-com:office:office" xmlns:r="http://schemas.openxmlformats.org/officeDocument/2006/relationships" xmlns:m="http://schemas.openxmlformats.org/officeDocument/2006/math" xmlns:v="urn:schemas-microsoft-com:vml" xmlns:wp14="http://schemas.microsoft.com/office/word/2010/wordprocessingDrawing" xmlns:wp="http://schemas.openxmlformats.org/drawingml/2006/wordprocessingDrawing" xmlns:w10="urn:schemas-microsoft-com:office:word" xmlns:w="http://schemas.openxmlformats.org/wordprocessingml/2006/main" xmlns:w14="http://schemas.microsoft.com/office/word/2010/wordml" xmlns:w15="http://schemas.microsoft.com/office/word/2012/wordml" xmlns:wpg="http://schemas.microsoft.com/office/word/2010/wordprocessingGroup" xmlns:wpi="http://schemas.microsoft.com/office/word/2010/wordprocessingInk" xmlns:wne="http://schemas.microsoft.com/office/word/2006/wordml" xmlns:wps="http://schemas.microsoft.com/office/word/2010/wordprocessingShape" xmlns:wpsCustomData="http://www.wps.cn/officeDocument/2013/wpsCustomData" mc:Ignorable="w14 w15 wp14">
+  <w:p>
+    <w:r>
+      <mc:AlternateContent>
+        <mc:Choice Requires="wpg">
+          <w:drawing>
+            <wp:anchor distT="0" distB="0" distL="114300" distR="114300" simplePos="0" relativeHeight="251659264" behindDoc="1" locked="0" layoutInCell="1" allowOverlap="1">
               <wp:simplePos x="0" y="0"/>
               <wp:positionH relativeFrom="page">
                 <wp:posOffset>476250</wp:posOffset>
@@ -2962,14 +3444,21 @@
             </wp:anchor>
           </w:drawing>
         </mc:Choice>
-        <mc:Fallback xmlns:a="http://schemas.openxmlformats.org/drawingml/2006/main">
+        <mc:Fallback>
           <w:pict>
-            <v:group id="Group 6492" style="width:539.25pt;height:60.75pt;position:absolute;z-index:-2147483648;mso-position-horizontal-relative:page;mso-position-horizontal:absolute;margin-left:37.5pt;mso-position-vertical-relative:page;margin-top:11.25pt;" coordsize="68484,7715">
-              <v:shape id="Picture 6493" style="position:absolute;width:18288;height:7715;left:0;top:0;" filled="f">
-                <v:imagedata r:id="rId4"/>
+            <v:group id="_x0000_s1026" o:spid="_x0000_s1026" o:spt="203" style="position:absolute;left:0pt;margin-left:37.5pt;margin-top:11.25pt;height:60.75pt;width:539.25pt;mso-position-horizontal-relative:page;mso-position-vertical-relative:page;z-index:-251657216;mso-width-relative:page;mso-height-relative:page;" coordsize="6848475,771525" o:gfxdata="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">
+              <o:lock v:ext="edit" aspectratio="f"/>
+              <v:shape id="_x0000_s1026" o:spid="_x0000_s1026" o:spt="75" type="#_x0000_t75" style="position:absolute;left:0;top:0;height:771525;width:1828800;" filled="f" o:preferrelative="t" stroked="f" coordsize="21600,21600" o:gfxdata="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">
+                <v:fill on="f" focussize="0,0"/>
+                <v:stroke on="f"/>
+                <v:imagedata r:id="rId1" o:title=""/>
+                <o:lock v:ext="edit" aspectratio="f"/>
               </v:shape>
-              <v:shape id="Picture 6494" style="position:absolute;width:10953;height:5048;left:57531;top:1333;" filled="f">
-                <v:imagedata r:id="rId5"/>
+              <v:shape id="_x0000_s1026" o:spid="_x0000_s1026" o:spt="75" type="#_x0000_t75" style="position:absolute;left:5753100;top:133350;height:504825;width:1095375;" filled="f" o:preferrelative="t" stroked="f" coordsize="21600,21600" o:gfxdata="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">
+                <v:fill on="f" focussize="0,0"/>
+                <v:stroke on="f"/>
+                <v:imagedata r:id="rId2" o:title=""/>
+                <o:lock v:ext="edit" aspectratio="f"/>
               </v:shape>
             </v:group>
           </w:pict>
@@ -2980,19 +3469,16 @@
 </w:hdr>
 </file>
 
-<file path=word/header2.xml><?xml version="1.0" encoding="utf-8"?>
-<w:hdr xmlns:wpc="http://schemas.microsoft.com/office/word/2010/wordprocessingCanvas" xmlns:cx="http://schemas.microsoft.com/office/drawing/2014/chartex" xmlns:cx1="http://schemas.microsoft.com/office/drawing/2015/9/8/chartex" xmlns:cx2="http://schemas.microsoft.com/office/drawing/2015/10/21/chartex" xmlns:cx3="http://schemas.microsoft.com/office/drawing/2016/5/9/chartex" xmlns:cx4="http://schemas.microsoft.com/office/drawing/2016/5/10/chartex" xmlns:cx5="http://schemas.microsoft.com/office/drawing/2016/5/11/chartex" xmlns:cx6="http://schemas.microsoft.com/office/drawing/2016/5/12/chartex" xmlns:cx7="http://schemas.microsoft.com/office/drawing/2016/5/13/chartex" xmlns:cx8="http://schemas.microsoft.com/office/drawing/2016/5/14/chartex" xmlns:mc="http://schemas.openxmlformats.org/markup-compatibility/2006" xmlns:aink="http://schemas.microsoft.com/office/drawing/2016/ink" xmlns:am3d="http://schemas.microsoft.com/office/drawing/2017/model3d" xmlns:o="urn:schemas-microsoft-com:office:office" xmlns:oel="http://schemas.microsoft.com/office/2019/extlst" xmlns:r="http://schemas.openxmlformats.org/officeDocument/2006/relationships" xmlns:m="http://schemas.openxmlformats.org/officeDocument/2006/math" xmlns:v="urn:schemas-microsoft-com:vml" xmlns:wp14="http://schemas.microsoft.com/office/word/2010/wordprocessingDrawing" xmlns:wp="http://schemas.openxmlformats.org/drawingml/2006/wordprocessingDrawing" xmlns:w10="urn:schemas-microsoft-com:office:word" xmlns:w="http://schemas.openxmlformats.org/wordprocessingml/2006/main" xmlns:w14="http://schemas.microsoft.com/office/word/2010/wordml" xmlns:w15="http://schemas.microsoft.com/office/word/2012/wordml" xmlns:w16cex="http://schemas.microsoft.com/office/word/2018/wordml/cex" xmlns:w16cid="http://schemas.microsoft.com/office/word/2016/wordml/cid" xmlns:w16="http://schemas.microsoft.com/office/word/2018/wordml" xmlns:w16du="http://schemas.microsoft.com/office/word/2023/wordml/word16du" xmlns:w16sdtdh="http://schemas.microsoft.com/office/word/2020/wordml/sdtdatahash" xmlns:w16sdtfl="http://schemas.microsoft.com/office/word/2024/wordml/sdtformatlock" xmlns:w16se="http://schemas.microsoft.com/office/word/2015/wordml/symex" xmlns:wpg="http://schemas.microsoft.com/office/word/2010/wordprocessingGroup" xmlns:wpi="http://schemas.microsoft.com/office/word/2010/wordprocessingInk" xmlns:wne="http://schemas.microsoft.com/office/word/2006/wordml" xmlns:wps="http://schemas.microsoft.com/office/word/2010/wordprocessingShape" mc:Ignorable="w14 w15 w16se w16cid w16 w16cex w16sdtdh w16sdtfl w16du wp14">
+<file path=word/header3.xml><?xml version="1.0" encoding="utf-8"?>
+<w:hdr xmlns:wpc="http://schemas.microsoft.com/office/word/2010/wordprocessingCanvas" xmlns:mc="http://schemas.openxmlformats.org/markup-compatibility/2006" xmlns:o="urn:schemas-microsoft-com:office:office" xmlns:r="http://schemas.openxmlformats.org/officeDocument/2006/relationships" xmlns:m="http://schemas.openxmlformats.org/officeDocument/2006/math" xmlns:v="urn:schemas-microsoft-com:vml" xmlns:wp14="http://schemas.microsoft.com/office/word/2010/wordprocessingDrawing" xmlns:wp="http://schemas.openxmlformats.org/drawingml/2006/wordprocessingDrawing" xmlns:w10="urn:schemas-microsoft-com:office:word" xmlns:w="http://schemas.openxmlformats.org/wordprocessingml/2006/main" xmlns:w14="http://schemas.microsoft.com/office/word/2010/wordml" xmlns:w15="http://schemas.microsoft.com/office/word/2012/wordml" xmlns:wpg="http://schemas.microsoft.com/office/word/2010/wordprocessingGroup" xmlns:wpi="http://schemas.microsoft.com/office/word/2010/wordprocessingInk" xmlns:wne="http://schemas.microsoft.com/office/word/2006/wordml" xmlns:wps="http://schemas.microsoft.com/office/word/2010/wordprocessingShape" xmlns:wpsCustomData="http://www.wps.cn/officeDocument/2013/wpsCustomData" mc:Ignorable="w14 w15 wp14">
   <w:p>
     <w:pPr>
       <w:spacing w:after="0"/>
       <w:ind w:left="-1066" w:right="7166"/>
     </w:pPr>
     <w:r>
-      <w:rPr>
-        <w:noProof/>
-      </w:rPr>
       <w:drawing>
-        <wp:anchor distT="0" distB="0" distL="114300" distR="114300" simplePos="0" relativeHeight="251659264" behindDoc="0" locked="0" layoutInCell="1" allowOverlap="0" wp14:anchorId="7A54307B" wp14:editId="0AD4D839">
+        <wp:anchor distT="0" distB="0" distL="114300" distR="114300" simplePos="0" relativeHeight="251663360" behindDoc="0" locked="0" layoutInCell="1" allowOverlap="0">
           <wp:simplePos x="0" y="0"/>
           <wp:positionH relativeFrom="page">
             <wp:posOffset>476250</wp:posOffset>
@@ -3003,13 +3489,13 @@
           <wp:extent cx="1828800" cy="771525"/>
           <wp:effectExtent l="0" t="0" r="0" b="0"/>
           <wp:wrapSquare wrapText="bothSides"/>
-          <wp:docPr id="10" name="Picture 10"/>
+          <wp:docPr id="132621401" name="Picture 132621401"/>
           <wp:cNvGraphicFramePr/>
           <a:graphic xmlns:a="http://schemas.openxmlformats.org/drawingml/2006/main">
             <a:graphicData uri="http://schemas.openxmlformats.org/drawingml/2006/picture">
               <pic:pic xmlns:pic="http://schemas.openxmlformats.org/drawingml/2006/picture">
                 <pic:nvPicPr>
-                  <pic:cNvPr id="10" name="Picture 10"/>
+                  <pic:cNvPr id="132621401" name="Picture 132621401"/>
                   <pic:cNvPicPr/>
                 </pic:nvPicPr>
                 <pic:blipFill>
@@ -3034,11 +3520,8 @@
       </w:drawing>
     </w:r>
     <w:r>
-      <w:rPr>
-        <w:noProof/>
-      </w:rPr>
       <w:drawing>
-        <wp:anchor distT="0" distB="0" distL="114300" distR="114300" simplePos="0" relativeHeight="251660288" behindDoc="0" locked="0" layoutInCell="1" allowOverlap="0" wp14:anchorId="2277A7CC" wp14:editId="636D1393">
+        <wp:anchor distT="0" distB="0" distL="114300" distR="114300" simplePos="0" relativeHeight="251664384" behindDoc="0" locked="0" layoutInCell="1" allowOverlap="0">
           <wp:simplePos x="0" y="0"/>
           <wp:positionH relativeFrom="page">
             <wp:posOffset>6229350</wp:posOffset>
@@ -3049,13 +3532,13 @@
           <wp:extent cx="1095375" cy="504825"/>
           <wp:effectExtent l="0" t="0" r="0" b="0"/>
           <wp:wrapSquare wrapText="bothSides"/>
-          <wp:docPr id="12" name="Picture 12"/>
+          <wp:docPr id="1114254044" name="Picture 1114254044"/>
           <wp:cNvGraphicFramePr/>
           <a:graphic xmlns:a="http://schemas.openxmlformats.org/drawingml/2006/main">
             <a:graphicData uri="http://schemas.openxmlformats.org/drawingml/2006/picture">
               <pic:pic xmlns:pic="http://schemas.openxmlformats.org/drawingml/2006/picture">
                 <pic:nvPicPr>
-                  <pic:cNvPr id="12" name="Picture 12"/>
+                  <pic:cNvPr id="1114254044" name="Picture 1114254044"/>
                   <pic:cNvPicPr/>
                 </pic:nvPicPr>
                 <pic:blipFill>
@@ -3082,13 +3565,10 @@
   </w:p>
   <w:p>
     <w:r>
-      <w:rPr>
-        <w:noProof/>
-      </w:rPr>
       <mc:AlternateContent>
         <mc:Choice Requires="wpg">
           <w:drawing>
-            <wp:anchor distT="0" distB="0" distL="114300" distR="114300" simplePos="0" relativeHeight="251661312" behindDoc="1" locked="0" layoutInCell="1" allowOverlap="1" wp14:anchorId="6A94DFC4" wp14:editId="6C595B96">
+            <wp:anchor distT="0" distB="0" distL="114300" distR="114300" simplePos="0" relativeHeight="251665408" behindDoc="1" locked="0" layoutInCell="1" allowOverlap="1">
               <wp:simplePos x="0" y="0"/>
               <wp:positionH relativeFrom="page">
                 <wp:posOffset>0</wp:posOffset>
@@ -3096,157 +3576,7 @@
               <wp:positionV relativeFrom="page">
                 <wp:posOffset>0</wp:posOffset>
               </wp:positionV>
-              <wp:extent cx="1" cy="1"/>
-              <wp:effectExtent l="0" t="0" r="0" b="0"/>
-              <wp:wrapNone/>
-              <wp:docPr id="6490" name="Group 6490"/>
-              <wp:cNvGraphicFramePr/>
-              <a:graphic xmlns:a="http://schemas.openxmlformats.org/drawingml/2006/main">
-                <a:graphicData uri="http://schemas.microsoft.com/office/word/2010/wordprocessingGroup">
-                  <wpg:wgp>
-                    <wpg:cNvGrpSpPr/>
-                    <wpg:grpSpPr>
-                      <a:xfrm>
-                        <a:off x="0" y="0"/>
-                        <a:ext cx="1" cy="1"/>
-                        <a:chOff x="0" y="0"/>
-                        <a:chExt cx="1" cy="1"/>
-                      </a:xfrm>
-                    </wpg:grpSpPr>
-                  </wpg:wgp>
-                </a:graphicData>
-              </a:graphic>
-            </wp:anchor>
-          </w:drawing>
-        </mc:Choice>
-        <mc:Fallback xmlns:a="http://schemas.openxmlformats.org/drawingml/2006/main">
-          <w:pict>
-            <v:group id="Group 6490" style="width:7.87402e-05pt;height:7.87402e-05pt;position:absolute;z-index:-2147483648;mso-position-horizontal-relative:page;mso-position-horizontal:absolute;margin-left:0pt;mso-position-vertical-relative:page;margin-top:0pt;" coordsize="0,0"/>
-          </w:pict>
-        </mc:Fallback>
-      </mc:AlternateContent>
-    </w:r>
-  </w:p>
-</w:hdr>
-</file>
-
-<file path=word/header3.xml><?xml version="1.0" encoding="utf-8"?>
-<w:hdr xmlns:wpc="http://schemas.microsoft.com/office/word/2010/wordprocessingCanvas" xmlns:cx="http://schemas.microsoft.com/office/drawing/2014/chartex" xmlns:cx1="http://schemas.microsoft.com/office/drawing/2015/9/8/chartex" xmlns:cx2="http://schemas.microsoft.com/office/drawing/2015/10/21/chartex" xmlns:cx3="http://schemas.microsoft.com/office/drawing/2016/5/9/chartex" xmlns:cx4="http://schemas.microsoft.com/office/drawing/2016/5/10/chartex" xmlns:cx5="http://schemas.microsoft.com/office/drawing/2016/5/11/chartex" xmlns:cx6="http://schemas.microsoft.com/office/drawing/2016/5/12/chartex" xmlns:cx7="http://schemas.microsoft.com/office/drawing/2016/5/13/chartex" xmlns:cx8="http://schemas.microsoft.com/office/drawing/2016/5/14/chartex" xmlns:mc="http://schemas.openxmlformats.org/markup-compatibility/2006" xmlns:aink="http://schemas.microsoft.com/office/drawing/2016/ink" xmlns:am3d="http://schemas.microsoft.com/office/drawing/2017/model3d" xmlns:o="urn:schemas-microsoft-com:office:office" xmlns:oel="http://schemas.microsoft.com/office/2019/extlst" xmlns:r="http://schemas.openxmlformats.org/officeDocument/2006/relationships" xmlns:m="http://schemas.openxmlformats.org/officeDocument/2006/math" xmlns:v="urn:schemas-microsoft-com:vml" xmlns:wp14="http://schemas.microsoft.com/office/word/2010/wordprocessingDrawing" xmlns:wp="http://schemas.openxmlformats.org/drawingml/2006/wordprocessingDrawing" xmlns:w10="urn:schemas-microsoft-com:office:word" xmlns:w="http://schemas.openxmlformats.org/wordprocessingml/2006/main" xmlns:w14="http://schemas.microsoft.com/office/word/2010/wordml" xmlns:w15="http://schemas.microsoft.com/office/word/2012/wordml" xmlns:w16cex="http://schemas.microsoft.com/office/word/2018/wordml/cex" xmlns:w16cid="http://schemas.microsoft.com/office/word/2016/wordml/cid" xmlns:w16="http://schemas.microsoft.com/office/word/2018/wordml" xmlns:w16du="http://schemas.microsoft.com/office/word/2023/wordml/word16du" xmlns:w16sdtdh="http://schemas.microsoft.com/office/word/2020/wordml/sdtdatahash" xmlns:w16sdtfl="http://schemas.microsoft.com/office/word/2024/wordml/sdtformatlock" xmlns:w16se="http://schemas.microsoft.com/office/word/2015/wordml/symex" xmlns:wpg="http://schemas.microsoft.com/office/word/2010/wordprocessingGroup" xmlns:wpi="http://schemas.microsoft.com/office/word/2010/wordprocessingInk" xmlns:wne="http://schemas.microsoft.com/office/word/2006/wordml" xmlns:wps="http://schemas.microsoft.com/office/word/2010/wordprocessingShape" mc:Ignorable="w14 w15 w16se w16cid w16 w16cex w16sdtdh w16sdtfl w16du wp14">
-  <w:p>
-    <w:pPr>
-      <w:spacing w:after="0"/>
-      <w:ind w:left="-1066" w:right="7166"/>
-    </w:pPr>
-    <w:r>
-      <w:rPr>
-        <w:noProof/>
-      </w:rPr>
-      <w:drawing>
-        <wp:anchor distT="0" distB="0" distL="114300" distR="114300" simplePos="0" relativeHeight="251662336" behindDoc="0" locked="0" layoutInCell="1" allowOverlap="0" wp14:anchorId="3B1B6D39" wp14:editId="2639F48E">
-          <wp:simplePos x="0" y="0"/>
-          <wp:positionH relativeFrom="page">
-            <wp:posOffset>476250</wp:posOffset>
-          </wp:positionH>
-          <wp:positionV relativeFrom="page">
-            <wp:posOffset>142875</wp:posOffset>
-          </wp:positionV>
-          <wp:extent cx="1828800" cy="771525"/>
-          <wp:effectExtent l="0" t="0" r="0" b="0"/>
-          <wp:wrapSquare wrapText="bothSides"/>
-          <wp:docPr id="132621401" name="Picture 132621401"/>
-          <wp:cNvGraphicFramePr/>
-          <a:graphic xmlns:a="http://schemas.openxmlformats.org/drawingml/2006/main">
-            <a:graphicData uri="http://schemas.openxmlformats.org/drawingml/2006/picture">
-              <pic:pic xmlns:pic="http://schemas.openxmlformats.org/drawingml/2006/picture">
-                <pic:nvPicPr>
-                  <pic:cNvPr id="10" name="Picture 10"/>
-                  <pic:cNvPicPr/>
-                </pic:nvPicPr>
-                <pic:blipFill>
-                  <a:blip r:embed="rId1"/>
-                  <a:stretch>
-                    <a:fillRect/>
-                  </a:stretch>
-                </pic:blipFill>
-                <pic:spPr>
-                  <a:xfrm>
-                    <a:off x="0" y="0"/>
-                    <a:ext cx="1828800" cy="771525"/>
-                  </a:xfrm>
-                  <a:prstGeom prst="rect">
-                    <a:avLst/>
-                  </a:prstGeom>
-                </pic:spPr>
-              </pic:pic>
-            </a:graphicData>
-          </a:graphic>
-        </wp:anchor>
-      </w:drawing>
-    </w:r>
-    <w:r>
-      <w:rPr>
-        <w:noProof/>
-      </w:rPr>
-      <w:drawing>
-        <wp:anchor distT="0" distB="0" distL="114300" distR="114300" simplePos="0" relativeHeight="251663360" behindDoc="0" locked="0" layoutInCell="1" allowOverlap="0" wp14:anchorId="1867C50E" wp14:editId="5FFF58EA">
-          <wp:simplePos x="0" y="0"/>
-          <wp:positionH relativeFrom="page">
-            <wp:posOffset>6229350</wp:posOffset>
-          </wp:positionH>
-          <wp:positionV relativeFrom="page">
-            <wp:posOffset>276225</wp:posOffset>
-          </wp:positionV>
-          <wp:extent cx="1095375" cy="504825"/>
-          <wp:effectExtent l="0" t="0" r="0" b="0"/>
-          <wp:wrapSquare wrapText="bothSides"/>
-          <wp:docPr id="1114254044" name="Picture 1114254044"/>
-          <wp:cNvGraphicFramePr/>
-          <a:graphic xmlns:a="http://schemas.openxmlformats.org/drawingml/2006/main">
-            <a:graphicData uri="http://schemas.openxmlformats.org/drawingml/2006/picture">
-              <pic:pic xmlns:pic="http://schemas.openxmlformats.org/drawingml/2006/picture">
-                <pic:nvPicPr>
-                  <pic:cNvPr id="12" name="Picture 12"/>
-                  <pic:cNvPicPr/>
-                </pic:nvPicPr>
-                <pic:blipFill>
-                  <a:blip r:embed="rId2"/>
-                  <a:stretch>
-                    <a:fillRect/>
-                  </a:stretch>
-                </pic:blipFill>
-                <pic:spPr>
-                  <a:xfrm>
-                    <a:off x="0" y="0"/>
-                    <a:ext cx="1095375" cy="504825"/>
-                  </a:xfrm>
-                  <a:prstGeom prst="rect">
-                    <a:avLst/>
-                  </a:prstGeom>
-                </pic:spPr>
-              </pic:pic>
-            </a:graphicData>
-          </a:graphic>
-        </wp:anchor>
-      </w:drawing>
-    </w:r>
-  </w:p>
-  <w:p>
-    <w:r>
-      <w:rPr>
-        <w:noProof/>
-      </w:rPr>
-      <mc:AlternateContent>
-        <mc:Choice Requires="wpg">
-          <w:drawing>
-            <wp:anchor distT="0" distB="0" distL="114300" distR="114300" simplePos="0" relativeHeight="251664384" behindDoc="1" locked="0" layoutInCell="1" allowOverlap="1" wp14:anchorId="6202F700" wp14:editId="26CAADB8">
-              <wp:simplePos x="0" y="0"/>
-              <wp:positionH relativeFrom="page">
-                <wp:posOffset>0</wp:posOffset>
-              </wp:positionH>
-              <wp:positionV relativeFrom="page">
-                <wp:posOffset>0</wp:posOffset>
-              </wp:positionV>
-              <wp:extent cx="1" cy="1"/>
+              <wp:extent cx="0" cy="0"/>
               <wp:effectExtent l="0" t="0" r="0" b="0"/>
               <wp:wrapNone/>
               <wp:docPr id="6481" name="Group 6481"/>
@@ -3269,9 +3599,11 @@
             </wp:anchor>
           </w:drawing>
         </mc:Choice>
-        <mc:Fallback xmlns:a="http://schemas.openxmlformats.org/drawingml/2006/main">
+        <mc:Fallback>
           <w:pict>
-            <v:group id="Group 6481" style="width:7.87402e-05pt;height:7.87402e-05pt;position:absolute;z-index:-2147483648;mso-position-horizontal-relative:page;mso-position-horizontal:absolute;margin-left:0pt;mso-position-vertical-relative:page;margin-top:0pt;" coordsize="0,0"/>
+            <v:group id="_x0000_s1026" o:spid="_x0000_s1026" o:spt="203" style="position:absolute;left:0pt;margin-left:0pt;margin-top:0pt;height:0pt;width:0pt;mso-position-horizontal-relative:page;mso-position-vertical-relative:page;z-index:-251651072;mso-width-relative:page;mso-height-relative:page;" coordsize="1,1" o:gfxdata="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">
+              <o:lock v:ext="edit" aspectratio="f"/>
+            </v:group>
           </w:pict>
         </mc:Fallback>
       </mc:AlternateContent>
@@ -3281,12 +3613,12 @@
 </file>
 
 <file path=word/numbering.xml><?xml version="1.0" encoding="utf-8"?>
-<w:numbering xmlns:wpc="http://schemas.microsoft.com/office/word/2010/wordprocessingCanvas" xmlns:cx="http://schemas.microsoft.com/office/drawing/2014/chartex" xmlns:cx1="http://schemas.microsoft.com/office/drawing/2015/9/8/chartex" xmlns:cx2="http://schemas.microsoft.com/office/drawing/2015/10/21/chartex" xmlns:cx3="http://schemas.microsoft.com/office/drawing/2016/5/9/chartex" xmlns:cx4="http://schemas.microsoft.com/office/drawing/2016/5/10/chartex" xmlns:cx5="http://schemas.microsoft.com/office/drawing/2016/5/11/chartex" xmlns:cx6="http://schemas.microsoft.com/office/drawing/2016/5/12/chartex" xmlns:cx7="http://schemas.microsoft.com/office/drawing/2016/5/13/chartex" xmlns:cx8="http://schemas.microsoft.com/office/drawing/2016/5/14/chartex" xmlns:mc="http://schemas.openxmlformats.org/markup-compatibility/2006" xmlns:aink="http://schemas.microsoft.com/office/drawing/2016/ink" xmlns:am3d="http://schemas.microsoft.com/office/drawing/2017/model3d" xmlns:o="urn:schemas-microsoft-com:office:office" xmlns:oel="http://schemas.microsoft.com/office/2019/extlst" xmlns:r="http://schemas.openxmlformats.org/officeDocument/2006/relationships" xmlns:m="http://schemas.openxmlformats.org/officeDocument/2006/math" xmlns:v="urn:schemas-microsoft-com:vml" xmlns:wp14="http://schemas.microsoft.com/office/word/2010/wordprocessingDrawing" xmlns:wp="http://schemas.openxmlformats.org/drawingml/2006/wordprocessingDrawing" xmlns:w10="urn:schemas-microsoft-com:office:word" xmlns:w="http://schemas.openxmlformats.org/wordprocessingml/2006/main" xmlns:w14="http://schemas.microsoft.com/office/word/2010/wordml" xmlns:w15="http://schemas.microsoft.com/office/word/2012/wordml" xmlns:w16cex="http://schemas.microsoft.com/office/word/2018/wordml/cex" xmlns:w16cid="http://schemas.microsoft.com/office/word/2016/wordml/cid" xmlns:w16="http://schemas.microsoft.com/office/word/2018/wordml" xmlns:w16du="http://schemas.microsoft.com/office/word/2023/wordml/word16du" xmlns:w16sdtdh="http://schemas.microsoft.com/office/word/2020/wordml/sdtdatahash" xmlns:w16sdtfl="http://schemas.microsoft.com/office/word/2024/wordml/sdtformatlock" xmlns:w16se="http://schemas.microsoft.com/office/word/2015/wordml/symex" xmlns:wpg="http://schemas.microsoft.com/office/word/2010/wordprocessingGroup" xmlns:wpi="http://schemas.microsoft.com/office/word/2010/wordprocessingInk" xmlns:wne="http://schemas.microsoft.com/office/word/2006/wordml" xmlns:wps="http://schemas.microsoft.com/office/word/2010/wordprocessingShape" mc:Ignorable="w14 w15 w16se w16cid w16 w16cex w16sdtdh w16sdtfl w16du wp14">
-  <w:abstractNum w:abstractNumId="0" w15:restartNumberingAfterBreak="0">
+<w:numbering xmlns:wpc="http://schemas.microsoft.com/office/word/2010/wordprocessingCanvas" xmlns:mc="http://schemas.openxmlformats.org/markup-compatibility/2006" xmlns:o="urn:schemas-microsoft-com:office:office" xmlns:r="http://schemas.openxmlformats.org/officeDocument/2006/relationships" xmlns:m="http://schemas.openxmlformats.org/officeDocument/2006/math" xmlns:v="urn:schemas-microsoft-com:vml" xmlns:wp14="http://schemas.microsoft.com/office/word/2010/wordprocessingDrawing" xmlns:wp="http://schemas.openxmlformats.org/drawingml/2006/wordprocessingDrawing" xmlns:w10="urn:schemas-microsoft-com:office:word" xmlns:w="http://schemas.openxmlformats.org/wordprocessingml/2006/main" xmlns:w14="http://schemas.microsoft.com/office/word/2010/wordml" xmlns:wpg="http://schemas.microsoft.com/office/word/2010/wordprocessingGroup" xmlns:wpi="http://schemas.microsoft.com/office/word/2010/wordprocessingInk" xmlns:wne="http://schemas.microsoft.com/office/word/2006/wordml" xmlns:wps="http://schemas.microsoft.com/office/word/2010/wordprocessingShape" xmlns:wpsCustomData="http://www.wps.cn/officeDocument/2013/wpsCustomData" mc:Ignorable="w14 wp14">
+  <w:abstractNum w:abstractNumId="0">
     <w:nsid w:val="18E9637A"/>
-    <w:multiLevelType w:val="hybridMultilevel"/>
-    <w:tmpl w:val="7E9C9586"/>
-    <w:lvl w:ilvl="0" w:tplc="A6348248">
+    <w:multiLevelType w:val="multilevel"/>
+    <w:tmpl w:val="18E9637A"/>
+    <w:lvl w:ilvl="0" w:tentative="0">
       <w:start w:val="1"/>
       <w:numFmt w:val="decimal"/>
       <w:lvlText w:val="%1."/>
@@ -3295,7 +3627,7 @@
         <w:ind w:left="720"/>
       </w:pPr>
       <w:rPr>
-        <w:rFonts w:ascii="Times New Roman" w:eastAsia="Times New Roman" w:hAnsi="Times New Roman" w:cs="Times New Roman"/>
+        <w:rFonts w:ascii="Times New Roman" w:hAnsi="Times New Roman" w:eastAsia="Times New Roman" w:cs="Times New Roman"/>
         <w:b w:val="0"/>
         <w:i w:val="0"/>
         <w:strike w:val="0"/>
@@ -3304,12 +3636,11 @@
         <w:sz w:val="24"/>
         <w:szCs w:val="24"/>
         <w:u w:val="none" w:color="000000"/>
-        <w:bdr w:val="none" w:sz="0" w:space="0" w:color="auto"/>
         <w:shd w:val="clear" w:color="auto" w:fill="auto"/>
         <w:vertAlign w:val="baseline"/>
       </w:rPr>
     </w:lvl>
-    <w:lvl w:ilvl="1" w:tplc="8DF46510">
+    <w:lvl w:ilvl="1" w:tentative="0">
       <w:start w:val="1"/>
       <w:numFmt w:val="lowerLetter"/>
       <w:lvlText w:val="%2"/>
@@ -3318,7 +3649,7 @@
         <w:ind w:left="1455"/>
       </w:pPr>
       <w:rPr>
-        <w:rFonts w:ascii="Times New Roman" w:eastAsia="Times New Roman" w:hAnsi="Times New Roman" w:cs="Times New Roman"/>
+        <w:rFonts w:ascii="Times New Roman" w:hAnsi="Times New Roman" w:eastAsia="Times New Roman" w:cs="Times New Roman"/>
         <w:b w:val="0"/>
         <w:i w:val="0"/>
         <w:strike w:val="0"/>
@@ -3327,12 +3658,11 @@
         <w:sz w:val="24"/>
         <w:szCs w:val="24"/>
         <w:u w:val="none" w:color="000000"/>
-        <w:bdr w:val="none" w:sz="0" w:space="0" w:color="auto"/>
         <w:shd w:val="clear" w:color="auto" w:fill="auto"/>
         <w:vertAlign w:val="baseline"/>
       </w:rPr>
     </w:lvl>
-    <w:lvl w:ilvl="2" w:tplc="A2E4741E">
+    <w:lvl w:ilvl="2" w:tentative="0">
       <w:start w:val="1"/>
       <w:numFmt w:val="lowerRoman"/>
       <w:lvlText w:val="%3"/>
@@ -3341,7 +3671,7 @@
         <w:ind w:left="2175"/>
       </w:pPr>
       <w:rPr>
-        <w:rFonts w:ascii="Times New Roman" w:eastAsia="Times New Roman" w:hAnsi="Times New Roman" w:cs="Times New Roman"/>
+        <w:rFonts w:ascii="Times New Roman" w:hAnsi="Times New Roman" w:eastAsia="Times New Roman" w:cs="Times New Roman"/>
         <w:b w:val="0"/>
         <w:i w:val="0"/>
         <w:strike w:val="0"/>
@@ -3350,12 +3680,11 @@
         <w:sz w:val="24"/>
         <w:szCs w:val="24"/>
         <w:u w:val="none" w:color="000000"/>
-        <w:bdr w:val="none" w:sz="0" w:space="0" w:color="auto"/>
         <w:shd w:val="clear" w:color="auto" w:fill="auto"/>
         <w:vertAlign w:val="baseline"/>
       </w:rPr>
     </w:lvl>
-    <w:lvl w:ilvl="3" w:tplc="1BF6349C">
+    <w:lvl w:ilvl="3" w:tentative="0">
       <w:start w:val="1"/>
       <w:numFmt w:val="decimal"/>
       <w:lvlText w:val="%4"/>
@@ -3364,7 +3693,7 @@
         <w:ind w:left="2895"/>
       </w:pPr>
       <w:rPr>
-        <w:rFonts w:ascii="Times New Roman" w:eastAsia="Times New Roman" w:hAnsi="Times New Roman" w:cs="Times New Roman"/>
+        <w:rFonts w:ascii="Times New Roman" w:hAnsi="Times New Roman" w:eastAsia="Times New Roman" w:cs="Times New Roman"/>
         <w:b w:val="0"/>
         <w:i w:val="0"/>
         <w:strike w:val="0"/>
@@ -3373,12 +3702,11 @@
         <w:sz w:val="24"/>
         <w:szCs w:val="24"/>
         <w:u w:val="none" w:color="000000"/>
-        <w:bdr w:val="none" w:sz="0" w:space="0" w:color="auto"/>
         <w:shd w:val="clear" w:color="auto" w:fill="auto"/>
         <w:vertAlign w:val="baseline"/>
       </w:rPr>
     </w:lvl>
-    <w:lvl w:ilvl="4" w:tplc="D1C6453E">
+    <w:lvl w:ilvl="4" w:tentative="0">
       <w:start w:val="1"/>
       <w:numFmt w:val="lowerLetter"/>
       <w:lvlText w:val="%5"/>
@@ -3387,7 +3715,7 @@
         <w:ind w:left="3615"/>
       </w:pPr>
       <w:rPr>
-        <w:rFonts w:ascii="Times New Roman" w:eastAsia="Times New Roman" w:hAnsi="Times New Roman" w:cs="Times New Roman"/>
+        <w:rFonts w:ascii="Times New Roman" w:hAnsi="Times New Roman" w:eastAsia="Times New Roman" w:cs="Times New Roman"/>
         <w:b w:val="0"/>
         <w:i w:val="0"/>
         <w:strike w:val="0"/>
@@ -3396,12 +3724,11 @@
         <w:sz w:val="24"/>
         <w:szCs w:val="24"/>
         <w:u w:val="none" w:color="000000"/>
-        <w:bdr w:val="none" w:sz="0" w:space="0" w:color="auto"/>
         <w:shd w:val="clear" w:color="auto" w:fill="auto"/>
         <w:vertAlign w:val="baseline"/>
       </w:rPr>
     </w:lvl>
-    <w:lvl w:ilvl="5" w:tplc="D64260EA">
+    <w:lvl w:ilvl="5" w:tentative="0">
       <w:start w:val="1"/>
       <w:numFmt w:val="lowerRoman"/>
       <w:lvlText w:val="%6"/>
@@ -3410,7 +3737,7 @@
         <w:ind w:left="4335"/>
       </w:pPr>
       <w:rPr>
-        <w:rFonts w:ascii="Times New Roman" w:eastAsia="Times New Roman" w:hAnsi="Times New Roman" w:cs="Times New Roman"/>
+        <w:rFonts w:ascii="Times New Roman" w:hAnsi="Times New Roman" w:eastAsia="Times New Roman" w:cs="Times New Roman"/>
         <w:b w:val="0"/>
         <w:i w:val="0"/>
         <w:strike w:val="0"/>
@@ -3419,12 +3746,11 @@
         <w:sz w:val="24"/>
         <w:szCs w:val="24"/>
         <w:u w:val="none" w:color="000000"/>
-        <w:bdr w:val="none" w:sz="0" w:space="0" w:color="auto"/>
         <w:shd w:val="clear" w:color="auto" w:fill="auto"/>
         <w:vertAlign w:val="baseline"/>
       </w:rPr>
     </w:lvl>
-    <w:lvl w:ilvl="6" w:tplc="76F4CBCA">
+    <w:lvl w:ilvl="6" w:tentative="0">
       <w:start w:val="1"/>
       <w:numFmt w:val="decimal"/>
       <w:lvlText w:val="%7"/>
@@ -3433,7 +3759,7 @@
         <w:ind w:left="5055"/>
       </w:pPr>
       <w:rPr>
-        <w:rFonts w:ascii="Times New Roman" w:eastAsia="Times New Roman" w:hAnsi="Times New Roman" w:cs="Times New Roman"/>
+        <w:rFonts w:ascii="Times New Roman" w:hAnsi="Times New Roman" w:eastAsia="Times New Roman" w:cs="Times New Roman"/>
         <w:b w:val="0"/>
         <w:i w:val="0"/>
         <w:strike w:val="0"/>
@@ -3442,12 +3768,11 @@
         <w:sz w:val="24"/>
         <w:szCs w:val="24"/>
         <w:u w:val="none" w:color="000000"/>
-        <w:bdr w:val="none" w:sz="0" w:space="0" w:color="auto"/>
         <w:shd w:val="clear" w:color="auto" w:fill="auto"/>
         <w:vertAlign w:val="baseline"/>
       </w:rPr>
     </w:lvl>
-    <w:lvl w:ilvl="7" w:tplc="8BFA6F6E">
+    <w:lvl w:ilvl="7" w:tentative="0">
       <w:start w:val="1"/>
       <w:numFmt w:val="lowerLetter"/>
       <w:lvlText w:val="%8"/>
@@ -3456,7 +3781,7 @@
         <w:ind w:left="5775"/>
       </w:pPr>
       <w:rPr>
-        <w:rFonts w:ascii="Times New Roman" w:eastAsia="Times New Roman" w:hAnsi="Times New Roman" w:cs="Times New Roman"/>
+        <w:rFonts w:ascii="Times New Roman" w:hAnsi="Times New Roman" w:eastAsia="Times New Roman" w:cs="Times New Roman"/>
         <w:b w:val="0"/>
         <w:i w:val="0"/>
         <w:strike w:val="0"/>
@@ -3465,12 +3790,11 @@
         <w:sz w:val="24"/>
         <w:szCs w:val="24"/>
         <w:u w:val="none" w:color="000000"/>
-        <w:bdr w:val="none" w:sz="0" w:space="0" w:color="auto"/>
         <w:shd w:val="clear" w:color="auto" w:fill="auto"/>
         <w:vertAlign w:val="baseline"/>
       </w:rPr>
     </w:lvl>
-    <w:lvl w:ilvl="8" w:tplc="50C88852">
+    <w:lvl w:ilvl="8" w:tentative="0">
       <w:start w:val="1"/>
       <w:numFmt w:val="lowerRoman"/>
       <w:lvlText w:val="%9"/>
@@ -3479,7 +3803,7 @@
         <w:ind w:left="6495"/>
       </w:pPr>
       <w:rPr>
-        <w:rFonts w:ascii="Times New Roman" w:eastAsia="Times New Roman" w:hAnsi="Times New Roman" w:cs="Times New Roman"/>
+        <w:rFonts w:ascii="Times New Roman" w:hAnsi="Times New Roman" w:eastAsia="Times New Roman" w:cs="Times New Roman"/>
         <w:b w:val="0"/>
         <w:i w:val="0"/>
         <w:strike w:val="0"/>
@@ -3488,433 +3812,300 @@
         <w:sz w:val="24"/>
         <w:szCs w:val="24"/>
         <w:u w:val="none" w:color="000000"/>
-        <w:bdr w:val="none" w:sz="0" w:space="0" w:color="auto"/>
         <w:shd w:val="clear" w:color="auto" w:fill="auto"/>
         <w:vertAlign w:val="baseline"/>
       </w:rPr>
     </w:lvl>
   </w:abstractNum>
-  <w:num w:numId="1" w16cid:durableId="1471823509">
+  <w:num w:numId="1">
     <w:abstractNumId w:val="0"/>
   </w:num>
 </w:numbering>
 </file>
 
 <file path=word/styles.xml><?xml version="1.0" encoding="utf-8"?>
-<w:styles xmlns:mc="http://schemas.openxmlformats.org/markup-compatibility/2006" xmlns:r="http://schemas.openxmlformats.org/officeDocument/2006/relationships" xmlns:w="http://schemas.openxmlformats.org/wordprocessingml/2006/main" xmlns:w14="http://schemas.microsoft.com/office/word/2010/wordml" xmlns:w15="http://schemas.microsoft.com/office/word/2012/wordml" xmlns:w16cex="http://schemas.microsoft.com/office/word/2018/wordml/cex" xmlns:w16cid="http://schemas.microsoft.com/office/word/2016/wordml/cid" xmlns:w16="http://schemas.microsoft.com/office/word/2018/wordml" xmlns:w16du="http://schemas.microsoft.com/office/word/2023/wordml/word16du" xmlns:w16sdtdh="http://schemas.microsoft.com/office/word/2020/wordml/sdtdatahash" xmlns:w16sdtfl="http://schemas.microsoft.com/office/word/2024/wordml/sdtformatlock" xmlns:w16se="http://schemas.microsoft.com/office/word/2015/wordml/symex" mc:Ignorable="w14 w15 w16se w16cid w16 w16cex w16sdtdh w16sdtfl w16du">
+<w:styles xmlns:mc="http://schemas.openxmlformats.org/markup-compatibility/2006" xmlns:o="urn:schemas-microsoft-com:office:office" xmlns:r="http://schemas.openxmlformats.org/officeDocument/2006/relationships" xmlns:m="http://schemas.openxmlformats.org/officeDocument/2006/math" xmlns:v="urn:schemas-microsoft-com:vml" xmlns:w="http://schemas.openxmlformats.org/wordprocessingml/2006/main" xmlns:w14="http://schemas.microsoft.com/office/word/2010/wordml" xmlns:w10="urn:schemas-microsoft-com:office:word" xmlns:sl="http://schemas.openxmlformats.org/schemaLibrary/2006/main" xmlns:wpsCustomData="http://www.wps.cn/officeDocument/2013/wpsCustomData" mc:Ignorable="w14">
   <w:docDefaults>
     <w:rPrDefault>
       <w:rPr>
-        <w:rFonts w:asciiTheme="minorHAnsi" w:eastAsiaTheme="minorEastAsia" w:hAnsiTheme="minorHAnsi" w:cstheme="minorBidi"/>
-        <w:kern w:val="2"/>
-        <w:sz w:val="24"/>
-        <w:szCs w:val="24"/>
-        <w:lang w:val="en-IN" w:eastAsia="en-IN" w:bidi="ar-SA"/>
-        <w14:ligatures w14:val="standardContextual"/>
+        <w:rFonts w:asciiTheme="minorHAnsi" w:hAnsiTheme="minorHAnsi" w:eastAsiaTheme="minorEastAsia" w:cstheme="minorBidi"/>
       </w:rPr>
     </w:rPrDefault>
-    <w:pPrDefault>
-      <w:pPr>
-        <w:spacing w:after="160" w:line="278" w:lineRule="auto"/>
-      </w:pPr>
-    </w:pPrDefault>
+    <w:pPrDefault/>
   </w:docDefaults>
-  <w:latentStyles w:defLockedState="0" w:defUIPriority="99" w:defSemiHidden="0" w:defUnhideWhenUsed="0" w:defQFormat="0" w:count="376">
-    <w:lsdException w:name="Normal" w:uiPriority="0" w:qFormat="1"/>
-    <w:lsdException w:name="heading 1" w:uiPriority="9" w:qFormat="1"/>
-    <w:lsdException w:name="heading 2" w:semiHidden="1" w:uiPriority="9" w:unhideWhenUsed="1" w:qFormat="1"/>
-    <w:lsdException w:name="heading 3" w:semiHidden="1" w:uiPriority="9" w:unhideWhenUsed="1" w:qFormat="1"/>
-    <w:lsdException w:name="heading 4" w:semiHidden="1" w:uiPriority="9" w:unhideWhenUsed="1" w:qFormat="1"/>
-    <w:lsdException w:name="heading 5" w:semiHidden="1" w:uiPriority="9" w:unhideWhenUsed="1" w:qFormat="1"/>
-    <w:lsdException w:name="heading 6" w:semiHidden="1" w:uiPriority="9" w:unhideWhenUsed="1" w:qFormat="1"/>
-    <w:lsdException w:name="heading 7" w:semiHidden="1" w:uiPriority="9" w:unhideWhenUsed="1" w:qFormat="1"/>
-    <w:lsdException w:name="heading 8" w:semiHidden="1" w:uiPriority="9" w:unhideWhenUsed="1" w:qFormat="1"/>
-    <w:lsdException w:name="heading 9" w:semiHidden="1" w:uiPriority="9" w:unhideWhenUsed="1" w:qFormat="1"/>
-    <w:lsdException w:name="index 1" w:semiHidden="1" w:unhideWhenUsed="1"/>
-    <w:lsdException w:name="index 2" w:semiHidden="1" w:unhideWhenUsed="1"/>
-    <w:lsdException w:name="index 3" w:semiHidden="1" w:unhideWhenUsed="1"/>
-    <w:lsdException w:name="index 4" w:semiHidden="1" w:unhideWhenUsed="1"/>
-    <w:lsdException w:name="index 5" w:semiHidden="1" w:unhideWhenUsed="1"/>
-    <w:lsdException w:name="index 6" w:semiHidden="1" w:unhideWhenUsed="1"/>
-    <w:lsdException w:name="index 7" w:semiHidden="1" w:unhideWhenUsed="1"/>
-    <w:lsdException w:name="index 8" w:semiHidden="1" w:unhideWhenUsed="1"/>
-    <w:lsdException w:name="index 9" w:semiHidden="1" w:unhideWhenUsed="1"/>
-    <w:lsdException w:name="toc 1" w:semiHidden="1" w:uiPriority="39" w:unhideWhenUsed="1"/>
-    <w:lsdException w:name="toc 2" w:semiHidden="1" w:uiPriority="39" w:unhideWhenUsed="1"/>
-    <w:lsdException w:name="toc 3" w:semiHidden="1" w:uiPriority="39" w:unhideWhenUsed="1"/>
-    <w:lsdException w:name="toc 4" w:semiHidden="1" w:uiPriority="39" w:unhideWhenUsed="1"/>
-    <w:lsdException w:name="toc 5" w:semiHidden="1" w:uiPriority="39" w:unhideWhenUsed="1"/>
-    <w:lsdException w:name="toc 6" w:semiHidden="1" w:uiPriority="39" w:unhideWhenUsed="1"/>
-    <w:lsdException w:name="toc 7" w:semiHidden="1" w:uiPriority="39" w:unhideWhenUsed="1"/>
-    <w:lsdException w:name="toc 8" w:semiHidden="1" w:uiPriority="39" w:unhideWhenUsed="1"/>
-    <w:lsdException w:name="toc 9" w:semiHidden="1" w:uiPriority="39" w:unhideWhenUsed="1"/>
-    <w:lsdException w:name="Normal Indent" w:semiHidden="1" w:unhideWhenUsed="1"/>
-    <w:lsdException w:name="footnote text" w:semiHidden="1" w:unhideWhenUsed="1"/>
-    <w:lsdException w:name="annotation text" w:semiHidden="1" w:unhideWhenUsed="1"/>
-    <w:lsdException w:name="header" w:semiHidden="1" w:unhideWhenUsed="1"/>
-    <w:lsdException w:name="footer" w:semiHidden="1" w:unhideWhenUsed="1"/>
-    <w:lsdException w:name="index heading" w:semiHidden="1" w:unhideWhenUsed="1"/>
-    <w:lsdException w:name="caption" w:semiHidden="1" w:uiPriority="35" w:unhideWhenUsed="1" w:qFormat="1"/>
-    <w:lsdException w:name="table of figures" w:semiHidden="1" w:unhideWhenUsed="1"/>
-    <w:lsdException w:name="envelope address" w:semiHidden="1" w:unhideWhenUsed="1"/>
-    <w:lsdException w:name="envelope return" w:semiHidden="1" w:unhideWhenUsed="1"/>
-    <w:lsdException w:name="footnote reference" w:semiHidden="1" w:unhideWhenUsed="1"/>
-    <w:lsdException w:name="annotation reference" w:semiHidden="1" w:unhideWhenUsed="1"/>
-    <w:lsdException w:name="line number" w:semiHidden="1" w:unhideWhenUsed="1"/>
-    <w:lsdException w:name="page number" w:semiHidden="1" w:unhideWhenUsed="1"/>
-    <w:lsdException w:name="endnote reference" w:semiHidden="1" w:unhideWhenUsed="1"/>
-    <w:lsdException w:name="endnote text" w:semiHidden="1" w:unhideWhenUsed="1"/>
-    <w:lsdException w:name="table of authorities" w:semiHidden="1" w:unhideWhenUsed="1"/>
-    <w:lsdException w:name="macro" w:semiHidden="1" w:unhideWhenUsed="1"/>
-    <w:lsdException w:name="toa heading" w:semiHidden="1" w:unhideWhenUsed="1"/>
-    <w:lsdException w:name="List" w:semiHidden="1" w:unhideWhenUsed="1"/>
-    <w:lsdException w:name="List Bullet" w:semiHidden="1" w:unhideWhenUsed="1"/>
-    <w:lsdException w:name="List Number" w:semiHidden="1" w:unhideWhenUsed="1"/>
-    <w:lsdException w:name="List 2" w:semiHidden="1" w:unhideWhenUsed="1"/>
-    <w:lsdException w:name="List 3" w:semiHidden="1" w:unhideWhenUsed="1"/>
-    <w:lsdException w:name="List 4" w:semiHidden="1" w:unhideWhenUsed="1"/>
-    <w:lsdException w:name="List 5" w:semiHidden="1" w:unhideWhenUsed="1"/>
-    <w:lsdException w:name="List Bullet 2" w:semiHidden="1" w:unhideWhenUsed="1"/>
-    <w:lsdException w:name="List Bullet 3" w:semiHidden="1" w:unhideWhenUsed="1"/>
-    <w:lsdException w:name="List Bullet 4" w:semiHidden="1" w:unhideWhenUsed="1"/>
-    <w:lsdException w:name="List Bullet 5" w:semiHidden="1" w:unhideWhenUsed="1"/>
-    <w:lsdException w:name="List Number 2" w:semiHidden="1" w:unhideWhenUsed="1"/>
-    <w:lsdException w:name="List Number 3" w:semiHidden="1" w:unhideWhenUsed="1"/>
-    <w:lsdException w:name="List Number 4" w:semiHidden="1" w:unhideWhenUsed="1"/>
-    <w:lsdException w:name="List Number 5" w:semiHidden="1" w:unhideWhenUsed="1"/>
-    <w:lsdException w:name="Title" w:uiPriority="10" w:qFormat="1"/>
-    <w:lsdException w:name="Closing" w:semiHidden="1" w:unhideWhenUsed="1"/>
-    <w:lsdException w:name="Signature" w:semiHidden="1" w:unhideWhenUsed="1"/>
-    <w:lsdException w:name="Default Paragraph Font" w:semiHidden="1" w:uiPriority="1" w:unhideWhenUsed="1"/>
-    <w:lsdException w:name="Body Text" w:semiHidden="1" w:unhideWhenUsed="1"/>
-    <w:lsdException w:name="Body Text Indent" w:semiHidden="1" w:unhideWhenUsed="1"/>
-    <w:lsdException w:name="List Continue" w:semiHidden="1" w:unhideWhenUsed="1"/>
-    <w:lsdException w:name="List Continue 2" w:semiHidden="1" w:unhideWhenUsed="1"/>
-    <w:lsdException w:name="List Continue 3" w:semiHidden="1" w:unhideWhenUsed="1"/>
-    <w:lsdException w:name="List Continue 4" w:semiHidden="1" w:unhideWhenUsed="1"/>
-    <w:lsdException w:name="List Continue 5" w:semiHidden="1" w:unhideWhenUsed="1"/>
-    <w:lsdException w:name="Message Header" w:semiHidden="1" w:unhideWhenUsed="1"/>
-    <w:lsdException w:name="Subtitle" w:uiPriority="11" w:qFormat="1"/>
-    <w:lsdException w:name="Salutation" w:semiHidden="1" w:unhideWhenUsed="1"/>
-    <w:lsdException w:name="Date" w:semiHidden="1" w:unhideWhenUsed="1"/>
-    <w:lsdException w:name="Body Text First Indent" w:semiHidden="1" w:unhideWhenUsed="1"/>
-    <w:lsdException w:name="Body Text First Indent 2" w:semiHidden="1" w:unhideWhenUsed="1"/>
-    <w:lsdException w:name="Note Heading" w:semiHidden="1" w:unhideWhenUsed="1"/>
-    <w:lsdException w:name="Body Text 2" w:semiHidden="1" w:unhideWhenUsed="1"/>
-    <w:lsdException w:name="Body Text 3" w:semiHidden="1" w:unhideWhenUsed="1"/>
-    <w:lsdException w:name="Body Text Indent 2" w:semiHidden="1" w:unhideWhenUsed="1"/>
-    <w:lsdException w:name="Body Text Indent 3" w:semiHidden="1" w:unhideWhenUsed="1"/>
-    <w:lsdException w:name="Block Text" w:semiHidden="1" w:unhideWhenUsed="1"/>
-    <w:lsdException w:name="Hyperlink" w:semiHidden="1" w:unhideWhenUsed="1"/>
-    <w:lsdException w:name="FollowedHyperlink" w:semiHidden="1" w:unhideWhenUsed="1"/>
-    <w:lsdException w:name="Strong" w:uiPriority="22" w:qFormat="1"/>
-    <w:lsdException w:name="Emphasis" w:uiPriority="20" w:qFormat="1"/>
-    <w:lsdException w:name="Document Map" w:semiHidden="1" w:unhideWhenUsed="1"/>
-    <w:lsdException w:name="Plain Text" w:semiHidden="1" w:unhideWhenUsed="1"/>
-    <w:lsdException w:name="E-mail Signature" w:semiHidden="1" w:unhideWhenUsed="1"/>
-    <w:lsdException w:name="HTML Top of Form" w:semiHidden="1" w:unhideWhenUsed="1"/>
-    <w:lsdException w:name="HTML Bottom of Form" w:semiHidden="1" w:unhideWhenUsed="1"/>
-    <w:lsdException w:name="Normal (Web)" w:semiHidden="1" w:unhideWhenUsed="1"/>
-    <w:lsdException w:name="HTML Acronym" w:semiHidden="1" w:unhideWhenUsed="1"/>
-    <w:lsdException w:name="HTML Address" w:semiHidden="1" w:unhideWhenUsed="1"/>
-    <w:lsdException w:name="HTML Cite" w:semiHidden="1" w:unhideWhenUsed="1"/>
-    <w:lsdException w:name="HTML Code" w:semiHidden="1" w:unhideWhenUsed="1"/>
-    <w:lsdException w:name="HTML Definition" w:semiHidden="1" w:unhideWhenUsed="1"/>
-    <w:lsdException w:name="HTML Keyboard" w:semiHidden="1" w:unhideWhenUsed="1"/>
-    <w:lsdException w:name="HTML Preformatted" w:semiHidden="1" w:unhideWhenUsed="1"/>
-    <w:lsdException w:name="HTML Sample" w:semiHidden="1" w:unhideWhenUsed="1"/>
-    <w:lsdException w:name="HTML Typewriter" w:semiHidden="1" w:unhideWhenUsed="1"/>
-    <w:lsdException w:name="HTML Variable" w:semiHidden="1" w:unhideWhenUsed="1"/>
-    <w:lsdException w:name="Normal Table" w:semiHidden="1" w:unhideWhenUsed="1"/>
-    <w:lsdException w:name="annotation subject" w:semiHidden="1" w:unhideWhenUsed="1"/>
-    <w:lsdException w:name="No List" w:semiHidden="1" w:unhideWhenUsed="1"/>
-    <w:lsdException w:name="Outline List 1" w:semiHidden="1" w:unhideWhenUsed="1"/>
-    <w:lsdException w:name="Outline List 2" w:semiHidden="1" w:unhideWhenUsed="1"/>
-    <w:lsdException w:name="Outline List 3" w:semiHidden="1" w:unhideWhenUsed="1"/>
-    <w:lsdException w:name="Table Simple 1" w:semiHidden="1" w:unhideWhenUsed="1"/>
-    <w:lsdException w:name="Table Simple 2" w:semiHidden="1" w:unhideWhenUsed="1"/>
-    <w:lsdException w:name="Table Simple 3" w:semiHidden="1" w:unhideWhenUsed="1"/>
-    <w:lsdException w:name="Table Classic 1" w:semiHidden="1" w:unhideWhenUsed="1"/>
-    <w:lsdException w:name="Table Classic 2" w:semiHidden="1" w:unhideWhenUsed="1"/>
-    <w:lsdException w:name="Table Classic 3" w:semiHidden="1" w:unhideWhenUsed="1"/>
-    <w:lsdException w:name="Table Classic 4" w:semiHidden="1" w:unhideWhenUsed="1"/>
-    <w:lsdException w:name="Table Colorful 1" w:semiHidden="1" w:unhideWhenUsed="1"/>
-    <w:lsdException w:name="Table Colorful 2" w:semiHidden="1" w:unhideWhenUsed="1"/>
-    <w:lsdException w:name="Table Colorful 3" w:semiHidden="1" w:unhideWhenUsed="1"/>
-    <w:lsdException w:name="Table Columns 1" w:semiHidden="1" w:unhideWhenUsed="1"/>
-    <w:lsdException w:name="Table Columns 2" w:semiHidden="1" w:unhideWhenUsed="1"/>
-    <w:lsdException w:name="Table Columns 3" w:semiHidden="1" w:unhideWhenUsed="1"/>
-    <w:lsdException w:name="Table Columns 4" w:semiHidden="1" w:unhideWhenUsed="1"/>
-    <w:lsdException w:name="Table Columns 5" w:semiHidden="1" w:unhideWhenUsed="1"/>
-    <w:lsdException w:name="Table Grid 1" w:semiHidden="1" w:unhideWhenUsed="1"/>
-    <w:lsdException w:name="Table Grid 2" w:semiHidden="1" w:unhideWhenUsed="1"/>
-    <w:lsdException w:name="Table Grid 3" w:semiHidden="1" w:unhideWhenUsed="1"/>
-    <w:lsdException w:name="Table Grid 4" w:semiHidden="1" w:unhideWhenUsed="1"/>
-    <w:lsdException w:name="Table Grid 5" w:semiHidden="1" w:unhideWhenUsed="1"/>
-    <w:lsdException w:name="Table Grid 6" w:semiHidden="1" w:unhideWhenUsed="1"/>
-    <w:lsdException w:name="Table Grid 7" w:semiHidden="1" w:unhideWhenUsed="1"/>
-    <w:lsdException w:name="Table Grid 8" w:semiHidden="1" w:unhideWhenUsed="1"/>
-    <w:lsdException w:name="Table List 1" w:semiHidden="1" w:unhideWhenUsed="1"/>
-    <w:lsdException w:name="Table List 2" w:semiHidden="1" w:unhideWhenUsed="1"/>
-    <w:lsdException w:name="Table List 3" w:semiHidden="1" w:unhideWhenUsed="1"/>
-    <w:lsdException w:name="Table List 4" w:semiHidden="1" w:unhideWhenUsed="1"/>
-    <w:lsdException w:name="Table List 5" w:semiHidden="1" w:unhideWhenUsed="1"/>
-    <w:lsdException w:name="Table List 6" w:semiHidden="1" w:unhideWhenUsed="1"/>
-    <w:lsdException w:name="Table List 7" w:semiHidden="1" w:unhideWhenUsed="1"/>
-    <w:lsdException w:name="Table List 8" w:semiHidden="1" w:unhideWhenUsed="1"/>
-    <w:lsdException w:name="Table 3D effects 1" w:semiHidden="1" w:unhideWhenUsed="1"/>
-    <w:lsdException w:name="Table 3D effects 2" w:semiHidden="1" w:unhideWhenUsed="1"/>
-    <w:lsdException w:name="Table 3D effects 3" w:semiHidden="1" w:unhideWhenUsed="1"/>
-    <w:lsdException w:name="Table Contemporary" w:semiHidden="1" w:unhideWhenUsed="1"/>
-    <w:lsdException w:name="Table Elegant" w:semiHidden="1" w:unhideWhenUsed="1"/>
-    <w:lsdException w:name="Table Professional" w:semiHidden="1" w:unhideWhenUsed="1"/>
-    <w:lsdException w:name="Table Subtle 1" w:semiHidden="1" w:unhideWhenUsed="1"/>
-    <w:lsdException w:name="Table Subtle 2" w:semiHidden="1" w:unhideWhenUsed="1"/>
-    <w:lsdException w:name="Table Web 1" w:semiHidden="1" w:unhideWhenUsed="1"/>
-    <w:lsdException w:name="Table Web 2" w:semiHidden="1" w:unhideWhenUsed="1"/>
-    <w:lsdException w:name="Table Web 3" w:semiHidden="1" w:unhideWhenUsed="1"/>
-    <w:lsdException w:name="Balloon Text" w:semiHidden="1" w:unhideWhenUsed="1"/>
-    <w:lsdException w:name="Table Grid" w:uiPriority="39"/>
-    <w:lsdException w:name="Table Theme" w:semiHidden="1" w:unhideWhenUsed="1"/>
-    <w:lsdException w:name="Placeholder Text" w:semiHidden="1"/>
-    <w:lsdException w:name="No Spacing" w:uiPriority="1" w:qFormat="1"/>
-    <w:lsdException w:name="Light Shading" w:uiPriority="60"/>
-    <w:lsdException w:name="Light List" w:uiPriority="61"/>
-    <w:lsdException w:name="Light Grid" w:uiPriority="62"/>
-    <w:lsdException w:name="Medium Shading 1" w:uiPriority="63"/>
-    <w:lsdException w:name="Medium Shading 2" w:uiPriority="64"/>
-    <w:lsdException w:name="Medium List 1" w:uiPriority="65"/>
-    <w:lsdException w:name="Medium List 2" w:uiPriority="66"/>
-    <w:lsdException w:name="Medium Grid 1" w:uiPriority="67"/>
-    <w:lsdException w:name="Medium Grid 2" w:uiPriority="68"/>
-    <w:lsdException w:name="Medium Grid 3" w:uiPriority="69"/>
-    <w:lsdException w:name="Dark List" w:uiPriority="70"/>
-    <w:lsdException w:name="Colorful Shading" w:uiPriority="71"/>
-    <w:lsdException w:name="Colorful List" w:uiPriority="72"/>
-    <w:lsdException w:name="Colorful Grid" w:uiPriority="73"/>
-    <w:lsdException w:name="Light Shading Accent 1" w:uiPriority="60"/>
-    <w:lsdException w:name="Light List Accent 1" w:uiPriority="61"/>
-    <w:lsdException w:name="Light Grid Accent 1" w:uiPriority="62"/>
-    <w:lsdException w:name="Medium Shading 1 Accent 1" w:uiPriority="63"/>
-    <w:lsdException w:name="Medium Shading 2 Accent 1" w:uiPriority="64"/>
-    <w:lsdException w:name="Medium List 1 Accent 1" w:uiPriority="65"/>
-    <w:lsdException w:name="Revision" w:semiHidden="1"/>
-    <w:lsdException w:name="List Paragraph" w:uiPriority="34" w:qFormat="1"/>
-    <w:lsdException w:name="Quote" w:uiPriority="29" w:qFormat="1"/>
-    <w:lsdException w:name="Intense Quote" w:uiPriority="30" w:qFormat="1"/>
-    <w:lsdException w:name="Medium List 2 Accent 1" w:uiPriority="66"/>
-    <w:lsdException w:name="Medium Grid 1 Accent 1" w:uiPriority="67"/>
-    <w:lsdException w:name="Medium Grid 2 Accent 1" w:uiPriority="68"/>
-    <w:lsdException w:name="Medium Grid 3 Accent 1" w:uiPriority="69"/>
-    <w:lsdException w:name="Dark List Accent 1" w:uiPriority="70"/>
-    <w:lsdException w:name="Colorful Shading Accent 1" w:uiPriority="71"/>
-    <w:lsdException w:name="Colorful List Accent 1" w:uiPriority="72"/>
-    <w:lsdException w:name="Colorful Grid Accent 1" w:uiPriority="73"/>
-    <w:lsdException w:name="Light Shading Accent 2" w:uiPriority="60"/>
-    <w:lsdException w:name="Light List Accent 2" w:uiPriority="61"/>
-    <w:lsdException w:name="Light Grid Accent 2" w:uiPriority="62"/>
-    <w:lsdException w:name="Medium Shading 1 Accent 2" w:uiPriority="63"/>
-    <w:lsdException w:name="Medium Shading 2 Accent 2" w:uiPriority="64"/>
-    <w:lsdException w:name="Medium List 1 Accent 2" w:uiPriority="65"/>
-    <w:lsdException w:name="Medium List 2 Accent 2" w:uiPriority="66"/>
-    <w:lsdException w:name="Medium Grid 1 Accent 2" w:uiPriority="67"/>
-    <w:lsdException w:name="Medium Grid 2 Accent 2" w:uiPriority="68"/>
-    <w:lsdException w:name="Medium Grid 3 Accent 2" w:uiPriority="69"/>
-    <w:lsdException w:name="Dark List Accent 2" w:uiPriority="70"/>
-    <w:lsdException w:name="Colorful Shading Accent 2" w:uiPriority="71"/>
-    <w:lsdException w:name="Colorful List Accent 2" w:uiPriority="72"/>
-    <w:lsdException w:name="Colorful Grid Accent 2" w:uiPriority="73"/>
-    <w:lsdException w:name="Light Shading Accent 3" w:uiPriority="60"/>
-    <w:lsdException w:name="Light List Accent 3" w:uiPriority="61"/>
-    <w:lsdException w:name="Light Grid Accent 3" w:uiPriority="62"/>
-    <w:lsdException w:name="Medium Shading 1 Accent 3" w:uiPriority="63"/>
-    <w:lsdException w:name="Medium Shading 2 Accent 3" w:uiPriority="64"/>
-    <w:lsdException w:name="Medium List 1 Accent 3" w:uiPriority="65"/>
-    <w:lsdException w:name="Medium List 2 Accent 3" w:uiPriority="66"/>
-    <w:lsdException w:name="Medium Grid 1 Accent 3" w:uiPriority="67"/>
-    <w:lsdException w:name="Medium Grid 2 Accent 3" w:uiPriority="68"/>
-    <w:lsdException w:name="Medium Grid 3 Accent 3" w:uiPriority="69"/>
-    <w:lsdException w:name="Dark List Accent 3" w:uiPriority="70"/>
-    <w:lsdException w:name="Colorful Shading Accent 3" w:uiPriority="71"/>
-    <w:lsdException w:name="Colorful List Accent 3" w:uiPriority="72"/>
-    <w:lsdException w:name="Colorful Grid Accent 3" w:uiPriority="73"/>
-    <w:lsdException w:name="Light Shading Accent 4" w:uiPriority="60"/>
-    <w:lsdException w:name="Light List Accent 4" w:uiPriority="61"/>
-    <w:lsdException w:name="Light Grid Accent 4" w:uiPriority="62"/>
-    <w:lsdException w:name="Medium Shading 1 Accent 4" w:uiPriority="63"/>
-    <w:lsdException w:name="Medium Shading 2 Accent 4" w:uiPriority="64"/>
-    <w:lsdException w:name="Medium List 1 Accent 4" w:uiPriority="65"/>
-    <w:lsdException w:name="Medium List 2 Accent 4" w:uiPriority="66"/>
-    <w:lsdException w:name="Medium Grid 1 Accent 4" w:uiPriority="67"/>
-    <w:lsdException w:name="Medium Grid 2 Accent 4" w:uiPriority="68"/>
-    <w:lsdException w:name="Medium Grid 3 Accent 4" w:uiPriority="69"/>
-    <w:lsdException w:name="Dark List Accent 4" w:uiPriority="70"/>
-    <w:lsdException w:name="Colorful Shading Accent 4" w:uiPriority="71"/>
-    <w:lsdException w:name="Colorful List Accent 4" w:uiPriority="72"/>
-    <w:lsdException w:name="Colorful Grid Accent 4" w:uiPriority="73"/>
-    <w:lsdException w:name="Light Shading Accent 5" w:uiPriority="60"/>
-    <w:lsdException w:name="Light List Accent 5" w:uiPriority="61"/>
-    <w:lsdException w:name="Light Grid Accent 5" w:uiPriority="62"/>
-    <w:lsdException w:name="Medium Shading 1 Accent 5" w:uiPriority="63"/>
-    <w:lsdException w:name="Medium Shading 2 Accent 5" w:uiPriority="64"/>
-    <w:lsdException w:name="Medium List 1 Accent 5" w:uiPriority="65"/>
-    <w:lsdException w:name="Medium List 2 Accent 5" w:uiPriority="66"/>
-    <w:lsdException w:name="Medium Grid 1 Accent 5" w:uiPriority="67"/>
-    <w:lsdException w:name="Medium Grid 2 Accent 5" w:uiPriority="68"/>
-    <w:lsdException w:name="Medium Grid 3 Accent 5" w:uiPriority="69"/>
-    <w:lsdException w:name="Dark List Accent 5" w:uiPriority="70"/>
-    <w:lsdException w:name="Colorful Shading Accent 5" w:uiPriority="71"/>
-    <w:lsdException w:name="Colorful List Accent 5" w:uiPriority="72"/>
-    <w:lsdException w:name="Colorful Grid Accent 5" w:uiPriority="73"/>
-    <w:lsdException w:name="Light Shading Accent 6" w:uiPriority="60"/>
-    <w:lsdException w:name="Light List Accent 6" w:uiPriority="61"/>
-    <w:lsdException w:name="Light Grid Accent 6" w:uiPriority="62"/>
-    <w:lsdException w:name="Medium Shading 1 Accent 6" w:uiPriority="63"/>
-    <w:lsdException w:name="Medium Shading 2 Accent 6" w:uiPriority="64"/>
-    <w:lsdException w:name="Medium List 1 Accent 6" w:uiPriority="65"/>
-    <w:lsdException w:name="Medium List 2 Accent 6" w:uiPriority="66"/>
-    <w:lsdException w:name="Medium Grid 1 Accent 6" w:uiPriority="67"/>
-    <w:lsdException w:name="Medium Grid 2 Accent 6" w:uiPriority="68"/>
-    <w:lsdException w:name="Medium Grid 3 Accent 6" w:uiPriority="69"/>
-    <w:lsdException w:name="Dark List Accent 6" w:uiPriority="70"/>
-    <w:lsdException w:name="Colorful Shading Accent 6" w:uiPriority="71"/>
-    <w:lsdException w:name="Colorful List Accent 6" w:uiPriority="72"/>
-    <w:lsdException w:name="Colorful Grid Accent 6" w:uiPriority="73"/>
-    <w:lsdException w:name="Subtle Emphasis" w:uiPriority="19" w:qFormat="1"/>
-    <w:lsdException w:name="Intense Emphasis" w:uiPriority="21" w:qFormat="1"/>
-    <w:lsdException w:name="Subtle Reference" w:uiPriority="31" w:qFormat="1"/>
-    <w:lsdException w:name="Intense Reference" w:uiPriority="32" w:qFormat="1"/>
-    <w:lsdException w:name="Book Title" w:uiPriority="33" w:qFormat="1"/>
-    <w:lsdException w:name="Bibliography" w:semiHidden="1" w:uiPriority="37" w:unhideWhenUsed="1"/>
-    <w:lsdException w:name="TOC Heading" w:semiHidden="1" w:uiPriority="39" w:unhideWhenUsed="1" w:qFormat="1"/>
-    <w:lsdException w:name="Plain Table 1" w:uiPriority="41"/>
-    <w:lsdException w:name="Plain Table 2" w:uiPriority="42"/>
-    <w:lsdException w:name="Plain Table 3" w:uiPriority="43"/>
-    <w:lsdException w:name="Plain Table 4" w:uiPriority="44"/>
-    <w:lsdException w:name="Plain Table 5" w:uiPriority="45"/>
-    <w:lsdException w:name="Grid Table Light" w:uiPriority="40"/>
-    <w:lsdException w:name="Grid Table 1 Light" w:uiPriority="46"/>
-    <w:lsdException w:name="Grid Table 2" w:uiPriority="47"/>
-    <w:lsdException w:name="Grid Table 3" w:uiPriority="48"/>
-    <w:lsdException w:name="Grid Table 4" w:uiPriority="49"/>
-    <w:lsdException w:name="Grid Table 5 Dark" w:uiPriority="50"/>
-    <w:lsdException w:name="Grid Table 6 Colorful" w:uiPriority="51"/>
-    <w:lsdException w:name="Grid Table 7 Colorful" w:uiPriority="52"/>
-    <w:lsdException w:name="Grid Table 1 Light Accent 1" w:uiPriority="46"/>
-    <w:lsdException w:name="Grid Table 2 Accent 1" w:uiPriority="47"/>
-    <w:lsdException w:name="Grid Table 3 Accent 1" w:uiPriority="48"/>
-    <w:lsdException w:name="Grid Table 4 Accent 1" w:uiPriority="49"/>
-    <w:lsdException w:name="Grid Table 5 Dark Accent 1" w:uiPriority="50"/>
-    <w:lsdException w:name="Grid Table 6 Colorful Accent 1" w:uiPriority="51"/>
-    <w:lsdException w:name="Grid Table 7 Colorful Accent 1" w:uiPriority="52"/>
-    <w:lsdException w:name="Grid Table 1 Light Accent 2" w:uiPriority="46"/>
-    <w:lsdException w:name="Grid Table 2 Accent 2" w:uiPriority="47"/>
-    <w:lsdException w:name="Grid Table 3 Accent 2" w:uiPriority="48"/>
-    <w:lsdException w:name="Grid Table 4 Accent 2" w:uiPriority="49"/>
-    <w:lsdException w:name="Grid Table 5 Dark Accent 2" w:uiPriority="50"/>
-    <w:lsdException w:name="Grid Table 6 Colorful Accent 2" w:uiPriority="51"/>
-    <w:lsdException w:name="Grid Table 7 Colorful Accent 2" w:uiPriority="52"/>
-    <w:lsdException w:name="Grid Table 1 Light Accent 3" w:uiPriority="46"/>
-    <w:lsdException w:name="Grid Table 2 Accent 3" w:uiPriority="47"/>
-    <w:lsdException w:name="Grid Table 3 Accent 3" w:uiPriority="48"/>
-    <w:lsdException w:name="Grid Table 4 Accent 3" w:uiPriority="49"/>
-    <w:lsdException w:name="Grid Table 5 Dark Accent 3" w:uiPriority="50"/>
-    <w:lsdException w:name="Grid Table 6 Colorful Accent 3" w:uiPriority="51"/>
-    <w:lsdException w:name="Grid Table 7 Colorful Accent 3" w:uiPriority="52"/>
-    <w:lsdException w:name="Grid Table 1 Light Accent 4" w:uiPriority="46"/>
-    <w:lsdException w:name="Grid Table 2 Accent 4" w:uiPriority="47"/>
-    <w:lsdException w:name="Grid Table 3 Accent 4" w:uiPriority="48"/>
-    <w:lsdException w:name="Grid Table 4 Accent 4" w:uiPriority="49"/>
-    <w:lsdException w:name="Grid Table 5 Dark Accent 4" w:uiPriority="50"/>
-    <w:lsdException w:name="Grid Table 6 Colorful Accent 4" w:uiPriority="51"/>
-    <w:lsdException w:name="Grid Table 7 Colorful Accent 4" w:uiPriority="52"/>
-    <w:lsdException w:name="Grid Table 1 Light Accent 5" w:uiPriority="46"/>
-    <w:lsdException w:name="Grid Table 2 Accent 5" w:uiPriority="47"/>
-    <w:lsdException w:name="Grid Table 3 Accent 5" w:uiPriority="48"/>
-    <w:lsdException w:name="Grid Table 4 Accent 5" w:uiPriority="49"/>
-    <w:lsdException w:name="Grid Table 5 Dark Accent 5" w:uiPriority="50"/>
-    <w:lsdException w:name="Grid Table 6 Colorful Accent 5" w:uiPriority="51"/>
-    <w:lsdException w:name="Grid Table 7 Colorful Accent 5" w:uiPriority="52"/>
-    <w:lsdException w:name="Grid Table 1 Light Accent 6" w:uiPriority="46"/>
-    <w:lsdException w:name="Grid Table 2 Accent 6" w:uiPriority="47"/>
-    <w:lsdException w:name="Grid Table 3 Accent 6" w:uiPriority="48"/>
-    <w:lsdException w:name="Grid Table 4 Accent 6" w:uiPriority="49"/>
-    <w:lsdException w:name="Grid Table 5 Dark Accent 6" w:uiPriority="50"/>
-    <w:lsdException w:name="Grid Table 6 Colorful Accent 6" w:uiPriority="51"/>
-    <w:lsdException w:name="Grid Table 7 Colorful Accent 6" w:uiPriority="52"/>
-    <w:lsdException w:name="List Table 1 Light" w:uiPriority="46"/>
-    <w:lsdException w:name="List Table 2" w:uiPriority="47"/>
-    <w:lsdException w:name="List Table 3" w:uiPriority="48"/>
-    <w:lsdException w:name="List Table 4" w:uiPriority="49"/>
-    <w:lsdException w:name="List Table 5 Dark" w:uiPriority="50"/>
-    <w:lsdException w:name="List Table 6 Colorful" w:uiPriority="51"/>
-    <w:lsdException w:name="List Table 7 Colorful" w:uiPriority="52"/>
-    <w:lsdException w:name="List Table 1 Light Accent 1" w:uiPriority="46"/>
-    <w:lsdException w:name="List Table 2 Accent 1" w:uiPriority="47"/>
-    <w:lsdException w:name="List Table 3 Accent 1" w:uiPriority="48"/>
-    <w:lsdException w:name="List Table 4 Accent 1" w:uiPriority="49"/>
-    <w:lsdException w:name="List Table 5 Dark Accent 1" w:uiPriority="50"/>
-    <w:lsdException w:name="List Table 6 Colorful Accent 1" w:uiPriority="51"/>
-    <w:lsdException w:name="List Table 7 Colorful Accent 1" w:uiPriority="52"/>
-    <w:lsdException w:name="List Table 1 Light Accent 2" w:uiPriority="46"/>
-    <w:lsdException w:name="List Table 2 Accent 2" w:uiPriority="47"/>
-    <w:lsdException w:name="List Table 3 Accent 2" w:uiPriority="48"/>
-    <w:lsdException w:name="List Table 4 Accent 2" w:uiPriority="49"/>
-    <w:lsdException w:name="List Table 5 Dark Accent 2" w:uiPriority="50"/>
-    <w:lsdException w:name="List Table 6 Colorful Accent 2" w:uiPriority="51"/>
-    <w:lsdException w:name="List Table 7 Colorful Accent 2" w:uiPriority="52"/>
-    <w:lsdException w:name="List Table 1 Light Accent 3" w:uiPriority="46"/>
-    <w:lsdException w:name="List Table 2 Accent 3" w:uiPriority="47"/>
-    <w:lsdException w:name="List Table 3 Accent 3" w:uiPriority="48"/>
-    <w:lsdException w:name="List Table 4 Accent 3" w:uiPriority="49"/>
-    <w:lsdException w:name="List Table 5 Dark Accent 3" w:uiPriority="50"/>
-    <w:lsdException w:name="List Table 6 Colorful Accent 3" w:uiPriority="51"/>
-    <w:lsdException w:name="List Table 7 Colorful Accent 3" w:uiPriority="52"/>
-    <w:lsdException w:name="List Table 1 Light Accent 4" w:uiPriority="46"/>
-    <w:lsdException w:name="List Table 2 Accent 4" w:uiPriority="47"/>
-    <w:lsdException w:name="List Table 3 Accent 4" w:uiPriority="48"/>
-    <w:lsdException w:name="List Table 4 Accent 4" w:uiPriority="49"/>
-    <w:lsdException w:name="List Table 5 Dark Accent 4" w:uiPriority="50"/>
-    <w:lsdException w:name="List Table 6 Colorful Accent 4" w:uiPriority="51"/>
-    <w:lsdException w:name="List Table 7 Colorful Accent 4" w:uiPriority="52"/>
-    <w:lsdException w:name="List Table 1 Light Accent 5" w:uiPriority="46"/>
-    <w:lsdException w:name="List Table 2 Accent 5" w:uiPriority="47"/>
-    <w:lsdException w:name="List Table 3 Accent 5" w:uiPriority="48"/>
-    <w:lsdException w:name="List Table 4 Accent 5" w:uiPriority="49"/>
-    <w:lsdException w:name="List Table 5 Dark Accent 5" w:uiPriority="50"/>
-    <w:lsdException w:name="List Table 6 Colorful Accent 5" w:uiPriority="51"/>
-    <w:lsdException w:name="List Table 7 Colorful Accent 5" w:uiPriority="52"/>
-    <w:lsdException w:name="List Table 1 Light Accent 6" w:uiPriority="46"/>
-    <w:lsdException w:name="List Table 2 Accent 6" w:uiPriority="47"/>
-    <w:lsdException w:name="List Table 3 Accent 6" w:uiPriority="48"/>
-    <w:lsdException w:name="List Table 4 Accent 6" w:uiPriority="49"/>
-    <w:lsdException w:name="List Table 5 Dark Accent 6" w:uiPriority="50"/>
-    <w:lsdException w:name="List Table 6 Colorful Accent 6" w:uiPriority="51"/>
-    <w:lsdException w:name="List Table 7 Colorful Accent 6" w:uiPriority="52"/>
-    <w:lsdException w:name="Mention" w:semiHidden="1" w:unhideWhenUsed="1"/>
-    <w:lsdException w:name="Smart Hyperlink" w:semiHidden="1" w:unhideWhenUsed="1"/>
-    <w:lsdException w:name="Hashtag" w:semiHidden="1" w:unhideWhenUsed="1"/>
-    <w:lsdException w:name="Unresolved Mention" w:semiHidden="1" w:unhideWhenUsed="1"/>
-    <w:lsdException w:name="Smart Link" w:semiHidden="1" w:unhideWhenUsed="1"/>
+  <w:latentStyles w:count="260" w:defQFormat="0" w:defUnhideWhenUsed="1" w:defSemiHidden="1" w:defUIPriority="99" w:defLockedState="0">
+    <w:lsdException w:qFormat="1" w:unhideWhenUsed="0" w:uiPriority="0" w:semiHidden="0" w:name="Normal"/>
+    <w:lsdException w:qFormat="1" w:unhideWhenUsed="0" w:uiPriority="9" w:semiHidden="0" w:name="heading 1"/>
+    <w:lsdException w:qFormat="1" w:uiPriority="9" w:name="heading 2"/>
+    <w:lsdException w:qFormat="1" w:uiPriority="9" w:name="heading 3"/>
+    <w:lsdException w:qFormat="1" w:uiPriority="9" w:name="heading 4"/>
+    <w:lsdException w:qFormat="1" w:uiPriority="9" w:name="heading 5"/>
+    <w:lsdException w:qFormat="1" w:uiPriority="9" w:name="heading 6"/>
+    <w:lsdException w:qFormat="1" w:uiPriority="9" w:name="heading 7"/>
+    <w:lsdException w:qFormat="1" w:uiPriority="9" w:name="heading 8"/>
+    <w:lsdException w:qFormat="1" w:uiPriority="9" w:name="heading 9"/>
+    <w:lsdException w:uiPriority="99" w:name="index 1"/>
+    <w:lsdException w:uiPriority="99" w:name="index 2"/>
+    <w:lsdException w:uiPriority="99" w:name="index 3"/>
+    <w:lsdException w:uiPriority="99" w:name="index 4"/>
+    <w:lsdException w:uiPriority="99" w:name="index 5"/>
+    <w:lsdException w:uiPriority="99" w:name="index 6"/>
+    <w:lsdException w:uiPriority="99" w:name="index 7"/>
+    <w:lsdException w:uiPriority="99" w:name="index 8"/>
+    <w:lsdException w:uiPriority="99" w:name="index 9"/>
+    <w:lsdException w:uiPriority="39" w:name="toc 1"/>
+    <w:lsdException w:uiPriority="39" w:name="toc 2"/>
+    <w:lsdException w:uiPriority="39" w:name="toc 3"/>
+    <w:lsdException w:uiPriority="39" w:name="toc 4"/>
+    <w:lsdException w:uiPriority="39" w:name="toc 5"/>
+    <w:lsdException w:uiPriority="39" w:name="toc 6"/>
+    <w:lsdException w:uiPriority="39" w:name="toc 7"/>
+    <w:lsdException w:uiPriority="39" w:name="toc 8"/>
+    <w:lsdException w:uiPriority="39" w:name="toc 9"/>
+    <w:lsdException w:uiPriority="99" w:name="Normal Indent"/>
+    <w:lsdException w:uiPriority="99" w:name="footnote text"/>
+    <w:lsdException w:uiPriority="99" w:name="annotation text"/>
+    <w:lsdException w:uiPriority="99" w:name="header"/>
+    <w:lsdException w:qFormat="1" w:uiPriority="99" w:semiHidden="0" w:name="footer"/>
+    <w:lsdException w:uiPriority="99" w:name="index heading"/>
+    <w:lsdException w:qFormat="1" w:uiPriority="35" w:name="caption"/>
+    <w:lsdException w:uiPriority="99" w:name="table of figures"/>
+    <w:lsdException w:uiPriority="99" w:name="envelope address"/>
+    <w:lsdException w:uiPriority="99" w:name="envelope return"/>
+    <w:lsdException w:uiPriority="99" w:name="footnote reference"/>
+    <w:lsdException w:uiPriority="99" w:name="annotation reference"/>
+    <w:lsdException w:uiPriority="99" w:name="line number"/>
+    <w:lsdException w:uiPriority="99" w:name="page number"/>
+    <w:lsdException w:uiPriority="99" w:name="endnote reference"/>
+    <w:lsdException w:uiPriority="99" w:name="endnote text"/>
+    <w:lsdException w:uiPriority="99" w:name="table of authorities"/>
+    <w:lsdException w:uiPriority="99" w:name="macro"/>
+    <w:lsdException w:uiPriority="99" w:name="toa heading"/>
+    <w:lsdException w:uiPriority="99" w:name="List"/>
+    <w:lsdException w:uiPriority="99" w:name="List Bullet"/>
+    <w:lsdException w:uiPriority="99" w:name="List Number"/>
+    <w:lsdException w:uiPriority="99" w:name="List 2"/>
+    <w:lsdException w:uiPriority="99" w:name="List 3"/>
+    <w:lsdException w:uiPriority="99" w:name="List 4"/>
+    <w:lsdException w:uiPriority="99" w:name="List 5"/>
+    <w:lsdException w:uiPriority="99" w:name="List Bullet 2"/>
+    <w:lsdException w:uiPriority="99" w:name="List Bullet 3"/>
+    <w:lsdException w:uiPriority="99" w:name="List Bullet 4"/>
+    <w:lsdException w:uiPriority="99" w:name="List Bullet 5"/>
+    <w:lsdException w:uiPriority="99" w:name="List Number 2"/>
+    <w:lsdException w:uiPriority="99" w:name="List Number 3"/>
+    <w:lsdException w:uiPriority="99" w:name="List Number 4"/>
+    <w:lsdException w:uiPriority="99" w:name="List Number 5"/>
+    <w:lsdException w:qFormat="1" w:unhideWhenUsed="0" w:uiPriority="10" w:semiHidden="0" w:name="Title"/>
+    <w:lsdException w:uiPriority="99" w:name="Closing"/>
+    <w:lsdException w:uiPriority="99" w:name="Signature"/>
+    <w:lsdException w:qFormat="1" w:uiPriority="1" w:name="Default Paragraph Font"/>
+    <w:lsdException w:uiPriority="99" w:name="Body Text"/>
+    <w:lsdException w:uiPriority="99" w:name="Body Text Indent"/>
+    <w:lsdException w:uiPriority="99" w:name="List Continue"/>
+    <w:lsdException w:uiPriority="99" w:name="List Continue 2"/>
+    <w:lsdException w:uiPriority="99" w:name="List Continue 3"/>
+    <w:lsdException w:uiPriority="99" w:name="List Continue 4"/>
+    <w:lsdException w:uiPriority="99" w:name="List Continue 5"/>
+    <w:lsdException w:uiPriority="99" w:name="Message Header"/>
+    <w:lsdException w:qFormat="1" w:unhideWhenUsed="0" w:uiPriority="11" w:semiHidden="0" w:name="Subtitle"/>
+    <w:lsdException w:uiPriority="99" w:name="Salutation"/>
+    <w:lsdException w:uiPriority="99" w:name="Date"/>
+    <w:lsdException w:uiPriority="99" w:name="Body Text First Indent"/>
+    <w:lsdException w:uiPriority="99" w:name="Body Text First Indent 2"/>
+    <w:lsdException w:uiPriority="99" w:name="Note Heading"/>
+    <w:lsdException w:uiPriority="99" w:name="Body Text 2"/>
+    <w:lsdException w:uiPriority="99" w:name="Body Text 3"/>
+    <w:lsdException w:uiPriority="99" w:name="Body Text Indent 2"/>
+    <w:lsdException w:uiPriority="99" w:name="Body Text Indent 3"/>
+    <w:lsdException w:uiPriority="99" w:name="Block Text"/>
+    <w:lsdException w:uiPriority="99" w:name="Hyperlink"/>
+    <w:lsdException w:uiPriority="99" w:name="FollowedHyperlink"/>
+    <w:lsdException w:qFormat="1" w:unhideWhenUsed="0" w:uiPriority="22" w:semiHidden="0" w:name="Strong"/>
+    <w:lsdException w:qFormat="1" w:unhideWhenUsed="0" w:uiPriority="20" w:semiHidden="0" w:name="Emphasis"/>
+    <w:lsdException w:uiPriority="99" w:name="Document Map"/>
+    <w:lsdException w:uiPriority="99" w:name="Plain Text"/>
+    <w:lsdException w:uiPriority="99" w:name="E-mail Signature"/>
+    <w:lsdException w:uiPriority="99" w:name="Normal (Web)"/>
+    <w:lsdException w:uiPriority="99" w:name="HTML Acronym"/>
+    <w:lsdException w:uiPriority="99" w:name="HTML Address"/>
+    <w:lsdException w:uiPriority="99" w:name="HTML Cite"/>
+    <w:lsdException w:uiPriority="99" w:name="HTML Code"/>
+    <w:lsdException w:uiPriority="99" w:name="HTML Definition"/>
+    <w:lsdException w:uiPriority="99" w:name="HTML Keyboard"/>
+    <w:lsdException w:uiPriority="99" w:name="HTML Preformatted"/>
+    <w:lsdException w:uiPriority="99" w:name="HTML Sample"/>
+    <w:lsdException w:uiPriority="99" w:name="HTML Typewriter"/>
+    <w:lsdException w:uiPriority="99" w:name="HTML Variable"/>
+    <w:lsdException w:qFormat="1" w:uiPriority="99" w:name="Normal Table"/>
+    <w:lsdException w:uiPriority="99" w:name="annotation subject"/>
+    <w:lsdException w:uiPriority="99" w:name="Table Simple 1"/>
+    <w:lsdException w:uiPriority="99" w:name="Table Simple 2"/>
+    <w:lsdException w:uiPriority="99" w:name="Table Simple 3"/>
+    <w:lsdException w:uiPriority="99" w:name="Table Classic 1"/>
+    <w:lsdException w:uiPriority="99" w:name="Table Classic 2"/>
+    <w:lsdException w:uiPriority="99" w:name="Table Classic 3"/>
+    <w:lsdException w:uiPriority="99" w:name="Table Classic 4"/>
+    <w:lsdException w:uiPriority="99" w:name="Table Colorful 1"/>
+    <w:lsdException w:uiPriority="99" w:name="Table Colorful 2"/>
+    <w:lsdException w:uiPriority="99" w:name="Table Colorful 3"/>
+    <w:lsdException w:uiPriority="99" w:name="Table Columns 1"/>
+    <w:lsdException w:uiPriority="99" w:name="Table Columns 2"/>
+    <w:lsdException w:uiPriority="99" w:name="Table Columns 3"/>
+    <w:lsdException w:uiPriority="99" w:name="Table Columns 4"/>
+    <w:lsdException w:uiPriority="99" w:name="Table Columns 5"/>
+    <w:lsdException w:uiPriority="99" w:name="Table Grid 1"/>
+    <w:lsdException w:uiPriority="99" w:name="Table Grid 2"/>
+    <w:lsdException w:uiPriority="99" w:name="Table Grid 3"/>
+    <w:lsdException w:uiPriority="99" w:name="Table Grid 4"/>
+    <w:lsdException w:uiPriority="99" w:name="Table Grid 5"/>
+    <w:lsdException w:uiPriority="99" w:name="Table Grid 6"/>
+    <w:lsdException w:uiPriority="99" w:name="Table Grid 7"/>
+    <w:lsdException w:uiPriority="99" w:name="Table Grid 8"/>
+    <w:lsdException w:uiPriority="99" w:name="Table List 1"/>
+    <w:lsdException w:uiPriority="99" w:name="Table List 2"/>
+    <w:lsdException w:uiPriority="99" w:name="Table List 3"/>
+    <w:lsdException w:uiPriority="99" w:name="Table List 4"/>
+    <w:lsdException w:uiPriority="99" w:name="Table List 5"/>
+    <w:lsdException w:uiPriority="99" w:name="Table List 6"/>
+    <w:lsdException w:uiPriority="99" w:name="Table List 7"/>
+    <w:lsdException w:uiPriority="99" w:name="Table List 8"/>
+    <w:lsdException w:uiPriority="99" w:name="Table 3D effects 1"/>
+    <w:lsdException w:uiPriority="99" w:name="Table 3D effects 2"/>
+    <w:lsdException w:uiPriority="99" w:name="Table 3D effects 3"/>
+    <w:lsdException w:uiPriority="99" w:name="Table Contemporary"/>
+    <w:lsdException w:uiPriority="99" w:name="Table Elegant"/>
+    <w:lsdException w:uiPriority="99" w:name="Table Professional"/>
+    <w:lsdException w:uiPriority="99" w:name="Table Subtle 1"/>
+    <w:lsdException w:uiPriority="99" w:name="Table Subtle 2"/>
+    <w:lsdException w:uiPriority="99" w:name="Table Web 1"/>
+    <w:lsdException w:uiPriority="99" w:name="Table Web 2"/>
+    <w:lsdException w:uiPriority="99" w:name="Table Web 3"/>
+    <w:lsdException w:uiPriority="99" w:name="Balloon Text"/>
+    <w:lsdException w:unhideWhenUsed="0" w:uiPriority="39" w:semiHidden="0" w:name="Table Grid"/>
+    <w:lsdException w:uiPriority="99" w:name="Table Theme"/>
+    <w:lsdException w:unhideWhenUsed="0" w:uiPriority="60" w:semiHidden="0" w:name="Light Shading"/>
+    <w:lsdException w:unhideWhenUsed="0" w:uiPriority="61" w:semiHidden="0" w:name="Light List"/>
+    <w:lsdException w:unhideWhenUsed="0" w:uiPriority="62" w:semiHidden="0" w:name="Light Grid"/>
+    <w:lsdException w:unhideWhenUsed="0" w:uiPriority="63" w:semiHidden="0" w:name="Medium Shading 1"/>
+    <w:lsdException w:unhideWhenUsed="0" w:uiPriority="64" w:semiHidden="0" w:name="Medium Shading 2"/>
+    <w:lsdException w:unhideWhenUsed="0" w:uiPriority="65" w:semiHidden="0" w:name="Medium List 1"/>
+    <w:lsdException w:unhideWhenUsed="0" w:uiPriority="66" w:semiHidden="0" w:name="Medium List 2"/>
+    <w:lsdException w:unhideWhenUsed="0" w:uiPriority="67" w:semiHidden="0" w:name="Medium Grid 1"/>
+    <w:lsdException w:unhideWhenUsed="0" w:uiPriority="68" w:semiHidden="0" w:name="Medium Grid 2"/>
+    <w:lsdException w:unhideWhenUsed="0" w:uiPriority="69" w:semiHidden="0" w:name="Medium Grid 3"/>
+    <w:lsdException w:unhideWhenUsed="0" w:uiPriority="70" w:semiHidden="0" w:name="Dark List"/>
+    <w:lsdException w:unhideWhenUsed="0" w:uiPriority="71" w:semiHidden="0" w:name="Colorful Shading"/>
+    <w:lsdException w:unhideWhenUsed="0" w:uiPriority="72" w:semiHidden="0" w:name="Colorful List"/>
+    <w:lsdException w:unhideWhenUsed="0" w:uiPriority="73" w:semiHidden="0" w:name="Colorful Grid"/>
+    <w:lsdException w:unhideWhenUsed="0" w:uiPriority="60" w:semiHidden="0" w:name="Light Shading Accent 1"/>
+    <w:lsdException w:unhideWhenUsed="0" w:uiPriority="61" w:semiHidden="0" w:name="Light List Accent 1"/>
+    <w:lsdException w:unhideWhenUsed="0" w:uiPriority="62" w:semiHidden="0" w:name="Light Grid Accent 1"/>
+    <w:lsdException w:unhideWhenUsed="0" w:uiPriority="63" w:semiHidden="0" w:name="Medium Shading 1 Accent 1"/>
+    <w:lsdException w:unhideWhenUsed="0" w:uiPriority="64" w:semiHidden="0" w:name="Medium Shading 2 Accent 1"/>
+    <w:lsdException w:unhideWhenUsed="0" w:uiPriority="65" w:semiHidden="0" w:name="Medium List 1 Accent 1"/>
+    <w:lsdException w:unhideWhenUsed="0" w:uiPriority="66" w:semiHidden="0" w:name="Medium List 2 Accent 1"/>
+    <w:lsdException w:unhideWhenUsed="0" w:uiPriority="67" w:semiHidden="0" w:name="Medium Grid 1 Accent 1"/>
+    <w:lsdException w:unhideWhenUsed="0" w:uiPriority="68" w:semiHidden="0" w:name="Medium Grid 2 Accent 1"/>
+    <w:lsdException w:unhideWhenUsed="0" w:uiPriority="69" w:semiHidden="0" w:name="Medium Grid 3 Accent 1"/>
+    <w:lsdException w:unhideWhenUsed="0" w:uiPriority="70" w:semiHidden="0" w:name="Dark List Accent 1"/>
+    <w:lsdException w:unhideWhenUsed="0" w:uiPriority="71" w:semiHidden="0" w:name="Colorful Shading Accent 1"/>
+    <w:lsdException w:unhideWhenUsed="0" w:uiPriority="72" w:semiHidden="0" w:name="Colorful List Accent 1"/>
+    <w:lsdException w:unhideWhenUsed="0" w:uiPriority="73" w:semiHidden="0" w:name="Colorful Grid Accent 1"/>
+    <w:lsdException w:unhideWhenUsed="0" w:uiPriority="60" w:semiHidden="0" w:name="Light Shading Accent 2"/>
+    <w:lsdException w:unhideWhenUsed="0" w:uiPriority="61" w:semiHidden="0" w:name="Light List Accent 2"/>
+    <w:lsdException w:unhideWhenUsed="0" w:uiPriority="62" w:semiHidden="0" w:name="Light Grid Accent 2"/>
+    <w:lsdException w:unhideWhenUsed="0" w:uiPriority="63" w:semiHidden="0" w:name="Medium Shading 1 Accent 2"/>
+    <w:lsdException w:unhideWhenUsed="0" w:uiPriority="64" w:semiHidden="0" w:name="Medium Shading 2 Accent 2"/>
+    <w:lsdException w:unhideWhenUsed="0" w:uiPriority="65" w:semiHidden="0" w:name="Medium List 1 Accent 2"/>
+    <w:lsdException w:unhideWhenUsed="0" w:uiPriority="66" w:semiHidden="0" w:name="Medium List 2 Accent 2"/>
+    <w:lsdException w:unhideWhenUsed="0" w:uiPriority="67" w:semiHidden="0" w:name="Medium Grid 1 Accent 2"/>
+    <w:lsdException w:unhideWhenUsed="0" w:uiPriority="68" w:semiHidden="0" w:name="Medium Grid 2 Accent 2"/>
+    <w:lsdException w:unhideWhenUsed="0" w:uiPriority="69" w:semiHidden="0" w:name="Medium Grid 3 Accent 2"/>
+    <w:lsdException w:unhideWhenUsed="0" w:uiPriority="70" w:semiHidden="0" w:name="Dark List Accent 2"/>
+    <w:lsdException w:unhideWhenUsed="0" w:uiPriority="71" w:semiHidden="0" w:name="Colorful Shading Accent 2"/>
+    <w:lsdException w:unhideWhenUsed="0" w:uiPriority="72" w:semiHidden="0" w:name="Colorful List Accent 2"/>
+    <w:lsdException w:unhideWhenUsed="0" w:uiPriority="73" w:semiHidden="0" w:name="Colorful Grid Accent 2"/>
+    <w:lsdException w:unhideWhenUsed="0" w:uiPriority="60" w:semiHidden="0" w:name="Light Shading Accent 3"/>
+    <w:lsdException w:unhideWhenUsed="0" w:uiPriority="61" w:semiHidden="0" w:name="Light List Accent 3"/>
+    <w:lsdException w:unhideWhenUsed="0" w:uiPriority="62" w:semiHidden="0" w:name="Light Grid Accent 3"/>
+    <w:lsdException w:unhideWhenUsed="0" w:uiPriority="63" w:semiHidden="0" w:name="Medium Shading 1 Accent 3"/>
+    <w:lsdException w:unhideWhenUsed="0" w:uiPriority="64" w:semiHidden="0" w:name="Medium Shading 2 Accent 3"/>
+    <w:lsdException w:unhideWhenUsed="0" w:uiPriority="65" w:semiHidden="0" w:name="Medium List 1 Accent 3"/>
+    <w:lsdException w:unhideWhenUsed="0" w:uiPriority="66" w:semiHidden="0" w:name="Medium List 2 Accent 3"/>
+    <w:lsdException w:unhideWhenUsed="0" w:uiPriority="67" w:semiHidden="0" w:name="Medium Grid 1 Accent 3"/>
+    <w:lsdException w:unhideWhenUsed="0" w:uiPriority="68" w:semiHidden="0" w:name="Medium Grid 2 Accent 3"/>
+    <w:lsdException w:unhideWhenUsed="0" w:uiPriority="69" w:semiHidden="0" w:name="Medium Grid 3 Accent 3"/>
+    <w:lsdException w:unhideWhenUsed="0" w:uiPriority="70" w:semiHidden="0" w:name="Dark List Accent 3"/>
+    <w:lsdException w:unhideWhenUsed="0" w:uiPriority="71" w:semiHidden="0" w:name="Colorful Shading Accent 3"/>
+    <w:lsdException w:unhideWhenUsed="0" w:uiPriority="72" w:semiHidden="0" w:name="Colorful List Accent 3"/>
+    <w:lsdException w:unhideWhenUsed="0" w:uiPriority="73" w:semiHidden="0" w:name="Colorful Grid Accent 3"/>
+    <w:lsdException w:unhideWhenUsed="0" w:uiPriority="60" w:semiHidden="0" w:name="Light Shading Accent 4"/>
+    <w:lsdException w:unhideWhenUsed="0" w:uiPriority="61" w:semiHidden="0" w:name="Light List Accent 4"/>
+    <w:lsdException w:unhideWhenUsed="0" w:uiPriority="62" w:semiHidden="0" w:name="Light Grid Accent 4"/>
+    <w:lsdException w:unhideWhenUsed="0" w:uiPriority="63" w:semiHidden="0" w:name="Medium Shading 1 Accent 4"/>
+    <w:lsdException w:unhideWhenUsed="0" w:uiPriority="64" w:semiHidden="0" w:name="Medium Shading 2 Accent 4"/>
+    <w:lsdException w:unhideWhenUsed="0" w:uiPriority="65" w:semiHidden="0" w:name="Medium List 1 Accent 4"/>
+    <w:lsdException w:unhideWhenUsed="0" w:uiPriority="66" w:semiHidden="0" w:name="Medium List 2 Accent 4"/>
+    <w:lsdException w:unhideWhenUsed="0" w:uiPriority="67" w:semiHidden="0" w:name="Medium Grid 1 Accent 4"/>
+    <w:lsdException w:unhideWhenUsed="0" w:uiPriority="68" w:semiHidden="0" w:name="Medium Grid 2 Accent 4"/>
+    <w:lsdException w:unhideWhenUsed="0" w:uiPriority="69" w:semiHidden="0" w:name="Medium Grid 3 Accent 4"/>
+    <w:lsdException w:unhideWhenUsed="0" w:uiPriority="70" w:semiHidden="0" w:name="Dark List Accent 4"/>
+    <w:lsdException w:unhideWhenUsed="0" w:uiPriority="71" w:semiHidden="0" w:name="Colorful Shading Accent 4"/>
+    <w:lsdException w:unhideWhenUsed="0" w:uiPriority="72" w:semiHidden="0" w:name="Colorful List Accent 4"/>
+    <w:lsdException w:unhideWhenUsed="0" w:uiPriority="73" w:semiHidden="0" w:name="Colorful Grid Accent 4"/>
+    <w:lsdException w:unhideWhenUsed="0" w:uiPriority="60" w:semiHidden="0" w:name="Light Shading Accent 5"/>
+    <w:lsdException w:unhideWhenUsed="0" w:uiPriority="61" w:semiHidden="0" w:name="Light List Accent 5"/>
+    <w:lsdException w:unhideWhenUsed="0" w:uiPriority="62" w:semiHidden="0" w:name="Light Grid Accent 5"/>
+    <w:lsdException w:unhideWhenUsed="0" w:uiPriority="63" w:semiHidden="0" w:name="Medium Shading 1 Accent 5"/>
+    <w:lsdException w:unhideWhenUsed="0" w:uiPriority="64" w:semiHidden="0" w:name="Medium Shading 2 Accent 5"/>
+    <w:lsdException w:unhideWhenUsed="0" w:uiPriority="65" w:semiHidden="0" w:name="Medium List 1 Accent 5"/>
+    <w:lsdException w:unhideWhenUsed="0" w:uiPriority="66" w:semiHidden="0" w:name="Medium List 2 Accent 5"/>
+    <w:lsdException w:unhideWhenUsed="0" w:uiPriority="67" w:semiHidden="0" w:name="Medium Grid 1 Accent 5"/>
+    <w:lsdException w:unhideWhenUsed="0" w:uiPriority="68" w:semiHidden="0" w:name="Medium Grid 2 Accent 5"/>
+    <w:lsdException w:unhideWhenUsed="0" w:uiPriority="69" w:semiHidden="0" w:name="Medium Grid 3 Accent 5"/>
+    <w:lsdException w:unhideWhenUsed="0" w:uiPriority="70" w:semiHidden="0" w:name="Dark List Accent 5"/>
+    <w:lsdException w:unhideWhenUsed="0" w:uiPriority="71" w:semiHidden="0" w:name="Colorful Shading Accent 5"/>
+    <w:lsdException w:unhideWhenUsed="0" w:uiPriority="72" w:semiHidden="0" w:name="Colorful List Accent 5"/>
+    <w:lsdException w:unhideWhenUsed="0" w:uiPriority="73" w:semiHidden="0" w:name="Colorful Grid Accent 5"/>
+    <w:lsdException w:unhideWhenUsed="0" w:uiPriority="60" w:semiHidden="0" w:name="Light Shading Accent 6"/>
+    <w:lsdException w:unhideWhenUsed="0" w:uiPriority="61" w:semiHidden="0" w:name="Light List Accent 6"/>
+    <w:lsdException w:unhideWhenUsed="0" w:uiPriority="62" w:semiHidden="0" w:name="Light Grid Accent 6"/>
+    <w:lsdException w:unhideWhenUsed="0" w:uiPriority="63" w:semiHidden="0" w:name="Medium Shading 1 Accent 6"/>
+    <w:lsdException w:unhideWhenUsed="0" w:uiPriority="64" w:semiHidden="0" w:name="Medium Shading 2 Accent 6"/>
+    <w:lsdException w:unhideWhenUsed="0" w:uiPriority="65" w:semiHidden="0" w:name="Medium List 1 Accent 6"/>
+    <w:lsdException w:unhideWhenUsed="0" w:uiPriority="66" w:semiHidden="0" w:name="Medium List 2 Accent 6"/>
+    <w:lsdException w:unhideWhenUsed="0" w:uiPriority="67" w:semiHidden="0" w:name="Medium Grid 1 Accent 6"/>
+    <w:lsdException w:unhideWhenUsed="0" w:uiPriority="68" w:semiHidden="0" w:name="Medium Grid 2 Accent 6"/>
+    <w:lsdException w:unhideWhenUsed="0" w:uiPriority="69" w:semiHidden="0" w:name="Medium Grid 3 Accent 6"/>
+    <w:lsdException w:unhideWhenUsed="0" w:uiPriority="70" w:semiHidden="0" w:name="Dark List Accent 6"/>
+    <w:lsdException w:unhideWhenUsed="0" w:uiPriority="71" w:semiHidden="0" w:name="Colorful Shading Accent 6"/>
+    <w:lsdException w:unhideWhenUsed="0" w:uiPriority="72" w:semiHidden="0" w:name="Colorful List Accent 6"/>
+    <w:lsdException w:unhideWhenUsed="0" w:uiPriority="73" w:semiHidden="0" w:name="Colorful Grid Accent 6"/>
   </w:latentStyles>
-  <w:style w:type="paragraph" w:default="1" w:styleId="Normal">
+  <w:style w:type="paragraph" w:default="1" w:styleId="1">
     <w:name w:val="Normal"/>
     <w:qFormat/>
+    <w:uiPriority w:val="0"/>
     <w:pPr>
-      <w:spacing w:line="259" w:lineRule="auto"/>
+      <w:spacing w:after="160" w:line="259" w:lineRule="auto"/>
     </w:pPr>
     <w:rPr>
-      <w:rFonts w:ascii="Calibri" w:eastAsia="Calibri" w:hAnsi="Calibri" w:cs="Calibri"/>
+      <w:rFonts w:ascii="Calibri" w:hAnsi="Calibri" w:eastAsia="Calibri" w:cs="Calibri"/>
       <w:color w:val="000000"/>
+      <w:kern w:val="2"/>
       <w:sz w:val="22"/>
+      <w:szCs w:val="24"/>
+      <w:lang w:val="en-IN" w:eastAsia="en-IN" w:bidi="ar-SA"/>
+      <w14:ligatures w14:val="standardContextual"/>
     </w:rPr>
   </w:style>
-  <w:style w:type="paragraph" w:styleId="Heading1">
+  <w:style w:type="paragraph" w:styleId="2">
     <w:name w:val="heading 1"/>
-    <w:next w:val="Normal"/>
-    <w:link w:val="Heading1Char"/>
+    <w:next w:val="1"/>
+    <w:link w:val="6"/>
+    <w:qFormat/>
     <w:uiPriority w:val="9"/>
-    <w:qFormat/>
     <w:pPr>
       <w:keepNext/>
       <w:keepLines/>
@@ -3923,24 +4114,30 @@
       <w:outlineLvl w:val="0"/>
     </w:pPr>
     <w:rPr>
-      <w:rFonts w:ascii="Arial" w:eastAsia="Arial" w:hAnsi="Arial" w:cs="Arial"/>
+      <w:rFonts w:ascii="Arial" w:hAnsi="Arial" w:eastAsia="Arial" w:cs="Arial"/>
       <w:b/>
       <w:color w:val="000000"/>
+      <w:kern w:val="2"/>
+      <w:sz w:val="24"/>
+      <w:szCs w:val="24"/>
+      <w:lang w:val="en-IN" w:eastAsia="en-IN" w:bidi="ar-SA"/>
+      <w14:ligatures w14:val="standardContextual"/>
     </w:rPr>
   </w:style>
-  <w:style w:type="character" w:default="1" w:styleId="DefaultParagraphFont">
+  <w:style w:type="character" w:default="1" w:styleId="3">
     <w:name w:val="Default Paragraph Font"/>
-    <w:uiPriority w:val="1"/>
     <w:semiHidden/>
     <w:unhideWhenUsed/>
+    <w:qFormat/>
+    <w:uiPriority w:val="1"/>
   </w:style>
-  <w:style w:type="table" w:default="1" w:styleId="TableNormal">
+  <w:style w:type="table" w:default="1" w:styleId="4">
     <w:name w:val="Normal Table"/>
-    <w:uiPriority w:val="99"/>
     <w:semiHidden/>
     <w:unhideWhenUsed/>
+    <w:qFormat/>
+    <w:uiPriority w:val="99"/>
     <w:tblPr>
-      <w:tblInd w:w="0" w:type="dxa"/>
       <w:tblCellMar>
         <w:top w:w="0" w:type="dxa"/>
         <w:left w:w="108" w:type="dxa"/>
@@ -3949,24 +4146,37 @@
       </w:tblCellMar>
     </w:tblPr>
   </w:style>
-  <w:style w:type="numbering" w:default="1" w:styleId="NoList">
-    <w:name w:val="No List"/>
+  <w:style w:type="paragraph" w:styleId="5">
+    <w:name w:val="footer"/>
+    <w:basedOn w:val="1"/>
+    <w:link w:val="8"/>
+    <w:unhideWhenUsed/>
+    <w:qFormat/>
     <w:uiPriority w:val="99"/>
-    <w:semiHidden/>
-    <w:unhideWhenUsed/>
+    <w:pPr>
+      <w:tabs>
+        <w:tab w:val="center" w:pos="4513"/>
+        <w:tab w:val="right" w:pos="9026"/>
+      </w:tabs>
+      <w:spacing w:after="0" w:line="240" w:lineRule="auto"/>
+    </w:pPr>
   </w:style>
-  <w:style w:type="character" w:customStyle="1" w:styleId="Heading1Char">
+  <w:style w:type="character" w:customStyle="1" w:styleId="6">
     <w:name w:val="Heading 1 Char"/>
-    <w:link w:val="Heading1"/>
+    <w:link w:val="2"/>
+    <w:qFormat/>
+    <w:uiPriority w:val="0"/>
     <w:rPr>
-      <w:rFonts w:ascii="Arial" w:eastAsia="Arial" w:hAnsi="Arial" w:cs="Arial"/>
+      <w:rFonts w:ascii="Arial" w:hAnsi="Arial" w:eastAsia="Arial" w:cs="Arial"/>
       <w:b/>
       <w:color w:val="000000"/>
       <w:sz w:val="24"/>
     </w:rPr>
   </w:style>
-  <w:style w:type="table" w:customStyle="1" w:styleId="TableGrid">
+  <w:style w:type="table" w:customStyle="1" w:styleId="7">
     <w:name w:val="TableGrid"/>
+    <w:qFormat/>
+    <w:uiPriority w:val="0"/>
     <w:pPr>
       <w:spacing w:after="0" w:line="240" w:lineRule="auto"/>
     </w:pPr>
@@ -3979,29 +4189,14 @@
       </w:tblCellMar>
     </w:tblPr>
   </w:style>
-  <w:style w:type="paragraph" w:styleId="Footer">
-    <w:name w:val="footer"/>
-    <w:basedOn w:val="Normal"/>
-    <w:link w:val="FooterChar"/>
+  <w:style w:type="character" w:customStyle="1" w:styleId="8">
+    <w:name w:val="Footer Char"/>
+    <w:basedOn w:val="3"/>
+    <w:link w:val="5"/>
+    <w:qFormat/>
     <w:uiPriority w:val="99"/>
-    <w:unhideWhenUsed/>
-    <w:rsid w:val="00BD586B"/>
-    <w:pPr>
-      <w:tabs>
-        <w:tab w:val="center" w:pos="4513"/>
-        <w:tab w:val="right" w:pos="9026"/>
-      </w:tabs>
-      <w:spacing w:after="0" w:line="240" w:lineRule="auto"/>
-    </w:pPr>
-  </w:style>
-  <w:style w:type="character" w:customStyle="1" w:styleId="FooterChar">
-    <w:name w:val="Footer Char"/>
-    <w:basedOn w:val="DefaultParagraphFont"/>
-    <w:link w:val="Footer"/>
-    <w:uiPriority w:val="99"/>
-    <w:rsid w:val="00BD586B"/>
     <w:rPr>
-      <w:rFonts w:ascii="Calibri" w:eastAsia="Calibri" w:hAnsi="Calibri" w:cs="Calibri"/>
+      <w:rFonts w:ascii="Calibri" w:hAnsi="Calibri" w:eastAsia="Calibri" w:cs="Calibri"/>
       <w:color w:val="000000"/>
       <w:sz w:val="22"/>
     </w:rPr>
@@ -4052,7 +4247,7 @@
     </a:clrScheme>
     <a:fontScheme name="Office">
       <a:majorFont>
-        <a:latin typeface="Calibri Light" panose="020F0302020204030204"/>
+        <a:latin typeface="Calibri Light"/>
         <a:ea typeface=""/>
         <a:cs typeface=""/>
         <a:font script="Jpan" typeface="游ゴシック Light"/>
@@ -4085,26 +4280,9 @@
         <a:font script="Viet" typeface="Times New Roman"/>
         <a:font script="Uigh" typeface="Microsoft Uighur"/>
         <a:font script="Geor" typeface="Sylfaen"/>
-        <a:font script="Armn" typeface="Arial"/>
-        <a:font script="Bugi" typeface="Leelawadee UI"/>
-        <a:font script="Bopo" typeface="Microsoft JhengHei"/>
-        <a:font script="Java" typeface="Javanese Text"/>
-        <a:font script="Lisu" typeface="Segoe UI"/>
-        <a:font script="Mymr" typeface="Myanmar Text"/>
-        <a:font script="Nkoo" typeface="Ebrima"/>
-        <a:font script="Olck" typeface="Nirmala UI"/>
-        <a:font script="Osma" typeface="Ebrima"/>
-        <a:font script="Phag" typeface="Phagspa"/>
-        <a:font script="Syrn" typeface="Estrangelo Edessa"/>
-        <a:font script="Syrj" typeface="Estrangelo Edessa"/>
-        <a:font script="Syre" typeface="Estrangelo Edessa"/>
-        <a:font script="Sora" typeface="Nirmala UI"/>
-        <a:font script="Tale" typeface="Microsoft Tai Le"/>
-        <a:font script="Talu" typeface="Microsoft New Tai Lue"/>
-        <a:font script="Tfng" typeface="Ebrima"/>
       </a:majorFont>
       <a:minorFont>
-        <a:latin typeface="Calibri" panose="020F0502020204030204"/>
+        <a:latin typeface="Calibri"/>
         <a:ea typeface=""/>
         <a:cs typeface=""/>
         <a:font script="Jpan" typeface="游明朝"/>
@@ -4137,23 +4315,6 @@
         <a:font script="Viet" typeface="Arial"/>
         <a:font script="Uigh" typeface="Microsoft Uighur"/>
         <a:font script="Geor" typeface="Sylfaen"/>
-        <a:font script="Armn" typeface="Arial"/>
-        <a:font script="Bugi" typeface="Leelawadee UI"/>
-        <a:font script="Bopo" typeface="Microsoft JhengHei"/>
-        <a:font script="Java" typeface="Javanese Text"/>
-        <a:font script="Lisu" typeface="Segoe UI"/>
-        <a:font script="Mymr" typeface="Myanmar Text"/>
-        <a:font script="Nkoo" typeface="Ebrima"/>
-        <a:font script="Olck" typeface="Nirmala UI"/>
-        <a:font script="Osma" typeface="Ebrima"/>
-        <a:font script="Phag" typeface="Phagspa"/>
-        <a:font script="Syrn" typeface="Estrangelo Edessa"/>
-        <a:font script="Syrj" typeface="Estrangelo Edessa"/>
-        <a:font script="Syre" typeface="Estrangelo Edessa"/>
-        <a:font script="Sora" typeface="Nirmala UI"/>
-        <a:font script="Tale" typeface="Microsoft Tai Le"/>
-        <a:font script="Talu" typeface="Microsoft New Tai Lue"/>
-        <a:font script="Tfng" typeface="Ebrima"/>
       </a:minorFont>
     </a:fontScheme>
     <a:fmtScheme name="Office">
@@ -4295,11 +4456,22 @@
     </a:fmtScheme>
   </a:themeElements>
   <a:objectDefaults/>
-  <a:extraClrSchemeLst/>
-  <a:extLst>
-    <a:ext uri="{05A4C25C-085E-4340-85A3-A5531E510DB2}">
-      <thm15:themeFamily xmlns:thm15="http://schemas.microsoft.com/office/thememl/2012/main" name="Office Theme" id="{62F939B6-93AF-4DB8-9C6B-D6C7DFDC589F}" vid="{4A3C46E8-61CC-4603-A589-7422A47A8E4A}"/>
-    </a:ext>
-  </a:extLst>
 </a:theme>
+</file>
+
+<file path=customXml/item1.xml><?xml version="1.0" encoding="utf-8"?>
+<s:customData xmlns="http://www.wps.cn/officeDocument/2013/wpsCustomData" xmlns:s="http://www.wps.cn/officeDocument/2013/wpsCustomData">
+  <customSectProps/>
+  <customShpExts>
+    <customShpInfo spid="_x0000_s1026" textRotate="1"/>
+  </customShpExts>
+</s:customData>
+</file>
+
+<file path=customXml/itemProps1.xml><?xml version="1.0" encoding="utf-8"?>
+<ds:datastoreItem xmlns:ds="http://schemas.openxmlformats.org/officeDocument/2006/customXml" ds:itemID="{B1977F7D-205B-4081-913C-38D41E755F92}">
+  <ds:schemaRefs>
+    <ds:schemaRef ds:uri="http://www.wps.cn/officeDocument/2013/wpsCustomData"/>
+  </ds:schemaRefs>
+</ds:datastoreItem>
 </file>